--- a/Fase 1/Evidencias Individuales/Cariqueo_Ariel_1.1_APT122_AutoevaluacionCompetenciasFase1.docx
+++ b/Fase 1/Evidencias Individuales/Cariqueo_Ariel_1.1_APT122_AutoevaluacionCompetenciasFase1.docx
@@ -481,7 +481,7 @@
                 <w:sz w:val="20"/>
                 <w:szCs w:val="20"/>
               </w:rPr>
-              <w:t>La 200 (ladoscientos.cl) — digitalizar el local de Mitzi, de productos de limpieza en una parcelación, sin dejar atrás a quienes lo atienden</w:t>
+              <w:t>La 200 (ladoscientos.cl)</w:t>
             </w:r>
           </w:p>
         </w:tc>
@@ -664,7 +664,7 @@
           <w:rFonts w:ascii="Calibri" w:hAnsi="Calibri" w:cs="Calibri"/>
           <w:lang w:val="es-ES"/>
         </w:rPr>
-        <w:t>Los roles, las tres puertas y los objetivos de este informe coinciden con la propuesta de proyecto La200_Propuesta.pptx (12 láminas).</w:t>
+        <w:t>Este informe cubre solo mi lámina de rol. La visión y la priorización son de Joaquín Díaz. Los pagos, los pedidos en línea y la operación del local son de Benjamín Repetto.</w:t>
       </w:r>
     </w:p>
     <w:p>
@@ -680,67 +680,7 @@
           <w:rFonts w:ascii="Calibri" w:eastAsia="Times New Roman" w:hAnsi="Calibri" w:cs="Calibri"/>
           <w:lang w:val="es-ES"/>
         </w:rPr>
-        <w:t>2. Roles del equipo y del local (según la propuesta)</w:t>
-      </w:r>
-    </w:p>
-    <w:p>
-      <w:pPr>
-        <w:pStyle w:val="NormalWeb"/>
-        <w:rPr>
-          <w:rFonts w:ascii="Calibri" w:hAnsi="Calibri" w:cs="Calibri"/>
-          <w:color w:val="222222"/>
-          <w:sz w:val="22"/>
-          <w:szCs w:val="22"/>
-          <w:lang w:val="es-ES"/>
-        </w:rPr>
-      </w:pPr>
-      <w:r>
-        <w:rPr>
-          <w:rFonts w:ascii="Calibri" w:hAnsi="Calibri" w:cs="Calibri"/>
-          <w:color w:val="222222"/>
-          <w:sz w:val="22"/>
-          <w:szCs w:val="22"/>
-          <w:lang w:val="es-ES"/>
-        </w:rPr>
-        <w:t xml:space="preserve">La propuesta distingue con claridad quién desarrolla el sistema, para quién se construye y quién lo usa en el mostrador. Mitzi y los trabajadores mayores </w:t>
-      </w:r>
-      <w:r>
-        <w:rPr>
-          <w:rFonts w:ascii="Calibri" w:hAnsi="Calibri" w:cs="Calibri"/>
-          <w:b/>
-          <w:bCs/>
-          <w:color w:val="222222"/>
-          <w:sz w:val="22"/>
-          <w:szCs w:val="22"/>
-          <w:lang w:val="es-ES"/>
-        </w:rPr>
-        <w:t>no</w:t>
-      </w:r>
-      <w:r>
-        <w:rPr>
-          <w:rFonts w:ascii="Calibri" w:hAnsi="Calibri" w:cs="Calibri"/>
-          <w:color w:val="222222"/>
-          <w:sz w:val="22"/>
-          <w:szCs w:val="22"/>
-          <w:lang w:val="es-ES"/>
-        </w:rPr>
-        <w:t xml:space="preserve"> son integrantes del equipo de título.</w:t>
-      </w:r>
-    </w:p>
-    <w:p>
-      <w:pPr>
-        <w:pStyle w:val="Heading3"/>
-        <w:rPr>
-          <w:rFonts w:ascii="Calibri" w:eastAsia="Times New Roman" w:hAnsi="Calibri" w:cs="Calibri"/>
-          <w:lang w:val="es-ES"/>
-        </w:rPr>
-      </w:pPr>
-      <w:r>
-        <w:rPr>
-          <w:rFonts w:ascii="Calibri" w:eastAsia="Times New Roman" w:hAnsi="Calibri" w:cs="Calibri"/>
-          <w:lang w:val="es-ES"/>
-        </w:rPr>
-        <w:t>Equipo de título</w:t>
+        <w:t>2. Qué me corresponde y qué no</w:t>
       </w:r>
     </w:p>
     <w:tbl>
@@ -835,7 +775,7 @@
                 <w:sz w:val="20"/>
                 <w:szCs w:val="20"/>
               </w:rPr>
-              <w:t>Rol en la propuesta</w:t>
+              <w:t>Rol</w:t>
             </w:r>
           </w:p>
         </w:tc>
@@ -873,7 +813,7 @@
                 <w:sz w:val="20"/>
                 <w:szCs w:val="20"/>
               </w:rPr>
-              <w:t>Qué cubre</w:t>
+              <w:t>Qué cubre (no se mezcla)</w:t>
             </w:r>
           </w:p>
         </w:tc>
@@ -916,7 +856,6 @@
                 <w:sz w:val="20"/>
                 <w:szCs w:val="20"/>
               </w:rPr>
-              <w:lastRenderedPageBreak/>
               <w:t>Joaquín Díaz</w:t>
             </w:r>
           </w:p>
@@ -993,7 +932,7 @@
                 <w:sz w:val="20"/>
                 <w:szCs w:val="20"/>
               </w:rPr>
-              <w:t>Visión del producto, priorización y coordinación del equipo.</w:t>
+              <w:t>Visión del producto (incluir / cuidar / ordenar), recortes, backlog, sprints, relato de la propuesta, coordinación.</w:t>
             </w:r>
           </w:p>
         </w:tc>
@@ -1036,6 +975,7 @@
                 <w:sz w:val="20"/>
                 <w:szCs w:val="20"/>
               </w:rPr>
+              <w:lastRenderedPageBreak/>
               <w:t>Ariel Cariqueo (yo)</w:t>
             </w:r>
           </w:p>
@@ -1112,7 +1052,7 @@
                 <w:sz w:val="20"/>
                 <w:szCs w:val="20"/>
               </w:rPr>
-              <w:t>Diseño técnico, backend, frontend y aplicación de escritorio.</w:t>
+              <w:t>Tres puertas técnicas, backend común, modelo de datos, sincronización, frontend de las aplicaciones, app de escritorio y 2FA.</w:t>
             </w:r>
           </w:p>
         </w:tc>
@@ -1231,7 +1171,7 @@
                 <w:sz w:val="20"/>
                 <w:szCs w:val="20"/>
               </w:rPr>
-              <w:t>Pagos, pedidos en línea y operación del local.</w:t>
+              <w:t>Efectivo y vuelto, TUU, Webpay, pedido en línea como operación, cobro en el POS, pendientes versus entregados, entrega en el mostrador.</w:t>
             </w:r>
           </w:p>
         </w:tc>
@@ -1239,7 +1179,51 @@
     </w:tbl>
     <w:p>
       <w:pPr>
-        <w:pStyle w:val="Heading3"/>
+        <w:pStyle w:val="NormalWeb"/>
+        <w:rPr>
+          <w:rFonts w:ascii="Calibri" w:hAnsi="Calibri" w:cs="Calibri"/>
+          <w:color w:val="222222"/>
+          <w:sz w:val="22"/>
+          <w:szCs w:val="22"/>
+          <w:lang w:val="es-ES"/>
+        </w:rPr>
+      </w:pPr>
+      <w:r>
+        <w:rPr>
+          <w:rFonts w:ascii="Calibri" w:hAnsi="Calibri" w:cs="Calibri"/>
+          <w:color w:val="222222"/>
+          <w:sz w:val="22"/>
+          <w:szCs w:val="22"/>
+          <w:lang w:val="es-ES"/>
+        </w:rPr>
+        <w:t>Mitzi es la dueña (usa el escritorio). Los trabajadores mayores usan el POS. Ni Mitzi ni quienes atienden son integrantes del equipo de título.</w:t>
+      </w:r>
+    </w:p>
+    <w:p>
+      <w:pPr>
+        <w:pStyle w:val="NormalWeb"/>
+        <w:rPr>
+          <w:rFonts w:ascii="Calibri" w:hAnsi="Calibri" w:cs="Calibri"/>
+          <w:color w:val="222222"/>
+          <w:sz w:val="22"/>
+          <w:szCs w:val="22"/>
+          <w:lang w:val="es-ES"/>
+        </w:rPr>
+      </w:pPr>
+      <w:r>
+        <w:rPr>
+          <w:rFonts w:ascii="Calibri" w:hAnsi="Calibri" w:cs="Calibri"/>
+          <w:color w:val="222222"/>
+          <w:sz w:val="22"/>
+          <w:szCs w:val="22"/>
+          <w:lang w:val="es-ES"/>
+        </w:rPr>
+        <w:t>Si una evidencia es de producto, es de Joaquín. Si es de cobro, pedido o entrega, es de Benjamín. Si es de cómo está cortado el sistema y cómo se construye, es mía.</w:t>
+      </w:r>
+    </w:p>
+    <w:p>
+      <w:pPr>
+        <w:pStyle w:val="Heading2"/>
         <w:rPr>
           <w:rFonts w:ascii="Calibri" w:eastAsia="Times New Roman" w:hAnsi="Calibri" w:cs="Calibri"/>
           <w:lang w:val="es-ES"/>
@@ -1250,7 +1234,504 @@
           <w:rFonts w:ascii="Calibri" w:eastAsia="Times New Roman" w:hAnsi="Calibri" w:cs="Calibri"/>
           <w:lang w:val="es-ES"/>
         </w:rPr>
-        <w:t>Fuera del equipo de título</w:t>
+        <w:t>3. Escala</w:t>
+      </w:r>
+    </w:p>
+    <w:tbl>
+      <w:tblPr>
+        <w:tblW w:w="5000" w:type="pct"/>
+        <w:tblCellMar>
+          <w:top w:w="15" w:type="dxa"/>
+          <w:left w:w="15" w:type="dxa"/>
+          <w:bottom w:w="15" w:type="dxa"/>
+          <w:right w:w="15" w:type="dxa"/>
+        </w:tblCellMar>
+        <w:tblLook w:val="04A0" w:firstRow="1" w:lastRow="0" w:firstColumn="1" w:lastColumn="0" w:noHBand="0" w:noVBand="1"/>
+      </w:tblPr>
+      <w:tblGrid>
+        <w:gridCol w:w="1694"/>
+        <w:gridCol w:w="7719"/>
+      </w:tblGrid>
+      <w:tr>
+        <w:trPr>
+          <w:cantSplit/>
+        </w:trPr>
+        <w:tc>
+          <w:tcPr>
+            <w:tcW w:w="900" w:type="pct"/>
+            <w:shd w:val="clear" w:color="auto" w:fill="1F4E79"/>
+            <w:tcMar>
+              <w:top w:w="100" w:type="dxa"/>
+              <w:left w:w="120" w:type="dxa"/>
+              <w:bottom w:w="100" w:type="dxa"/>
+              <w:right w:w="120" w:type="dxa"/>
+            </w:tcMar>
+            <w:vAlign w:val="center"/>
+            <w:hideMark/>
+          </w:tcPr>
+          <w:p>
+            <w:pPr>
+              <w:spacing w:before="160" w:after="240"/>
+              <w:rPr>
+                <w:rFonts w:ascii="Calibri" w:eastAsia="Times New Roman" w:hAnsi="Calibri" w:cs="Calibri"/>
+                <w:b/>
+                <w:bCs/>
+                <w:color w:val="FFFFFF"/>
+                <w:sz w:val="20"/>
+                <w:szCs w:val="20"/>
+              </w:rPr>
+            </w:pPr>
+            <w:r>
+              <w:rPr>
+                <w:rFonts w:ascii="Calibri" w:eastAsia="Times New Roman" w:hAnsi="Calibri" w:cs="Calibri"/>
+                <w:b/>
+                <w:bCs/>
+                <w:color w:val="FFFFFF"/>
+                <w:sz w:val="20"/>
+                <w:szCs w:val="20"/>
+              </w:rPr>
+              <w:t>Nivel</w:t>
+            </w:r>
+          </w:p>
+        </w:tc>
+        <w:tc>
+          <w:tcPr>
+            <w:tcW w:w="0" w:type="auto"/>
+            <w:shd w:val="clear" w:color="auto" w:fill="1F4E79"/>
+            <w:tcMar>
+              <w:top w:w="100" w:type="dxa"/>
+              <w:left w:w="120" w:type="dxa"/>
+              <w:bottom w:w="100" w:type="dxa"/>
+              <w:right w:w="120" w:type="dxa"/>
+            </w:tcMar>
+            <w:vAlign w:val="center"/>
+            <w:hideMark/>
+          </w:tcPr>
+          <w:p>
+            <w:pPr>
+              <w:spacing w:before="160" w:after="240"/>
+              <w:rPr>
+                <w:rFonts w:ascii="Calibri" w:eastAsia="Times New Roman" w:hAnsi="Calibri" w:cs="Calibri"/>
+                <w:b/>
+                <w:bCs/>
+                <w:color w:val="FFFFFF"/>
+                <w:sz w:val="20"/>
+                <w:szCs w:val="20"/>
+              </w:rPr>
+            </w:pPr>
+            <w:r>
+              <w:rPr>
+                <w:rFonts w:ascii="Calibri" w:eastAsia="Times New Roman" w:hAnsi="Calibri" w:cs="Calibri"/>
+                <w:b/>
+                <w:bCs/>
+                <w:color w:val="FFFFFF"/>
+                <w:sz w:val="20"/>
+                <w:szCs w:val="20"/>
+              </w:rPr>
+              <w:t>Significado</w:t>
+            </w:r>
+          </w:p>
+        </w:tc>
+      </w:tr>
+      <w:tr>
+        <w:trPr>
+          <w:cantSplit/>
+        </w:trPr>
+        <w:tc>
+          <w:tcPr>
+            <w:tcW w:w="0" w:type="auto"/>
+            <w:tcBorders>
+              <w:top w:val="single" w:sz="6" w:space="0" w:color="8FAADC"/>
+              <w:left w:val="single" w:sz="6" w:space="0" w:color="8FAADC"/>
+              <w:bottom w:val="single" w:sz="6" w:space="0" w:color="8FAADC"/>
+              <w:right w:val="single" w:sz="6" w:space="0" w:color="8FAADC"/>
+            </w:tcBorders>
+            <w:tcMar>
+              <w:top w:w="100" w:type="dxa"/>
+              <w:left w:w="120" w:type="dxa"/>
+              <w:bottom w:w="100" w:type="dxa"/>
+              <w:right w:w="120" w:type="dxa"/>
+            </w:tcMar>
+            <w:hideMark/>
+          </w:tcPr>
+          <w:p>
+            <w:pPr>
+              <w:spacing w:before="160" w:after="240"/>
+              <w:rPr>
+                <w:rFonts w:ascii="Calibri" w:eastAsia="Times New Roman" w:hAnsi="Calibri" w:cs="Calibri"/>
+                <w:b/>
+                <w:bCs/>
+                <w:color w:val="1F4E79"/>
+                <w:sz w:val="20"/>
+                <w:szCs w:val="20"/>
+              </w:rPr>
+            </w:pPr>
+            <w:r>
+              <w:rPr>
+                <w:rFonts w:ascii="Calibri" w:eastAsia="Times New Roman" w:hAnsi="Calibri" w:cs="Calibri"/>
+                <w:b/>
+                <w:bCs/>
+                <w:color w:val="1F4E79"/>
+                <w:sz w:val="20"/>
+                <w:szCs w:val="20"/>
+              </w:rPr>
+              <w:t>Inicial</w:t>
+            </w:r>
+          </w:p>
+        </w:tc>
+        <w:tc>
+          <w:tcPr>
+            <w:tcW w:w="0" w:type="auto"/>
+            <w:tcBorders>
+              <w:top w:val="single" w:sz="6" w:space="0" w:color="8FAADC"/>
+              <w:left w:val="single" w:sz="6" w:space="0" w:color="8FAADC"/>
+              <w:bottom w:val="single" w:sz="6" w:space="0" w:color="8FAADC"/>
+              <w:right w:val="single" w:sz="6" w:space="0" w:color="8FAADC"/>
+            </w:tcBorders>
+            <w:tcMar>
+              <w:top w:w="100" w:type="dxa"/>
+              <w:left w:w="120" w:type="dxa"/>
+              <w:bottom w:w="100" w:type="dxa"/>
+              <w:right w:w="120" w:type="dxa"/>
+            </w:tcMar>
+            <w:hideMark/>
+          </w:tcPr>
+          <w:p>
+            <w:pPr>
+              <w:spacing w:before="160" w:after="240"/>
+              <w:rPr>
+                <w:rFonts w:ascii="Calibri" w:eastAsia="Times New Roman" w:hAnsi="Calibri" w:cs="Calibri"/>
+                <w:color w:val="222222"/>
+                <w:sz w:val="20"/>
+                <w:szCs w:val="20"/>
+              </w:rPr>
+            </w:pPr>
+            <w:r>
+              <w:rPr>
+                <w:rFonts w:ascii="Calibri" w:eastAsia="Times New Roman" w:hAnsi="Calibri" w:cs="Calibri"/>
+                <w:color w:val="222222"/>
+                <w:sz w:val="20"/>
+                <w:szCs w:val="20"/>
+              </w:rPr>
+              <w:t>Conozco la competencia; no hay evidencia mía suficiente.</w:t>
+            </w:r>
+          </w:p>
+        </w:tc>
+      </w:tr>
+      <w:tr>
+        <w:trPr>
+          <w:cantSplit/>
+        </w:trPr>
+        <w:tc>
+          <w:tcPr>
+            <w:tcW w:w="0" w:type="auto"/>
+            <w:tcBorders>
+              <w:top w:val="single" w:sz="6" w:space="0" w:color="8FAADC"/>
+              <w:left w:val="single" w:sz="6" w:space="0" w:color="8FAADC"/>
+              <w:bottom w:val="single" w:sz="6" w:space="0" w:color="8FAADC"/>
+              <w:right w:val="single" w:sz="6" w:space="0" w:color="8FAADC"/>
+            </w:tcBorders>
+            <w:tcMar>
+              <w:top w:w="100" w:type="dxa"/>
+              <w:left w:w="120" w:type="dxa"/>
+              <w:bottom w:w="100" w:type="dxa"/>
+              <w:right w:w="120" w:type="dxa"/>
+            </w:tcMar>
+            <w:hideMark/>
+          </w:tcPr>
+          <w:p>
+            <w:pPr>
+              <w:spacing w:before="160" w:after="240"/>
+              <w:rPr>
+                <w:rFonts w:ascii="Calibri" w:eastAsia="Times New Roman" w:hAnsi="Calibri" w:cs="Calibri"/>
+                <w:b/>
+                <w:bCs/>
+                <w:color w:val="1F4E79"/>
+                <w:sz w:val="20"/>
+                <w:szCs w:val="20"/>
+              </w:rPr>
+            </w:pPr>
+            <w:r>
+              <w:rPr>
+                <w:rFonts w:ascii="Calibri" w:eastAsia="Times New Roman" w:hAnsi="Calibri" w:cs="Calibri"/>
+                <w:b/>
+                <w:bCs/>
+                <w:color w:val="1F4E79"/>
+                <w:sz w:val="20"/>
+                <w:szCs w:val="20"/>
+              </w:rPr>
+              <w:t>En desarrollo</w:t>
+            </w:r>
+          </w:p>
+        </w:tc>
+        <w:tc>
+          <w:tcPr>
+            <w:tcW w:w="0" w:type="auto"/>
+            <w:tcBorders>
+              <w:top w:val="single" w:sz="6" w:space="0" w:color="8FAADC"/>
+              <w:left w:val="single" w:sz="6" w:space="0" w:color="8FAADC"/>
+              <w:bottom w:val="single" w:sz="6" w:space="0" w:color="8FAADC"/>
+              <w:right w:val="single" w:sz="6" w:space="0" w:color="8FAADC"/>
+            </w:tcBorders>
+            <w:tcMar>
+              <w:top w:w="100" w:type="dxa"/>
+              <w:left w:w="120" w:type="dxa"/>
+              <w:bottom w:w="100" w:type="dxa"/>
+              <w:right w:w="120" w:type="dxa"/>
+            </w:tcMar>
+            <w:hideMark/>
+          </w:tcPr>
+          <w:p>
+            <w:pPr>
+              <w:spacing w:before="160" w:after="240"/>
+              <w:rPr>
+                <w:rFonts w:ascii="Calibri" w:eastAsia="Times New Roman" w:hAnsi="Calibri" w:cs="Calibri"/>
+                <w:color w:val="222222"/>
+                <w:sz w:val="20"/>
+                <w:szCs w:val="20"/>
+              </w:rPr>
+            </w:pPr>
+            <w:r>
+              <w:rPr>
+                <w:rFonts w:ascii="Calibri" w:eastAsia="Times New Roman" w:hAnsi="Calibri" w:cs="Calibri"/>
+                <w:color w:val="222222"/>
+                <w:sz w:val="20"/>
+                <w:szCs w:val="20"/>
+              </w:rPr>
+              <w:t>La aplico en el diseño técnico o en el prototipo, con evidencia parcial.</w:t>
+            </w:r>
+          </w:p>
+        </w:tc>
+      </w:tr>
+      <w:tr>
+        <w:trPr>
+          <w:cantSplit/>
+        </w:trPr>
+        <w:tc>
+          <w:tcPr>
+            <w:tcW w:w="0" w:type="auto"/>
+            <w:tcBorders>
+              <w:top w:val="single" w:sz="6" w:space="0" w:color="8FAADC"/>
+              <w:left w:val="single" w:sz="6" w:space="0" w:color="8FAADC"/>
+              <w:bottom w:val="single" w:sz="6" w:space="0" w:color="8FAADC"/>
+              <w:right w:val="single" w:sz="6" w:space="0" w:color="8FAADC"/>
+            </w:tcBorders>
+            <w:tcMar>
+              <w:top w:w="100" w:type="dxa"/>
+              <w:left w:w="120" w:type="dxa"/>
+              <w:bottom w:w="100" w:type="dxa"/>
+              <w:right w:w="120" w:type="dxa"/>
+            </w:tcMar>
+            <w:hideMark/>
+          </w:tcPr>
+          <w:p>
+            <w:pPr>
+              <w:spacing w:before="160" w:after="240"/>
+              <w:rPr>
+                <w:rFonts w:ascii="Calibri" w:eastAsia="Times New Roman" w:hAnsi="Calibri" w:cs="Calibri"/>
+                <w:b/>
+                <w:bCs/>
+                <w:color w:val="1F4E79"/>
+                <w:sz w:val="20"/>
+                <w:szCs w:val="20"/>
+              </w:rPr>
+            </w:pPr>
+            <w:r>
+              <w:rPr>
+                <w:rFonts w:ascii="Calibri" w:eastAsia="Times New Roman" w:hAnsi="Calibri" w:cs="Calibri"/>
+                <w:b/>
+                <w:bCs/>
+                <w:color w:val="1F4E79"/>
+                <w:sz w:val="20"/>
+                <w:szCs w:val="20"/>
+              </w:rPr>
+              <w:t>Logrado</w:t>
+            </w:r>
+          </w:p>
+        </w:tc>
+        <w:tc>
+          <w:tcPr>
+            <w:tcW w:w="0" w:type="auto"/>
+            <w:tcBorders>
+              <w:top w:val="single" w:sz="6" w:space="0" w:color="8FAADC"/>
+              <w:left w:val="single" w:sz="6" w:space="0" w:color="8FAADC"/>
+              <w:bottom w:val="single" w:sz="6" w:space="0" w:color="8FAADC"/>
+              <w:right w:val="single" w:sz="6" w:space="0" w:color="8FAADC"/>
+            </w:tcBorders>
+            <w:tcMar>
+              <w:top w:w="100" w:type="dxa"/>
+              <w:left w:w="120" w:type="dxa"/>
+              <w:bottom w:w="100" w:type="dxa"/>
+              <w:right w:w="120" w:type="dxa"/>
+            </w:tcMar>
+            <w:hideMark/>
+          </w:tcPr>
+          <w:p>
+            <w:pPr>
+              <w:spacing w:before="160" w:after="240"/>
+              <w:rPr>
+                <w:rFonts w:ascii="Calibri" w:eastAsia="Times New Roman" w:hAnsi="Calibri" w:cs="Calibri"/>
+                <w:color w:val="222222"/>
+                <w:sz w:val="20"/>
+                <w:szCs w:val="20"/>
+              </w:rPr>
+            </w:pPr>
+            <w:r>
+              <w:rPr>
+                <w:rFonts w:ascii="Calibri" w:eastAsia="Times New Roman" w:hAnsi="Calibri" w:cs="Calibri"/>
+                <w:color w:val="222222"/>
+                <w:sz w:val="20"/>
+                <w:szCs w:val="20"/>
+              </w:rPr>
+              <w:t>La demuestro de forma consistente en lo que me toca de Fase 1.</w:t>
+            </w:r>
+          </w:p>
+        </w:tc>
+      </w:tr>
+      <w:tr>
+        <w:trPr>
+          <w:cantSplit/>
+        </w:trPr>
+        <w:tc>
+          <w:tcPr>
+            <w:tcW w:w="0" w:type="auto"/>
+            <w:tcBorders>
+              <w:top w:val="single" w:sz="6" w:space="0" w:color="8FAADC"/>
+              <w:left w:val="single" w:sz="6" w:space="0" w:color="8FAADC"/>
+              <w:bottom w:val="single" w:sz="6" w:space="0" w:color="8FAADC"/>
+              <w:right w:val="single" w:sz="6" w:space="0" w:color="8FAADC"/>
+            </w:tcBorders>
+            <w:tcMar>
+              <w:top w:w="100" w:type="dxa"/>
+              <w:left w:w="120" w:type="dxa"/>
+              <w:bottom w:w="100" w:type="dxa"/>
+              <w:right w:w="120" w:type="dxa"/>
+            </w:tcMar>
+            <w:hideMark/>
+          </w:tcPr>
+          <w:p>
+            <w:pPr>
+              <w:spacing w:before="160" w:after="240"/>
+              <w:rPr>
+                <w:rFonts w:ascii="Calibri" w:eastAsia="Times New Roman" w:hAnsi="Calibri" w:cs="Calibri"/>
+                <w:b/>
+                <w:bCs/>
+                <w:color w:val="1F4E79"/>
+                <w:sz w:val="20"/>
+                <w:szCs w:val="20"/>
+              </w:rPr>
+            </w:pPr>
+            <w:r>
+              <w:rPr>
+                <w:rFonts w:ascii="Calibri" w:eastAsia="Times New Roman" w:hAnsi="Calibri" w:cs="Calibri"/>
+                <w:b/>
+                <w:bCs/>
+                <w:color w:val="1F4E79"/>
+                <w:sz w:val="20"/>
+                <w:szCs w:val="20"/>
+              </w:rPr>
+              <w:t>Destacado</w:t>
+            </w:r>
+          </w:p>
+        </w:tc>
+        <w:tc>
+          <w:tcPr>
+            <w:tcW w:w="0" w:type="auto"/>
+            <w:tcBorders>
+              <w:top w:val="single" w:sz="6" w:space="0" w:color="8FAADC"/>
+              <w:left w:val="single" w:sz="6" w:space="0" w:color="8FAADC"/>
+              <w:bottom w:val="single" w:sz="6" w:space="0" w:color="8FAADC"/>
+              <w:right w:val="single" w:sz="6" w:space="0" w:color="8FAADC"/>
+            </w:tcBorders>
+            <w:tcMar>
+              <w:top w:w="100" w:type="dxa"/>
+              <w:left w:w="120" w:type="dxa"/>
+              <w:bottom w:w="100" w:type="dxa"/>
+              <w:right w:w="120" w:type="dxa"/>
+            </w:tcMar>
+            <w:hideMark/>
+          </w:tcPr>
+          <w:p>
+            <w:pPr>
+              <w:spacing w:before="160" w:after="240"/>
+              <w:rPr>
+                <w:rFonts w:ascii="Calibri" w:eastAsia="Times New Roman" w:hAnsi="Calibri" w:cs="Calibri"/>
+                <w:color w:val="222222"/>
+                <w:sz w:val="20"/>
+                <w:szCs w:val="20"/>
+              </w:rPr>
+            </w:pPr>
+            <w:r>
+              <w:rPr>
+                <w:rFonts w:ascii="Calibri" w:eastAsia="Times New Roman" w:hAnsi="Calibri" w:cs="Calibri"/>
+                <w:color w:val="222222"/>
+                <w:sz w:val="20"/>
+                <w:szCs w:val="20"/>
+              </w:rPr>
+              <w:t>No la uso en esta fase.</w:t>
+            </w:r>
+          </w:p>
+        </w:tc>
+      </w:tr>
+    </w:tbl>
+    <w:p>
+      <w:pPr>
+        <w:pStyle w:val="Heading2"/>
+        <w:rPr>
+          <w:rFonts w:ascii="Calibri" w:eastAsia="Times New Roman" w:hAnsi="Calibri" w:cs="Calibri"/>
+          <w:lang w:val="es-ES"/>
+        </w:rPr>
+      </w:pPr>
+      <w:r>
+        <w:rPr>
+          <w:rFonts w:ascii="Calibri" w:eastAsia="Times New Roman" w:hAnsi="Calibri" w:cs="Calibri"/>
+          <w:lang w:val="es-ES"/>
+        </w:rPr>
+        <w:t>4. El Proyecto APT, desde mi rol</w:t>
+      </w:r>
+    </w:p>
+    <w:p>
+      <w:pPr>
+        <w:pStyle w:val="NormalWeb"/>
+        <w:rPr>
+          <w:rFonts w:ascii="Calibri" w:hAnsi="Calibri" w:cs="Calibri"/>
+          <w:color w:val="222222"/>
+          <w:sz w:val="22"/>
+          <w:szCs w:val="22"/>
+          <w:lang w:val="es-ES"/>
+        </w:rPr>
+      </w:pPr>
+      <w:r>
+        <w:rPr>
+          <w:rFonts w:ascii="Calibri" w:hAnsi="Calibri" w:cs="Calibri"/>
+          <w:color w:val="222222"/>
+          <w:sz w:val="22"/>
+          <w:szCs w:val="22"/>
+          <w:lang w:val="es-ES"/>
+        </w:rPr>
+        <w:t xml:space="preserve">Joaquín definió el problema y la intención: un local de limpieza en una parcelación, trabajadores mayores en el mostrador, Mitzi administrando, residentes pidiendo. Mi trabajo no fue inventar esa visión. Fue traducirla a un sistema de </w:t>
+      </w:r>
+      <w:r>
+        <w:rPr>
+          <w:rFonts w:ascii="Calibri" w:hAnsi="Calibri" w:cs="Calibri"/>
+          <w:b/>
+          <w:bCs/>
+          <w:color w:val="222222"/>
+          <w:sz w:val="22"/>
+          <w:szCs w:val="22"/>
+          <w:lang w:val="es-ES"/>
+        </w:rPr>
+        <w:t>tres puertas con un backend común</w:t>
+      </w:r>
+      <w:r>
+        <w:rPr>
+          <w:rFonts w:ascii="Calibri" w:hAnsi="Calibri" w:cs="Calibri"/>
+          <w:color w:val="222222"/>
+          <w:sz w:val="22"/>
+          <w:szCs w:val="22"/>
+          <w:lang w:val="es-ES"/>
+        </w:rPr>
+        <w:t>, para que cada persona entre por donde le corresponde.</w:t>
       </w:r>
     </w:p>
     <w:tbl>
@@ -1307,7 +1788,7 @@
                 <w:sz w:val="20"/>
                 <w:szCs w:val="20"/>
               </w:rPr>
-              <w:t>Quién</w:t>
+              <w:t>Puerta</w:t>
             </w:r>
           </w:p>
         </w:tc>
@@ -1345,7 +1826,7 @@
                 <w:sz w:val="20"/>
                 <w:szCs w:val="20"/>
               </w:rPr>
-              <w:t>Rol real</w:t>
+              <w:t>Canal técnico (mío)</w:t>
             </w:r>
           </w:p>
         </w:tc>
@@ -1383,7 +1864,7 @@
                 <w:sz w:val="20"/>
                 <w:szCs w:val="20"/>
               </w:rPr>
-              <w:t>Qué implica para el proyecto</w:t>
+              <w:t>Qué no me atribuyo</w:t>
             </w:r>
           </w:p>
         </w:tc>
@@ -1426,83 +1907,84 @@
                 <w:sz w:val="20"/>
                 <w:szCs w:val="20"/>
               </w:rPr>
-              <w:t>Mitzi</w:t>
-            </w:r>
-          </w:p>
-        </w:tc>
-        <w:tc>
-          <w:tcPr>
-            <w:tcW w:w="0" w:type="auto"/>
-            <w:tcBorders>
-              <w:top w:val="single" w:sz="6" w:space="0" w:color="8FAADC"/>
-              <w:left w:val="single" w:sz="6" w:space="0" w:color="8FAADC"/>
-              <w:bottom w:val="single" w:sz="6" w:space="0" w:color="8FAADC"/>
-              <w:right w:val="single" w:sz="6" w:space="0" w:color="8FAADC"/>
-            </w:tcBorders>
-            <w:tcMar>
-              <w:top w:w="100" w:type="dxa"/>
-              <w:left w:w="120" w:type="dxa"/>
-              <w:bottom w:w="100" w:type="dxa"/>
-              <w:right w:w="120" w:type="dxa"/>
-            </w:tcMar>
-            <w:hideMark/>
-          </w:tcPr>
-          <w:p>
-            <w:pPr>
-              <w:spacing w:before="160" w:after="240"/>
-              <w:rPr>
-                <w:rFonts w:ascii="Calibri" w:eastAsia="Times New Roman" w:hAnsi="Calibri" w:cs="Calibri"/>
-                <w:color w:val="222222"/>
-                <w:sz w:val="20"/>
-                <w:szCs w:val="20"/>
-              </w:rPr>
-            </w:pPr>
-            <w:r>
-              <w:rPr>
-                <w:rFonts w:ascii="Calibri" w:eastAsia="Times New Roman" w:hAnsi="Calibri" w:cs="Calibri"/>
-                <w:color w:val="222222"/>
-                <w:sz w:val="20"/>
-                <w:szCs w:val="20"/>
-              </w:rPr>
-              <w:t>Dueña de La 200</w:t>
-            </w:r>
-          </w:p>
-        </w:tc>
-        <w:tc>
-          <w:tcPr>
-            <w:tcW w:w="0" w:type="auto"/>
-            <w:tcBorders>
-              <w:top w:val="single" w:sz="6" w:space="0" w:color="8FAADC"/>
-              <w:left w:val="single" w:sz="6" w:space="0" w:color="8FAADC"/>
-              <w:bottom w:val="single" w:sz="6" w:space="0" w:color="8FAADC"/>
-              <w:right w:val="single" w:sz="6" w:space="0" w:color="8FAADC"/>
-            </w:tcBorders>
-            <w:tcMar>
-              <w:top w:w="100" w:type="dxa"/>
-              <w:left w:w="120" w:type="dxa"/>
-              <w:bottom w:w="100" w:type="dxa"/>
-              <w:right w:w="120" w:type="dxa"/>
-            </w:tcMar>
-            <w:hideMark/>
-          </w:tcPr>
-          <w:p>
-            <w:pPr>
-              <w:spacing w:before="160" w:after="240"/>
-              <w:rPr>
-                <w:rFonts w:ascii="Calibri" w:eastAsia="Times New Roman" w:hAnsi="Calibri" w:cs="Calibri"/>
-                <w:color w:val="222222"/>
-                <w:sz w:val="20"/>
-                <w:szCs w:val="20"/>
-              </w:rPr>
-            </w:pPr>
-            <w:r>
-              <w:rPr>
-                <w:rFonts w:ascii="Calibri" w:eastAsia="Times New Roman" w:hAnsi="Calibri" w:cs="Calibri"/>
-                <w:color w:val="222222"/>
-                <w:sz w:val="20"/>
-                <w:szCs w:val="20"/>
-              </w:rPr>
-              <w:t>El sistema se construye para su local. Administra el negocio desde la app de escritorio, no como alumna del ramo.</w:t>
+              <w:lastRenderedPageBreak/>
+              <w:t>El cliente</w:t>
+            </w:r>
+          </w:p>
+        </w:tc>
+        <w:tc>
+          <w:tcPr>
+            <w:tcW w:w="0" w:type="auto"/>
+            <w:tcBorders>
+              <w:top w:val="single" w:sz="6" w:space="0" w:color="8FAADC"/>
+              <w:left w:val="single" w:sz="6" w:space="0" w:color="8FAADC"/>
+              <w:bottom w:val="single" w:sz="6" w:space="0" w:color="8FAADC"/>
+              <w:right w:val="single" w:sz="6" w:space="0" w:color="8FAADC"/>
+            </w:tcBorders>
+            <w:tcMar>
+              <w:top w:w="100" w:type="dxa"/>
+              <w:left w:w="120" w:type="dxa"/>
+              <w:bottom w:w="100" w:type="dxa"/>
+              <w:right w:w="120" w:type="dxa"/>
+            </w:tcMar>
+            <w:hideMark/>
+          </w:tcPr>
+          <w:p>
+            <w:pPr>
+              <w:spacing w:before="160" w:after="240"/>
+              <w:rPr>
+                <w:rFonts w:ascii="Calibri" w:eastAsia="Times New Roman" w:hAnsi="Calibri" w:cs="Calibri"/>
+                <w:color w:val="222222"/>
+                <w:sz w:val="20"/>
+                <w:szCs w:val="20"/>
+              </w:rPr>
+            </w:pPr>
+            <w:r>
+              <w:rPr>
+                <w:rFonts w:ascii="Calibri" w:eastAsia="Times New Roman" w:hAnsi="Calibri" w:cs="Calibri"/>
+                <w:color w:val="222222"/>
+                <w:sz w:val="20"/>
+                <w:szCs w:val="20"/>
+              </w:rPr>
+              <w:t>Aplicación web y API: catálogo, sesión, estados de pedido, campos de retiro (nombre y teléfono) en el modelo.</w:t>
+            </w:r>
+          </w:p>
+        </w:tc>
+        <w:tc>
+          <w:tcPr>
+            <w:tcW w:w="0" w:type="auto"/>
+            <w:tcBorders>
+              <w:top w:val="single" w:sz="6" w:space="0" w:color="8FAADC"/>
+              <w:left w:val="single" w:sz="6" w:space="0" w:color="8FAADC"/>
+              <w:bottom w:val="single" w:sz="6" w:space="0" w:color="8FAADC"/>
+              <w:right w:val="single" w:sz="6" w:space="0" w:color="8FAADC"/>
+            </w:tcBorders>
+            <w:tcMar>
+              <w:top w:w="100" w:type="dxa"/>
+              <w:left w:w="120" w:type="dxa"/>
+              <w:bottom w:w="100" w:type="dxa"/>
+              <w:right w:w="120" w:type="dxa"/>
+            </w:tcMar>
+            <w:hideMark/>
+          </w:tcPr>
+          <w:p>
+            <w:pPr>
+              <w:spacing w:before="160" w:after="240"/>
+              <w:rPr>
+                <w:rFonts w:ascii="Calibri" w:eastAsia="Times New Roman" w:hAnsi="Calibri" w:cs="Calibri"/>
+                <w:color w:val="222222"/>
+                <w:sz w:val="20"/>
+                <w:szCs w:val="20"/>
+              </w:rPr>
+            </w:pPr>
+            <w:r>
+              <w:rPr>
+                <w:rFonts w:ascii="Calibri" w:eastAsia="Times New Roman" w:hAnsi="Calibri" w:cs="Calibri"/>
+                <w:color w:val="222222"/>
+                <w:sz w:val="20"/>
+                <w:szCs w:val="20"/>
+              </w:rPr>
+              <w:t>El flujo comercial de pedir y pagar (Webpay o en el local) y el seguimiento como operación: Benjamín. La prioridad de “tiene que poder pedir”: Joaquín.</w:t>
             </w:r>
           </w:p>
         </w:tc>
@@ -1545,83 +2027,83 @@
                 <w:sz w:val="20"/>
                 <w:szCs w:val="20"/>
               </w:rPr>
-              <w:t>Trabajadores mayores</w:t>
-            </w:r>
-          </w:p>
-        </w:tc>
-        <w:tc>
-          <w:tcPr>
-            <w:tcW w:w="0" w:type="auto"/>
-            <w:tcBorders>
-              <w:top w:val="single" w:sz="6" w:space="0" w:color="8FAADC"/>
-              <w:left w:val="single" w:sz="6" w:space="0" w:color="8FAADC"/>
-              <w:bottom w:val="single" w:sz="6" w:space="0" w:color="8FAADC"/>
-              <w:right w:val="single" w:sz="6" w:space="0" w:color="8FAADC"/>
-            </w:tcBorders>
-            <w:tcMar>
-              <w:top w:w="100" w:type="dxa"/>
-              <w:left w:w="120" w:type="dxa"/>
-              <w:bottom w:w="100" w:type="dxa"/>
-              <w:right w:w="120" w:type="dxa"/>
-            </w:tcMar>
-            <w:hideMark/>
-          </w:tcPr>
-          <w:p>
-            <w:pPr>
-              <w:spacing w:before="160" w:after="240"/>
-              <w:rPr>
-                <w:rFonts w:ascii="Calibri" w:eastAsia="Times New Roman" w:hAnsi="Calibri" w:cs="Calibri"/>
-                <w:color w:val="222222"/>
-                <w:sz w:val="20"/>
-                <w:szCs w:val="20"/>
-              </w:rPr>
-            </w:pPr>
-            <w:r>
-              <w:rPr>
-                <w:rFonts w:ascii="Calibri" w:eastAsia="Times New Roman" w:hAnsi="Calibri" w:cs="Calibri"/>
-                <w:color w:val="222222"/>
-                <w:sz w:val="20"/>
-                <w:szCs w:val="20"/>
-              </w:rPr>
-              <w:t>Usuario principal del POS</w:t>
-            </w:r>
-          </w:p>
-        </w:tc>
-        <w:tc>
-          <w:tcPr>
-            <w:tcW w:w="0" w:type="auto"/>
-            <w:tcBorders>
-              <w:top w:val="single" w:sz="6" w:space="0" w:color="8FAADC"/>
-              <w:left w:val="single" w:sz="6" w:space="0" w:color="8FAADC"/>
-              <w:bottom w:val="single" w:sz="6" w:space="0" w:color="8FAADC"/>
-              <w:right w:val="single" w:sz="6" w:space="0" w:color="8FAADC"/>
-            </w:tcBorders>
-            <w:tcMar>
-              <w:top w:w="100" w:type="dxa"/>
-              <w:left w:w="120" w:type="dxa"/>
-              <w:bottom w:w="100" w:type="dxa"/>
-              <w:right w:w="120" w:type="dxa"/>
-            </w:tcMar>
-            <w:hideMark/>
-          </w:tcPr>
-          <w:p>
-            <w:pPr>
-              <w:spacing w:before="160" w:after="240"/>
-              <w:rPr>
-                <w:rFonts w:ascii="Calibri" w:eastAsia="Times New Roman" w:hAnsi="Calibri" w:cs="Calibri"/>
-                <w:color w:val="222222"/>
-                <w:sz w:val="20"/>
-                <w:szCs w:val="20"/>
-              </w:rPr>
-            </w:pPr>
-            <w:r>
-              <w:rPr>
-                <w:rFonts w:ascii="Calibri" w:eastAsia="Times New Roman" w:hAnsi="Calibri" w:cs="Calibri"/>
-                <w:color w:val="222222"/>
-                <w:sz w:val="20"/>
-                <w:szCs w:val="20"/>
-              </w:rPr>
-              <w:t>Adultos mayores que operan el local día a día. Si no pueden usarlo, el proyecto no sirve. No somos nosotros quienes atendemos.</w:t>
+              <w:t>El local</w:t>
+            </w:r>
+          </w:p>
+        </w:tc>
+        <w:tc>
+          <w:tcPr>
+            <w:tcW w:w="0" w:type="auto"/>
+            <w:tcBorders>
+              <w:top w:val="single" w:sz="6" w:space="0" w:color="8FAADC"/>
+              <w:left w:val="single" w:sz="6" w:space="0" w:color="8FAADC"/>
+              <w:bottom w:val="single" w:sz="6" w:space="0" w:color="8FAADC"/>
+              <w:right w:val="single" w:sz="6" w:space="0" w:color="8FAADC"/>
+            </w:tcBorders>
+            <w:tcMar>
+              <w:top w:w="100" w:type="dxa"/>
+              <w:left w:w="120" w:type="dxa"/>
+              <w:bottom w:w="100" w:type="dxa"/>
+              <w:right w:w="120" w:type="dxa"/>
+            </w:tcMar>
+            <w:hideMark/>
+          </w:tcPr>
+          <w:p>
+            <w:pPr>
+              <w:spacing w:before="160" w:after="240"/>
+              <w:rPr>
+                <w:rFonts w:ascii="Calibri" w:eastAsia="Times New Roman" w:hAnsi="Calibri" w:cs="Calibri"/>
+                <w:color w:val="222222"/>
+                <w:sz w:val="20"/>
+                <w:szCs w:val="20"/>
+              </w:rPr>
+            </w:pPr>
+            <w:r>
+              <w:rPr>
+                <w:rFonts w:ascii="Calibri" w:eastAsia="Times New Roman" w:hAnsi="Calibri" w:cs="Calibri"/>
+                <w:color w:val="222222"/>
+                <w:sz w:val="20"/>
+                <w:szCs w:val="20"/>
+              </w:rPr>
+              <w:t>Aplicación táctil sobre el mismo backend: layout accesible (tipografía grande, contraste, confirmaciones) como restricción técnica.</w:t>
+            </w:r>
+          </w:p>
+        </w:tc>
+        <w:tc>
+          <w:tcPr>
+            <w:tcW w:w="0" w:type="auto"/>
+            <w:tcBorders>
+              <w:top w:val="single" w:sz="6" w:space="0" w:color="8FAADC"/>
+              <w:left w:val="single" w:sz="6" w:space="0" w:color="8FAADC"/>
+              <w:bottom w:val="single" w:sz="6" w:space="0" w:color="8FAADC"/>
+              <w:right w:val="single" w:sz="6" w:space="0" w:color="8FAADC"/>
+            </w:tcBorders>
+            <w:tcMar>
+              <w:top w:w="100" w:type="dxa"/>
+              <w:left w:w="120" w:type="dxa"/>
+              <w:bottom w:w="100" w:type="dxa"/>
+              <w:right w:w="120" w:type="dxa"/>
+            </w:tcMar>
+            <w:hideMark/>
+          </w:tcPr>
+          <w:p>
+            <w:pPr>
+              <w:spacing w:before="160" w:after="240"/>
+              <w:rPr>
+                <w:rFonts w:ascii="Calibri" w:eastAsia="Times New Roman" w:hAnsi="Calibri" w:cs="Calibri"/>
+                <w:color w:val="222222"/>
+                <w:sz w:val="20"/>
+                <w:szCs w:val="20"/>
+              </w:rPr>
+            </w:pPr>
+            <w:r>
+              <w:rPr>
+                <w:rFonts w:ascii="Calibri" w:eastAsia="Times New Roman" w:hAnsi="Calibri" w:cs="Calibri"/>
+                <w:color w:val="222222"/>
+                <w:sz w:val="20"/>
+                <w:szCs w:val="20"/>
+              </w:rPr>
+              <w:t>Cobrar, vuelto, TUU, lista de pendientes y entregados, operación diaria del mostrador: Benjamín. El criterio “si no se entiende al primer toque, no sirve”: Joaquín.</w:t>
             </w:r>
           </w:p>
         </w:tc>
@@ -1664,83 +2146,957 @@
                 <w:sz w:val="20"/>
                 <w:szCs w:val="20"/>
               </w:rPr>
-              <w:t>Residentes de la parcelación</w:t>
-            </w:r>
-          </w:p>
-        </w:tc>
-        <w:tc>
-          <w:tcPr>
-            <w:tcW w:w="0" w:type="auto"/>
-            <w:tcBorders>
-              <w:top w:val="single" w:sz="6" w:space="0" w:color="8FAADC"/>
-              <w:left w:val="single" w:sz="6" w:space="0" w:color="8FAADC"/>
-              <w:bottom w:val="single" w:sz="6" w:space="0" w:color="8FAADC"/>
-              <w:right w:val="single" w:sz="6" w:space="0" w:color="8FAADC"/>
-            </w:tcBorders>
-            <w:tcMar>
-              <w:top w:w="100" w:type="dxa"/>
-              <w:left w:w="120" w:type="dxa"/>
-              <w:bottom w:w="100" w:type="dxa"/>
-              <w:right w:w="120" w:type="dxa"/>
-            </w:tcMar>
-            <w:hideMark/>
-          </w:tcPr>
-          <w:p>
-            <w:pPr>
-              <w:spacing w:before="160" w:after="240"/>
-              <w:rPr>
-                <w:rFonts w:ascii="Calibri" w:eastAsia="Times New Roman" w:hAnsi="Calibri" w:cs="Calibri"/>
-                <w:color w:val="222222"/>
-                <w:sz w:val="20"/>
-                <w:szCs w:val="20"/>
-              </w:rPr>
-            </w:pPr>
-            <w:r>
-              <w:rPr>
-                <w:rFonts w:ascii="Calibri" w:eastAsia="Times New Roman" w:hAnsi="Calibri" w:cs="Calibri"/>
-                <w:color w:val="222222"/>
-                <w:sz w:val="20"/>
-                <w:szCs w:val="20"/>
-              </w:rPr>
-              <w:t>Quien compra</w:t>
-            </w:r>
-          </w:p>
-        </w:tc>
-        <w:tc>
-          <w:tcPr>
-            <w:tcW w:w="0" w:type="auto"/>
-            <w:tcBorders>
-              <w:top w:val="single" w:sz="6" w:space="0" w:color="8FAADC"/>
-              <w:left w:val="single" w:sz="6" w:space="0" w:color="8FAADC"/>
-              <w:bottom w:val="single" w:sz="6" w:space="0" w:color="8FAADC"/>
-              <w:right w:val="single" w:sz="6" w:space="0" w:color="8FAADC"/>
-            </w:tcBorders>
-            <w:tcMar>
-              <w:top w:w="100" w:type="dxa"/>
-              <w:left w:w="120" w:type="dxa"/>
-              <w:bottom w:w="100" w:type="dxa"/>
-              <w:right w:w="120" w:type="dxa"/>
-            </w:tcMar>
-            <w:hideMark/>
-          </w:tcPr>
-          <w:p>
-            <w:pPr>
-              <w:spacing w:before="160" w:after="240"/>
-              <w:rPr>
-                <w:rFonts w:ascii="Calibri" w:eastAsia="Times New Roman" w:hAnsi="Calibri" w:cs="Calibri"/>
-                <w:color w:val="222222"/>
-                <w:sz w:val="20"/>
-                <w:szCs w:val="20"/>
-              </w:rPr>
-            </w:pPr>
-            <w:r>
-              <w:rPr>
-                <w:rFonts w:ascii="Calibri" w:eastAsia="Times New Roman" w:hAnsi="Calibri" w:cs="Calibri"/>
-                <w:color w:val="222222"/>
-                <w:sz w:val="20"/>
-                <w:szCs w:val="20"/>
-              </w:rPr>
-              <w:t>Piden desde el celular, pagan en línea o en el local, y retiran con nombre y teléfono.</w:t>
+              <w:t>La administración</w:t>
+            </w:r>
+          </w:p>
+        </w:tc>
+        <w:tc>
+          <w:tcPr>
+            <w:tcW w:w="0" w:type="auto"/>
+            <w:tcBorders>
+              <w:top w:val="single" w:sz="6" w:space="0" w:color="8FAADC"/>
+              <w:left w:val="single" w:sz="6" w:space="0" w:color="8FAADC"/>
+              <w:bottom w:val="single" w:sz="6" w:space="0" w:color="8FAADC"/>
+              <w:right w:val="single" w:sz="6" w:space="0" w:color="8FAADC"/>
+            </w:tcBorders>
+            <w:tcMar>
+              <w:top w:w="100" w:type="dxa"/>
+              <w:left w:w="120" w:type="dxa"/>
+              <w:bottom w:w="100" w:type="dxa"/>
+              <w:right w:w="120" w:type="dxa"/>
+            </w:tcMar>
+            <w:hideMark/>
+          </w:tcPr>
+          <w:p>
+            <w:pPr>
+              <w:spacing w:before="160" w:after="240"/>
+              <w:rPr>
+                <w:rFonts w:ascii="Calibri" w:eastAsia="Times New Roman" w:hAnsi="Calibri" w:cs="Calibri"/>
+                <w:color w:val="222222"/>
+                <w:sz w:val="20"/>
+                <w:szCs w:val="20"/>
+              </w:rPr>
+            </w:pPr>
+            <w:r>
+              <w:rPr>
+                <w:rFonts w:ascii="Calibri" w:eastAsia="Times New Roman" w:hAnsi="Calibri" w:cs="Calibri"/>
+                <w:color w:val="222222"/>
+                <w:sz w:val="20"/>
+                <w:szCs w:val="20"/>
+              </w:rPr>
+              <w:t>App Electron, usuarios, inventario como datos, reportes como pantallas, login con contraseña y Google Authenticator. El admin no entra por la web del local.</w:t>
+            </w:r>
+          </w:p>
+        </w:tc>
+        <w:tc>
+          <w:tcPr>
+            <w:tcW w:w="0" w:type="auto"/>
+            <w:tcBorders>
+              <w:top w:val="single" w:sz="6" w:space="0" w:color="8FAADC"/>
+              <w:left w:val="single" w:sz="6" w:space="0" w:color="8FAADC"/>
+              <w:bottom w:val="single" w:sz="6" w:space="0" w:color="8FAADC"/>
+              <w:right w:val="single" w:sz="6" w:space="0" w:color="8FAADC"/>
+            </w:tcBorders>
+            <w:tcMar>
+              <w:top w:w="100" w:type="dxa"/>
+              <w:left w:w="120" w:type="dxa"/>
+              <w:bottom w:w="100" w:type="dxa"/>
+              <w:right w:w="120" w:type="dxa"/>
+            </w:tcMar>
+            <w:hideMark/>
+          </w:tcPr>
+          <w:p>
+            <w:pPr>
+              <w:spacing w:before="160" w:after="240"/>
+              <w:rPr>
+                <w:rFonts w:ascii="Calibri" w:eastAsia="Times New Roman" w:hAnsi="Calibri" w:cs="Calibri"/>
+                <w:color w:val="222222"/>
+                <w:sz w:val="20"/>
+                <w:szCs w:val="20"/>
+              </w:rPr>
+            </w:pPr>
+            <w:r>
+              <w:rPr>
+                <w:rFonts w:ascii="Calibri" w:eastAsia="Times New Roman" w:hAnsi="Calibri" w:cs="Calibri"/>
+                <w:color w:val="222222"/>
+                <w:sz w:val="20"/>
+                <w:szCs w:val="20"/>
+              </w:rPr>
+              <w:t>Qué reportes priorizar y en qué sprint: Joaquín. Que cada venta llegue bien a la caja: Benjamín deja la trazabilidad; yo dejo las pantallas y las consultas.</w:t>
+            </w:r>
+          </w:p>
+        </w:tc>
+      </w:tr>
+    </w:tbl>
+    <w:p>
+      <w:pPr>
+        <w:pStyle w:val="NormalWeb"/>
+        <w:rPr>
+          <w:rFonts w:ascii="Calibri" w:hAnsi="Calibri" w:cs="Calibri"/>
+          <w:color w:val="222222"/>
+          <w:sz w:val="22"/>
+          <w:szCs w:val="22"/>
+          <w:lang w:val="es-ES"/>
+        </w:rPr>
+      </w:pPr>
+      <w:r>
+        <w:rPr>
+          <w:rFonts w:ascii="Calibri" w:hAnsi="Calibri" w:cs="Calibri"/>
+          <w:b/>
+          <w:bCs/>
+          <w:color w:val="222222"/>
+          <w:sz w:val="22"/>
+          <w:szCs w:val="22"/>
+          <w:lang w:val="es-ES"/>
+        </w:rPr>
+        <w:t>Objetivos específicos: solo la parte técnica.</w:t>
+      </w:r>
+    </w:p>
+    <w:tbl>
+      <w:tblPr>
+        <w:tblW w:w="5000" w:type="pct"/>
+        <w:tblCellMar>
+          <w:top w:w="15" w:type="dxa"/>
+          <w:left w:w="15" w:type="dxa"/>
+          <w:bottom w:w="15" w:type="dxa"/>
+          <w:right w:w="15" w:type="dxa"/>
+        </w:tblCellMar>
+        <w:tblLook w:val="04A0" w:firstRow="1" w:lastRow="0" w:firstColumn="1" w:lastColumn="0" w:noHBand="0" w:noVBand="1"/>
+      </w:tblPr>
+      <w:tblGrid>
+        <w:gridCol w:w="753"/>
+        <w:gridCol w:w="2636"/>
+        <w:gridCol w:w="6024"/>
+      </w:tblGrid>
+      <w:tr>
+        <w:trPr>
+          <w:cantSplit/>
+        </w:trPr>
+        <w:tc>
+          <w:tcPr>
+            <w:tcW w:w="400" w:type="pct"/>
+            <w:shd w:val="clear" w:color="auto" w:fill="1F4E79"/>
+            <w:tcMar>
+              <w:top w:w="100" w:type="dxa"/>
+              <w:left w:w="120" w:type="dxa"/>
+              <w:bottom w:w="100" w:type="dxa"/>
+              <w:right w:w="120" w:type="dxa"/>
+            </w:tcMar>
+            <w:vAlign w:val="center"/>
+            <w:hideMark/>
+          </w:tcPr>
+          <w:p>
+            <w:pPr>
+              <w:spacing w:before="160" w:after="240"/>
+              <w:rPr>
+                <w:rFonts w:ascii="Calibri" w:eastAsia="Times New Roman" w:hAnsi="Calibri" w:cs="Calibri"/>
+                <w:b/>
+                <w:bCs/>
+                <w:color w:val="FFFFFF"/>
+                <w:sz w:val="20"/>
+                <w:szCs w:val="20"/>
+              </w:rPr>
+            </w:pPr>
+            <w:r>
+              <w:rPr>
+                <w:rFonts w:ascii="Calibri" w:eastAsia="Times New Roman" w:hAnsi="Calibri" w:cs="Calibri"/>
+                <w:b/>
+                <w:bCs/>
+                <w:color w:val="FFFFFF"/>
+                <w:sz w:val="20"/>
+                <w:szCs w:val="20"/>
+              </w:rPr>
+              <w:t>N°</w:t>
+            </w:r>
+          </w:p>
+        </w:tc>
+        <w:tc>
+          <w:tcPr>
+            <w:tcW w:w="1400" w:type="pct"/>
+            <w:shd w:val="clear" w:color="auto" w:fill="1F4E79"/>
+            <w:tcMar>
+              <w:top w:w="100" w:type="dxa"/>
+              <w:left w:w="120" w:type="dxa"/>
+              <w:bottom w:w="100" w:type="dxa"/>
+              <w:right w:w="120" w:type="dxa"/>
+            </w:tcMar>
+            <w:vAlign w:val="center"/>
+            <w:hideMark/>
+          </w:tcPr>
+          <w:p>
+            <w:pPr>
+              <w:spacing w:before="160" w:after="240"/>
+              <w:rPr>
+                <w:rFonts w:ascii="Calibri" w:eastAsia="Times New Roman" w:hAnsi="Calibri" w:cs="Calibri"/>
+                <w:b/>
+                <w:bCs/>
+                <w:color w:val="FFFFFF"/>
+                <w:sz w:val="20"/>
+                <w:szCs w:val="20"/>
+              </w:rPr>
+            </w:pPr>
+            <w:r>
+              <w:rPr>
+                <w:rFonts w:ascii="Calibri" w:eastAsia="Times New Roman" w:hAnsi="Calibri" w:cs="Calibri"/>
+                <w:b/>
+                <w:bCs/>
+                <w:color w:val="FFFFFF"/>
+                <w:sz w:val="20"/>
+                <w:szCs w:val="20"/>
+              </w:rPr>
+              <w:t>Objetivo (propuesta de Joaquín)</w:t>
+            </w:r>
+          </w:p>
+        </w:tc>
+        <w:tc>
+          <w:tcPr>
+            <w:tcW w:w="0" w:type="auto"/>
+            <w:shd w:val="clear" w:color="auto" w:fill="1F4E79"/>
+            <w:tcMar>
+              <w:top w:w="100" w:type="dxa"/>
+              <w:left w:w="120" w:type="dxa"/>
+              <w:bottom w:w="100" w:type="dxa"/>
+              <w:right w:w="120" w:type="dxa"/>
+            </w:tcMar>
+            <w:vAlign w:val="center"/>
+            <w:hideMark/>
+          </w:tcPr>
+          <w:p>
+            <w:pPr>
+              <w:spacing w:before="160" w:after="240"/>
+              <w:rPr>
+                <w:rFonts w:ascii="Calibri" w:eastAsia="Times New Roman" w:hAnsi="Calibri" w:cs="Calibri"/>
+                <w:b/>
+                <w:bCs/>
+                <w:color w:val="FFFFFF"/>
+                <w:sz w:val="20"/>
+                <w:szCs w:val="20"/>
+              </w:rPr>
+            </w:pPr>
+            <w:r>
+              <w:rPr>
+                <w:rFonts w:ascii="Calibri" w:eastAsia="Times New Roman" w:hAnsi="Calibri" w:cs="Calibri"/>
+                <w:b/>
+                <w:bCs/>
+                <w:color w:val="FFFFFF"/>
+                <w:sz w:val="20"/>
+                <w:szCs w:val="20"/>
+              </w:rPr>
+              <w:t>Mi parte / la de ellos</w:t>
+            </w:r>
+          </w:p>
+        </w:tc>
+      </w:tr>
+      <w:tr>
+        <w:trPr>
+          <w:cantSplit/>
+        </w:trPr>
+        <w:tc>
+          <w:tcPr>
+            <w:tcW w:w="0" w:type="auto"/>
+            <w:tcBorders>
+              <w:top w:val="single" w:sz="6" w:space="0" w:color="8FAADC"/>
+              <w:left w:val="single" w:sz="6" w:space="0" w:color="8FAADC"/>
+              <w:bottom w:val="single" w:sz="6" w:space="0" w:color="8FAADC"/>
+              <w:right w:val="single" w:sz="6" w:space="0" w:color="8FAADC"/>
+            </w:tcBorders>
+            <w:tcMar>
+              <w:top w:w="100" w:type="dxa"/>
+              <w:left w:w="120" w:type="dxa"/>
+              <w:bottom w:w="100" w:type="dxa"/>
+              <w:right w:w="120" w:type="dxa"/>
+            </w:tcMar>
+            <w:hideMark/>
+          </w:tcPr>
+          <w:p>
+            <w:pPr>
+              <w:spacing w:before="160" w:after="240"/>
+              <w:rPr>
+                <w:rFonts w:ascii="Calibri" w:eastAsia="Times New Roman" w:hAnsi="Calibri" w:cs="Calibri"/>
+                <w:color w:val="222222"/>
+                <w:sz w:val="20"/>
+                <w:szCs w:val="20"/>
+              </w:rPr>
+            </w:pPr>
+            <w:r>
+              <w:rPr>
+                <w:rFonts w:ascii="Calibri" w:eastAsia="Times New Roman" w:hAnsi="Calibri" w:cs="Calibri"/>
+                <w:color w:val="222222"/>
+                <w:sz w:val="20"/>
+                <w:szCs w:val="20"/>
+              </w:rPr>
+              <w:t>01</w:t>
+            </w:r>
+          </w:p>
+        </w:tc>
+        <w:tc>
+          <w:tcPr>
+            <w:tcW w:w="0" w:type="auto"/>
+            <w:tcBorders>
+              <w:top w:val="single" w:sz="6" w:space="0" w:color="8FAADC"/>
+              <w:left w:val="single" w:sz="6" w:space="0" w:color="8FAADC"/>
+              <w:bottom w:val="single" w:sz="6" w:space="0" w:color="8FAADC"/>
+              <w:right w:val="single" w:sz="6" w:space="0" w:color="8FAADC"/>
+            </w:tcBorders>
+            <w:tcMar>
+              <w:top w:w="100" w:type="dxa"/>
+              <w:left w:w="120" w:type="dxa"/>
+              <w:bottom w:w="100" w:type="dxa"/>
+              <w:right w:w="120" w:type="dxa"/>
+            </w:tcMar>
+            <w:hideMark/>
+          </w:tcPr>
+          <w:p>
+            <w:pPr>
+              <w:spacing w:before="160" w:after="240"/>
+              <w:rPr>
+                <w:rFonts w:ascii="Calibri" w:eastAsia="Times New Roman" w:hAnsi="Calibri" w:cs="Calibri"/>
+                <w:color w:val="222222"/>
+                <w:sz w:val="20"/>
+                <w:szCs w:val="20"/>
+              </w:rPr>
+            </w:pPr>
+            <w:r>
+              <w:rPr>
+                <w:rFonts w:ascii="Calibri" w:eastAsia="Times New Roman" w:hAnsi="Calibri" w:cs="Calibri"/>
+                <w:color w:val="222222"/>
+                <w:sz w:val="20"/>
+                <w:szCs w:val="20"/>
+              </w:rPr>
+              <w:t>POS accesible</w:t>
+            </w:r>
+          </w:p>
+        </w:tc>
+        <w:tc>
+          <w:tcPr>
+            <w:tcW w:w="0" w:type="auto"/>
+            <w:tcBorders>
+              <w:top w:val="single" w:sz="6" w:space="0" w:color="8FAADC"/>
+              <w:left w:val="single" w:sz="6" w:space="0" w:color="8FAADC"/>
+              <w:bottom w:val="single" w:sz="6" w:space="0" w:color="8FAADC"/>
+              <w:right w:val="single" w:sz="6" w:space="0" w:color="8FAADC"/>
+            </w:tcBorders>
+            <w:tcMar>
+              <w:top w:w="100" w:type="dxa"/>
+              <w:left w:w="120" w:type="dxa"/>
+              <w:bottom w:w="100" w:type="dxa"/>
+              <w:right w:w="120" w:type="dxa"/>
+            </w:tcMar>
+            <w:hideMark/>
+          </w:tcPr>
+          <w:p>
+            <w:pPr>
+              <w:spacing w:before="160" w:after="240"/>
+              <w:rPr>
+                <w:rFonts w:ascii="Calibri" w:eastAsia="Times New Roman" w:hAnsi="Calibri" w:cs="Calibri"/>
+                <w:color w:val="222222"/>
+                <w:sz w:val="20"/>
+                <w:szCs w:val="20"/>
+              </w:rPr>
+            </w:pPr>
+            <w:r>
+              <w:rPr>
+                <w:rFonts w:ascii="Calibri" w:eastAsia="Times New Roman" w:hAnsi="Calibri" w:cs="Calibri"/>
+                <w:color w:val="222222"/>
+                <w:sz w:val="20"/>
+                <w:szCs w:val="20"/>
+              </w:rPr>
+              <w:t>Yo: cascarón técnico y UI accesible. Benjamín: usarlo para cobrar. Joaquín: que sea el primer incremento.</w:t>
+            </w:r>
+          </w:p>
+        </w:tc>
+      </w:tr>
+      <w:tr>
+        <w:trPr>
+          <w:cantSplit/>
+        </w:trPr>
+        <w:tc>
+          <w:tcPr>
+            <w:tcW w:w="0" w:type="auto"/>
+            <w:tcBorders>
+              <w:top w:val="single" w:sz="6" w:space="0" w:color="8FAADC"/>
+              <w:left w:val="single" w:sz="6" w:space="0" w:color="8FAADC"/>
+              <w:bottom w:val="single" w:sz="6" w:space="0" w:color="8FAADC"/>
+              <w:right w:val="single" w:sz="6" w:space="0" w:color="8FAADC"/>
+            </w:tcBorders>
+            <w:tcMar>
+              <w:top w:w="100" w:type="dxa"/>
+              <w:left w:w="120" w:type="dxa"/>
+              <w:bottom w:w="100" w:type="dxa"/>
+              <w:right w:w="120" w:type="dxa"/>
+            </w:tcMar>
+            <w:hideMark/>
+          </w:tcPr>
+          <w:p>
+            <w:pPr>
+              <w:spacing w:before="160" w:after="240"/>
+              <w:rPr>
+                <w:rFonts w:ascii="Calibri" w:eastAsia="Times New Roman" w:hAnsi="Calibri" w:cs="Calibri"/>
+                <w:color w:val="222222"/>
+                <w:sz w:val="20"/>
+                <w:szCs w:val="20"/>
+              </w:rPr>
+            </w:pPr>
+            <w:r>
+              <w:rPr>
+                <w:rFonts w:ascii="Calibri" w:eastAsia="Times New Roman" w:hAnsi="Calibri" w:cs="Calibri"/>
+                <w:color w:val="222222"/>
+                <w:sz w:val="20"/>
+                <w:szCs w:val="20"/>
+              </w:rPr>
+              <w:t>02</w:t>
+            </w:r>
+          </w:p>
+        </w:tc>
+        <w:tc>
+          <w:tcPr>
+            <w:tcW w:w="0" w:type="auto"/>
+            <w:tcBorders>
+              <w:top w:val="single" w:sz="6" w:space="0" w:color="8FAADC"/>
+              <w:left w:val="single" w:sz="6" w:space="0" w:color="8FAADC"/>
+              <w:bottom w:val="single" w:sz="6" w:space="0" w:color="8FAADC"/>
+              <w:right w:val="single" w:sz="6" w:space="0" w:color="8FAADC"/>
+            </w:tcBorders>
+            <w:tcMar>
+              <w:top w:w="100" w:type="dxa"/>
+              <w:left w:w="120" w:type="dxa"/>
+              <w:bottom w:w="100" w:type="dxa"/>
+              <w:right w:w="120" w:type="dxa"/>
+            </w:tcMar>
+            <w:hideMark/>
+          </w:tcPr>
+          <w:p>
+            <w:pPr>
+              <w:spacing w:before="160" w:after="240"/>
+              <w:rPr>
+                <w:rFonts w:ascii="Calibri" w:eastAsia="Times New Roman" w:hAnsi="Calibri" w:cs="Calibri"/>
+                <w:color w:val="222222"/>
+                <w:sz w:val="20"/>
+                <w:szCs w:val="20"/>
+              </w:rPr>
+            </w:pPr>
+            <w:r>
+              <w:rPr>
+                <w:rFonts w:ascii="Calibri" w:eastAsia="Times New Roman" w:hAnsi="Calibri" w:cs="Calibri"/>
+                <w:color w:val="222222"/>
+                <w:sz w:val="20"/>
+                <w:szCs w:val="20"/>
+              </w:rPr>
+              <w:t>Tienda y retiro</w:t>
+            </w:r>
+          </w:p>
+        </w:tc>
+        <w:tc>
+          <w:tcPr>
+            <w:tcW w:w="0" w:type="auto"/>
+            <w:tcBorders>
+              <w:top w:val="single" w:sz="6" w:space="0" w:color="8FAADC"/>
+              <w:left w:val="single" w:sz="6" w:space="0" w:color="8FAADC"/>
+              <w:bottom w:val="single" w:sz="6" w:space="0" w:color="8FAADC"/>
+              <w:right w:val="single" w:sz="6" w:space="0" w:color="8FAADC"/>
+            </w:tcBorders>
+            <w:tcMar>
+              <w:top w:w="100" w:type="dxa"/>
+              <w:left w:w="120" w:type="dxa"/>
+              <w:bottom w:w="100" w:type="dxa"/>
+              <w:right w:w="120" w:type="dxa"/>
+            </w:tcMar>
+            <w:hideMark/>
+          </w:tcPr>
+          <w:p>
+            <w:pPr>
+              <w:spacing w:before="160" w:after="240"/>
+              <w:rPr>
+                <w:rFonts w:ascii="Calibri" w:eastAsia="Times New Roman" w:hAnsi="Calibri" w:cs="Calibri"/>
+                <w:color w:val="222222"/>
+                <w:sz w:val="20"/>
+                <w:szCs w:val="20"/>
+              </w:rPr>
+            </w:pPr>
+            <w:r>
+              <w:rPr>
+                <w:rFonts w:ascii="Calibri" w:eastAsia="Times New Roman" w:hAnsi="Calibri" w:cs="Calibri"/>
+                <w:color w:val="222222"/>
+                <w:sz w:val="20"/>
+                <w:szCs w:val="20"/>
+              </w:rPr>
+              <w:t>Yo: arquitectura web + API + datos de retiro. Benjamín: pedido y entrega en operación.</w:t>
+            </w:r>
+          </w:p>
+        </w:tc>
+      </w:tr>
+      <w:tr>
+        <w:trPr>
+          <w:cantSplit/>
+        </w:trPr>
+        <w:tc>
+          <w:tcPr>
+            <w:tcW w:w="0" w:type="auto"/>
+            <w:tcBorders>
+              <w:top w:val="single" w:sz="6" w:space="0" w:color="8FAADC"/>
+              <w:left w:val="single" w:sz="6" w:space="0" w:color="8FAADC"/>
+              <w:bottom w:val="single" w:sz="6" w:space="0" w:color="8FAADC"/>
+              <w:right w:val="single" w:sz="6" w:space="0" w:color="8FAADC"/>
+            </w:tcBorders>
+            <w:tcMar>
+              <w:top w:w="100" w:type="dxa"/>
+              <w:left w:w="120" w:type="dxa"/>
+              <w:bottom w:w="100" w:type="dxa"/>
+              <w:right w:w="120" w:type="dxa"/>
+            </w:tcMar>
+            <w:hideMark/>
+          </w:tcPr>
+          <w:p>
+            <w:pPr>
+              <w:spacing w:before="160" w:after="240"/>
+              <w:rPr>
+                <w:rFonts w:ascii="Calibri" w:eastAsia="Times New Roman" w:hAnsi="Calibri" w:cs="Calibri"/>
+                <w:color w:val="222222"/>
+                <w:sz w:val="20"/>
+                <w:szCs w:val="20"/>
+              </w:rPr>
+            </w:pPr>
+            <w:r>
+              <w:rPr>
+                <w:rFonts w:ascii="Calibri" w:eastAsia="Times New Roman" w:hAnsi="Calibri" w:cs="Calibri"/>
+                <w:color w:val="222222"/>
+                <w:sz w:val="20"/>
+                <w:szCs w:val="20"/>
+              </w:rPr>
+              <w:t>03</w:t>
+            </w:r>
+          </w:p>
+        </w:tc>
+        <w:tc>
+          <w:tcPr>
+            <w:tcW w:w="0" w:type="auto"/>
+            <w:tcBorders>
+              <w:top w:val="single" w:sz="6" w:space="0" w:color="8FAADC"/>
+              <w:left w:val="single" w:sz="6" w:space="0" w:color="8FAADC"/>
+              <w:bottom w:val="single" w:sz="6" w:space="0" w:color="8FAADC"/>
+              <w:right w:val="single" w:sz="6" w:space="0" w:color="8FAADC"/>
+            </w:tcBorders>
+            <w:tcMar>
+              <w:top w:w="100" w:type="dxa"/>
+              <w:left w:w="120" w:type="dxa"/>
+              <w:bottom w:w="100" w:type="dxa"/>
+              <w:right w:w="120" w:type="dxa"/>
+            </w:tcMar>
+            <w:hideMark/>
+          </w:tcPr>
+          <w:p>
+            <w:pPr>
+              <w:spacing w:before="160" w:after="240"/>
+              <w:rPr>
+                <w:rFonts w:ascii="Calibri" w:eastAsia="Times New Roman" w:hAnsi="Calibri" w:cs="Calibri"/>
+                <w:color w:val="222222"/>
+                <w:sz w:val="20"/>
+                <w:szCs w:val="20"/>
+              </w:rPr>
+            </w:pPr>
+            <w:r>
+              <w:rPr>
+                <w:rFonts w:ascii="Calibri" w:eastAsia="Times New Roman" w:hAnsi="Calibri" w:cs="Calibri"/>
+                <w:color w:val="222222"/>
+                <w:sz w:val="20"/>
+                <w:szCs w:val="20"/>
+              </w:rPr>
+              <w:t>Pagos chilenos</w:t>
+            </w:r>
+          </w:p>
+        </w:tc>
+        <w:tc>
+          <w:tcPr>
+            <w:tcW w:w="0" w:type="auto"/>
+            <w:tcBorders>
+              <w:top w:val="single" w:sz="6" w:space="0" w:color="8FAADC"/>
+              <w:left w:val="single" w:sz="6" w:space="0" w:color="8FAADC"/>
+              <w:bottom w:val="single" w:sz="6" w:space="0" w:color="8FAADC"/>
+              <w:right w:val="single" w:sz="6" w:space="0" w:color="8FAADC"/>
+            </w:tcBorders>
+            <w:tcMar>
+              <w:top w:w="100" w:type="dxa"/>
+              <w:left w:w="120" w:type="dxa"/>
+              <w:bottom w:w="100" w:type="dxa"/>
+              <w:right w:w="120" w:type="dxa"/>
+            </w:tcMar>
+            <w:hideMark/>
+          </w:tcPr>
+          <w:p>
+            <w:pPr>
+              <w:spacing w:before="160" w:after="240"/>
+              <w:rPr>
+                <w:rFonts w:ascii="Calibri" w:eastAsia="Times New Roman" w:hAnsi="Calibri" w:cs="Calibri"/>
+                <w:color w:val="222222"/>
+                <w:sz w:val="20"/>
+                <w:szCs w:val="20"/>
+              </w:rPr>
+            </w:pPr>
+            <w:r>
+              <w:rPr>
+                <w:rFonts w:ascii="Calibri" w:eastAsia="Times New Roman" w:hAnsi="Calibri" w:cs="Calibri"/>
+                <w:color w:val="222222"/>
+                <w:sz w:val="20"/>
+                <w:szCs w:val="20"/>
+              </w:rPr>
+              <w:t>Yo: contratos de API y modelo de medio de pago. Benjamín: integrar efectivo, TUU y Webpay. No es mi lámina.</w:t>
+            </w:r>
+          </w:p>
+        </w:tc>
+      </w:tr>
+      <w:tr>
+        <w:trPr>
+          <w:cantSplit/>
+        </w:trPr>
+        <w:tc>
+          <w:tcPr>
+            <w:tcW w:w="0" w:type="auto"/>
+            <w:tcBorders>
+              <w:top w:val="single" w:sz="6" w:space="0" w:color="8FAADC"/>
+              <w:left w:val="single" w:sz="6" w:space="0" w:color="8FAADC"/>
+              <w:bottom w:val="single" w:sz="6" w:space="0" w:color="8FAADC"/>
+              <w:right w:val="single" w:sz="6" w:space="0" w:color="8FAADC"/>
+            </w:tcBorders>
+            <w:tcMar>
+              <w:top w:w="100" w:type="dxa"/>
+              <w:left w:w="120" w:type="dxa"/>
+              <w:bottom w:w="100" w:type="dxa"/>
+              <w:right w:w="120" w:type="dxa"/>
+            </w:tcMar>
+            <w:hideMark/>
+          </w:tcPr>
+          <w:p>
+            <w:pPr>
+              <w:spacing w:before="160" w:after="240"/>
+              <w:rPr>
+                <w:rFonts w:ascii="Calibri" w:eastAsia="Times New Roman" w:hAnsi="Calibri" w:cs="Calibri"/>
+                <w:color w:val="222222"/>
+                <w:sz w:val="20"/>
+                <w:szCs w:val="20"/>
+              </w:rPr>
+            </w:pPr>
+            <w:r>
+              <w:rPr>
+                <w:rFonts w:ascii="Calibri" w:eastAsia="Times New Roman" w:hAnsi="Calibri" w:cs="Calibri"/>
+                <w:color w:val="222222"/>
+                <w:sz w:val="20"/>
+                <w:szCs w:val="20"/>
+              </w:rPr>
+              <w:t>04</w:t>
+            </w:r>
+          </w:p>
+        </w:tc>
+        <w:tc>
+          <w:tcPr>
+            <w:tcW w:w="0" w:type="auto"/>
+            <w:tcBorders>
+              <w:top w:val="single" w:sz="6" w:space="0" w:color="8FAADC"/>
+              <w:left w:val="single" w:sz="6" w:space="0" w:color="8FAADC"/>
+              <w:bottom w:val="single" w:sz="6" w:space="0" w:color="8FAADC"/>
+              <w:right w:val="single" w:sz="6" w:space="0" w:color="8FAADC"/>
+            </w:tcBorders>
+            <w:tcMar>
+              <w:top w:w="100" w:type="dxa"/>
+              <w:left w:w="120" w:type="dxa"/>
+              <w:bottom w:w="100" w:type="dxa"/>
+              <w:right w:w="120" w:type="dxa"/>
+            </w:tcMar>
+            <w:hideMark/>
+          </w:tcPr>
+          <w:p>
+            <w:pPr>
+              <w:spacing w:before="160" w:after="240"/>
+              <w:rPr>
+                <w:rFonts w:ascii="Calibri" w:eastAsia="Times New Roman" w:hAnsi="Calibri" w:cs="Calibri"/>
+                <w:color w:val="222222"/>
+                <w:sz w:val="20"/>
+                <w:szCs w:val="20"/>
+              </w:rPr>
+            </w:pPr>
+            <w:r>
+              <w:rPr>
+                <w:rFonts w:ascii="Calibri" w:eastAsia="Times New Roman" w:hAnsi="Calibri" w:cs="Calibri"/>
+                <w:color w:val="222222"/>
+                <w:sz w:val="20"/>
+                <w:szCs w:val="20"/>
+              </w:rPr>
+              <w:t>Inventario en vivo</w:t>
+            </w:r>
+          </w:p>
+        </w:tc>
+        <w:tc>
+          <w:tcPr>
+            <w:tcW w:w="0" w:type="auto"/>
+            <w:tcBorders>
+              <w:top w:val="single" w:sz="6" w:space="0" w:color="8FAADC"/>
+              <w:left w:val="single" w:sz="6" w:space="0" w:color="8FAADC"/>
+              <w:bottom w:val="single" w:sz="6" w:space="0" w:color="8FAADC"/>
+              <w:right w:val="single" w:sz="6" w:space="0" w:color="8FAADC"/>
+            </w:tcBorders>
+            <w:tcMar>
+              <w:top w:w="100" w:type="dxa"/>
+              <w:left w:w="120" w:type="dxa"/>
+              <w:bottom w:w="100" w:type="dxa"/>
+              <w:right w:w="120" w:type="dxa"/>
+            </w:tcMar>
+            <w:hideMark/>
+          </w:tcPr>
+          <w:p>
+            <w:pPr>
+              <w:spacing w:before="160" w:after="240"/>
+              <w:rPr>
+                <w:rFonts w:ascii="Calibri" w:eastAsia="Times New Roman" w:hAnsi="Calibri" w:cs="Calibri"/>
+                <w:color w:val="222222"/>
+                <w:sz w:val="20"/>
+                <w:szCs w:val="20"/>
+              </w:rPr>
+            </w:pPr>
+            <w:r>
+              <w:rPr>
+                <w:rFonts w:ascii="Calibri" w:eastAsia="Times New Roman" w:hAnsi="Calibri" w:cs="Calibri"/>
+                <w:color w:val="222222"/>
+                <w:sz w:val="20"/>
+                <w:szCs w:val="20"/>
+              </w:rPr>
+              <w:t>Yo: modelo, backend y sincronización (WebSockets). Núcleo de mi diseño.</w:t>
+            </w:r>
+          </w:p>
+        </w:tc>
+      </w:tr>
+      <w:tr>
+        <w:trPr>
+          <w:cantSplit/>
+        </w:trPr>
+        <w:tc>
+          <w:tcPr>
+            <w:tcW w:w="0" w:type="auto"/>
+            <w:tcBorders>
+              <w:top w:val="single" w:sz="6" w:space="0" w:color="8FAADC"/>
+              <w:left w:val="single" w:sz="6" w:space="0" w:color="8FAADC"/>
+              <w:bottom w:val="single" w:sz="6" w:space="0" w:color="8FAADC"/>
+              <w:right w:val="single" w:sz="6" w:space="0" w:color="8FAADC"/>
+            </w:tcBorders>
+            <w:tcMar>
+              <w:top w:w="100" w:type="dxa"/>
+              <w:left w:w="120" w:type="dxa"/>
+              <w:bottom w:w="100" w:type="dxa"/>
+              <w:right w:w="120" w:type="dxa"/>
+            </w:tcMar>
+            <w:hideMark/>
+          </w:tcPr>
+          <w:p>
+            <w:pPr>
+              <w:spacing w:before="160" w:after="240"/>
+              <w:rPr>
+                <w:rFonts w:ascii="Calibri" w:eastAsia="Times New Roman" w:hAnsi="Calibri" w:cs="Calibri"/>
+                <w:color w:val="222222"/>
+                <w:sz w:val="20"/>
+                <w:szCs w:val="20"/>
+              </w:rPr>
+            </w:pPr>
+            <w:r>
+              <w:rPr>
+                <w:rFonts w:ascii="Calibri" w:eastAsia="Times New Roman" w:hAnsi="Calibri" w:cs="Calibri"/>
+                <w:color w:val="222222"/>
+                <w:sz w:val="20"/>
+                <w:szCs w:val="20"/>
+              </w:rPr>
+              <w:t>05</w:t>
+            </w:r>
+          </w:p>
+        </w:tc>
+        <w:tc>
+          <w:tcPr>
+            <w:tcW w:w="0" w:type="auto"/>
+            <w:tcBorders>
+              <w:top w:val="single" w:sz="6" w:space="0" w:color="8FAADC"/>
+              <w:left w:val="single" w:sz="6" w:space="0" w:color="8FAADC"/>
+              <w:bottom w:val="single" w:sz="6" w:space="0" w:color="8FAADC"/>
+              <w:right w:val="single" w:sz="6" w:space="0" w:color="8FAADC"/>
+            </w:tcBorders>
+            <w:tcMar>
+              <w:top w:w="100" w:type="dxa"/>
+              <w:left w:w="120" w:type="dxa"/>
+              <w:bottom w:w="100" w:type="dxa"/>
+              <w:right w:w="120" w:type="dxa"/>
+            </w:tcMar>
+            <w:hideMark/>
+          </w:tcPr>
+          <w:p>
+            <w:pPr>
+              <w:spacing w:before="160" w:after="240"/>
+              <w:rPr>
+                <w:rFonts w:ascii="Calibri" w:eastAsia="Times New Roman" w:hAnsi="Calibri" w:cs="Calibri"/>
+                <w:color w:val="222222"/>
+                <w:sz w:val="20"/>
+                <w:szCs w:val="20"/>
+              </w:rPr>
+            </w:pPr>
+            <w:r>
+              <w:rPr>
+                <w:rFonts w:ascii="Calibri" w:eastAsia="Times New Roman" w:hAnsi="Calibri" w:cs="Calibri"/>
+                <w:color w:val="222222"/>
+                <w:sz w:val="20"/>
+                <w:szCs w:val="20"/>
+              </w:rPr>
+              <w:t>Admin protegida</w:t>
+            </w:r>
+          </w:p>
+        </w:tc>
+        <w:tc>
+          <w:tcPr>
+            <w:tcW w:w="0" w:type="auto"/>
+            <w:tcBorders>
+              <w:top w:val="single" w:sz="6" w:space="0" w:color="8FAADC"/>
+              <w:left w:val="single" w:sz="6" w:space="0" w:color="8FAADC"/>
+              <w:bottom w:val="single" w:sz="6" w:space="0" w:color="8FAADC"/>
+              <w:right w:val="single" w:sz="6" w:space="0" w:color="8FAADC"/>
+            </w:tcBorders>
+            <w:tcMar>
+              <w:top w:w="100" w:type="dxa"/>
+              <w:left w:w="120" w:type="dxa"/>
+              <w:bottom w:w="100" w:type="dxa"/>
+              <w:right w:w="120" w:type="dxa"/>
+            </w:tcMar>
+            <w:hideMark/>
+          </w:tcPr>
+          <w:p>
+            <w:pPr>
+              <w:spacing w:before="160" w:after="240"/>
+              <w:rPr>
+                <w:rFonts w:ascii="Calibri" w:eastAsia="Times New Roman" w:hAnsi="Calibri" w:cs="Calibri"/>
+                <w:color w:val="222222"/>
+                <w:sz w:val="20"/>
+                <w:szCs w:val="20"/>
+              </w:rPr>
+            </w:pPr>
+            <w:r>
+              <w:rPr>
+                <w:rFonts w:ascii="Calibri" w:eastAsia="Times New Roman" w:hAnsi="Calibri" w:cs="Calibri"/>
+                <w:color w:val="222222"/>
+                <w:sz w:val="20"/>
+                <w:szCs w:val="20"/>
+              </w:rPr>
+              <w:t>Yo: escritorio + 2FA. Joaquín priorizó sacar el admin de la tablet.</w:t>
+            </w:r>
+          </w:p>
+        </w:tc>
+      </w:tr>
+      <w:tr>
+        <w:trPr>
+          <w:cantSplit/>
+        </w:trPr>
+        <w:tc>
+          <w:tcPr>
+            <w:tcW w:w="0" w:type="auto"/>
+            <w:tcBorders>
+              <w:top w:val="single" w:sz="6" w:space="0" w:color="8FAADC"/>
+              <w:left w:val="single" w:sz="6" w:space="0" w:color="8FAADC"/>
+              <w:bottom w:val="single" w:sz="6" w:space="0" w:color="8FAADC"/>
+              <w:right w:val="single" w:sz="6" w:space="0" w:color="8FAADC"/>
+            </w:tcBorders>
+            <w:tcMar>
+              <w:top w:w="100" w:type="dxa"/>
+              <w:left w:w="120" w:type="dxa"/>
+              <w:bottom w:w="100" w:type="dxa"/>
+              <w:right w:w="120" w:type="dxa"/>
+            </w:tcMar>
+            <w:hideMark/>
+          </w:tcPr>
+          <w:p>
+            <w:pPr>
+              <w:spacing w:before="160" w:after="240"/>
+              <w:rPr>
+                <w:rFonts w:ascii="Calibri" w:eastAsia="Times New Roman" w:hAnsi="Calibri" w:cs="Calibri"/>
+                <w:color w:val="222222"/>
+                <w:sz w:val="20"/>
+                <w:szCs w:val="20"/>
+              </w:rPr>
+            </w:pPr>
+            <w:r>
+              <w:rPr>
+                <w:rFonts w:ascii="Calibri" w:eastAsia="Times New Roman" w:hAnsi="Calibri" w:cs="Calibri"/>
+                <w:color w:val="222222"/>
+                <w:sz w:val="20"/>
+                <w:szCs w:val="20"/>
+              </w:rPr>
+              <w:t>06</w:t>
+            </w:r>
+          </w:p>
+        </w:tc>
+        <w:tc>
+          <w:tcPr>
+            <w:tcW w:w="0" w:type="auto"/>
+            <w:tcBorders>
+              <w:top w:val="single" w:sz="6" w:space="0" w:color="8FAADC"/>
+              <w:left w:val="single" w:sz="6" w:space="0" w:color="8FAADC"/>
+              <w:bottom w:val="single" w:sz="6" w:space="0" w:color="8FAADC"/>
+              <w:right w:val="single" w:sz="6" w:space="0" w:color="8FAADC"/>
+            </w:tcBorders>
+            <w:tcMar>
+              <w:top w:w="100" w:type="dxa"/>
+              <w:left w:w="120" w:type="dxa"/>
+              <w:bottom w:w="100" w:type="dxa"/>
+              <w:right w:w="120" w:type="dxa"/>
+            </w:tcMar>
+            <w:hideMark/>
+          </w:tcPr>
+          <w:p>
+            <w:pPr>
+              <w:spacing w:before="160" w:after="240"/>
+              <w:rPr>
+                <w:rFonts w:ascii="Calibri" w:eastAsia="Times New Roman" w:hAnsi="Calibri" w:cs="Calibri"/>
+                <w:color w:val="222222"/>
+                <w:sz w:val="20"/>
+                <w:szCs w:val="20"/>
+              </w:rPr>
+            </w:pPr>
+            <w:r>
+              <w:rPr>
+                <w:rFonts w:ascii="Calibri" w:eastAsia="Times New Roman" w:hAnsi="Calibri" w:cs="Calibri"/>
+                <w:color w:val="222222"/>
+                <w:sz w:val="20"/>
+                <w:szCs w:val="20"/>
+              </w:rPr>
+              <w:t>Control del negocio</w:t>
+            </w:r>
+          </w:p>
+        </w:tc>
+        <w:tc>
+          <w:tcPr>
+            <w:tcW w:w="0" w:type="auto"/>
+            <w:tcBorders>
+              <w:top w:val="single" w:sz="6" w:space="0" w:color="8FAADC"/>
+              <w:left w:val="single" w:sz="6" w:space="0" w:color="8FAADC"/>
+              <w:bottom w:val="single" w:sz="6" w:space="0" w:color="8FAADC"/>
+              <w:right w:val="single" w:sz="6" w:space="0" w:color="8FAADC"/>
+            </w:tcBorders>
+            <w:tcMar>
+              <w:top w:w="100" w:type="dxa"/>
+              <w:left w:w="120" w:type="dxa"/>
+              <w:bottom w:w="100" w:type="dxa"/>
+              <w:right w:w="120" w:type="dxa"/>
+            </w:tcMar>
+            <w:hideMark/>
+          </w:tcPr>
+          <w:p>
+            <w:pPr>
+              <w:spacing w:before="160" w:after="240"/>
+              <w:rPr>
+                <w:rFonts w:ascii="Calibri" w:eastAsia="Times New Roman" w:hAnsi="Calibri" w:cs="Calibri"/>
+                <w:color w:val="222222"/>
+                <w:sz w:val="20"/>
+                <w:szCs w:val="20"/>
+              </w:rPr>
+            </w:pPr>
+            <w:r>
+              <w:rPr>
+                <w:rFonts w:ascii="Calibri" w:eastAsia="Times New Roman" w:hAnsi="Calibri" w:cs="Calibri"/>
+                <w:color w:val="222222"/>
+                <w:sz w:val="20"/>
+                <w:szCs w:val="20"/>
+              </w:rPr>
+              <w:t>Yo: pantallas de escritorio y consultas. Joaquín pidió que Mitzi decida con datos. Benjamín alimenta ventas y entregas.</w:t>
             </w:r>
           </w:p>
         </w:tc>
@@ -1765,2276 +3121,7 @@
           <w:szCs w:val="22"/>
           <w:lang w:val="es-ES"/>
         </w:rPr>
-        <w:t>Esta separación importa para la autoevaluación: no me atribuyo la jefatura de Joaquín ni las integraciones de Benjamín. Mi evidencia de Fase 1 se concentra en el diseño técnico y en que las tres puertas (web, tablet, escritorio) queden bien cortadas.</w:t>
-      </w:r>
-    </w:p>
-    <w:p>
-      <w:pPr>
-        <w:pStyle w:val="Heading2"/>
-        <w:rPr>
-          <w:rFonts w:ascii="Calibri" w:eastAsia="Times New Roman" w:hAnsi="Calibri" w:cs="Calibri"/>
-          <w:lang w:val="es-ES"/>
-        </w:rPr>
-      </w:pPr>
-      <w:r>
-        <w:rPr>
-          <w:rFonts w:ascii="Calibri" w:eastAsia="Times New Roman" w:hAnsi="Calibri" w:cs="Calibri"/>
-          <w:lang w:val="es-ES"/>
-        </w:rPr>
-        <w:t>3. Propósito de esta autoevaluación</w:t>
-      </w:r>
-    </w:p>
-    <w:p>
-      <w:pPr>
-        <w:pStyle w:val="NormalWeb"/>
-        <w:rPr>
-          <w:rFonts w:ascii="Calibri" w:hAnsi="Calibri" w:cs="Calibri"/>
-          <w:color w:val="222222"/>
-          <w:sz w:val="22"/>
-          <w:szCs w:val="22"/>
-          <w:lang w:val="es-ES"/>
-        </w:rPr>
-      </w:pPr>
-      <w:r>
-        <w:rPr>
-          <w:rFonts w:ascii="Calibri" w:hAnsi="Calibri" w:cs="Calibri"/>
-          <w:color w:val="222222"/>
-          <w:sz w:val="22"/>
-          <w:szCs w:val="22"/>
-          <w:lang w:val="es-ES"/>
-        </w:rPr>
-        <w:t>Este documento da cuenta del análisis de evidencias de la carrera y de lo ya definido en el Proyecto APT durante la Fase 1. El objetivo es identificar fortalezas, brechas e intereses profesionales, y relacionar de forma explícita La 200 con las competencias del perfil de egreso de Ingeniería en Informática de Duoc UC.</w:t>
-      </w:r>
-    </w:p>
-    <w:tbl>
-      <w:tblPr>
-        <w:tblW w:w="5000" w:type="pct"/>
-        <w:tblCellMar>
-          <w:top w:w="15" w:type="dxa"/>
-          <w:left w:w="15" w:type="dxa"/>
-          <w:bottom w:w="15" w:type="dxa"/>
-          <w:right w:w="15" w:type="dxa"/>
-        </w:tblCellMar>
-        <w:tblLook w:val="04A0" w:firstRow="1" w:lastRow="0" w:firstColumn="1" w:lastColumn="0" w:noHBand="0" w:noVBand="1"/>
-      </w:tblPr>
-      <w:tblGrid>
-        <w:gridCol w:w="1694"/>
-        <w:gridCol w:w="7719"/>
-      </w:tblGrid>
-      <w:tr>
-        <w:trPr>
-          <w:cantSplit/>
-        </w:trPr>
-        <w:tc>
-          <w:tcPr>
-            <w:tcW w:w="900" w:type="pct"/>
-            <w:shd w:val="clear" w:color="auto" w:fill="1F4E79"/>
-            <w:tcMar>
-              <w:top w:w="100" w:type="dxa"/>
-              <w:left w:w="120" w:type="dxa"/>
-              <w:bottom w:w="100" w:type="dxa"/>
-              <w:right w:w="120" w:type="dxa"/>
-            </w:tcMar>
-            <w:vAlign w:val="center"/>
-            <w:hideMark/>
-          </w:tcPr>
-          <w:p>
-            <w:pPr>
-              <w:spacing w:before="160" w:after="240"/>
-              <w:rPr>
-                <w:rFonts w:ascii="Calibri" w:eastAsia="Times New Roman" w:hAnsi="Calibri" w:cs="Calibri"/>
-                <w:b/>
-                <w:bCs/>
-                <w:color w:val="FFFFFF"/>
-                <w:sz w:val="20"/>
-                <w:szCs w:val="20"/>
-              </w:rPr>
-            </w:pPr>
-            <w:r>
-              <w:rPr>
-                <w:rFonts w:ascii="Calibri" w:eastAsia="Times New Roman" w:hAnsi="Calibri" w:cs="Calibri"/>
-                <w:b/>
-                <w:bCs/>
-                <w:color w:val="FFFFFF"/>
-                <w:sz w:val="20"/>
-                <w:szCs w:val="20"/>
-              </w:rPr>
-              <w:t>Nivel</w:t>
-            </w:r>
-          </w:p>
-        </w:tc>
-        <w:tc>
-          <w:tcPr>
-            <w:tcW w:w="0" w:type="auto"/>
-            <w:shd w:val="clear" w:color="auto" w:fill="1F4E79"/>
-            <w:tcMar>
-              <w:top w:w="100" w:type="dxa"/>
-              <w:left w:w="120" w:type="dxa"/>
-              <w:bottom w:w="100" w:type="dxa"/>
-              <w:right w:w="120" w:type="dxa"/>
-            </w:tcMar>
-            <w:vAlign w:val="center"/>
-            <w:hideMark/>
-          </w:tcPr>
-          <w:p>
-            <w:pPr>
-              <w:spacing w:before="160" w:after="240"/>
-              <w:rPr>
-                <w:rFonts w:ascii="Calibri" w:eastAsia="Times New Roman" w:hAnsi="Calibri" w:cs="Calibri"/>
-                <w:b/>
-                <w:bCs/>
-                <w:color w:val="FFFFFF"/>
-                <w:sz w:val="20"/>
-                <w:szCs w:val="20"/>
-              </w:rPr>
-            </w:pPr>
-            <w:r>
-              <w:rPr>
-                <w:rFonts w:ascii="Calibri" w:eastAsia="Times New Roman" w:hAnsi="Calibri" w:cs="Calibri"/>
-                <w:b/>
-                <w:bCs/>
-                <w:color w:val="FFFFFF"/>
-                <w:sz w:val="20"/>
-                <w:szCs w:val="20"/>
-              </w:rPr>
-              <w:t>Significado en esta fase</w:t>
-            </w:r>
-          </w:p>
-        </w:tc>
-      </w:tr>
-      <w:tr>
-        <w:trPr>
-          <w:cantSplit/>
-        </w:trPr>
-        <w:tc>
-          <w:tcPr>
-            <w:tcW w:w="0" w:type="auto"/>
-            <w:tcBorders>
-              <w:top w:val="single" w:sz="6" w:space="0" w:color="8FAADC"/>
-              <w:left w:val="single" w:sz="6" w:space="0" w:color="8FAADC"/>
-              <w:bottom w:val="single" w:sz="6" w:space="0" w:color="8FAADC"/>
-              <w:right w:val="single" w:sz="6" w:space="0" w:color="8FAADC"/>
-            </w:tcBorders>
-            <w:tcMar>
-              <w:top w:w="100" w:type="dxa"/>
-              <w:left w:w="120" w:type="dxa"/>
-              <w:bottom w:w="100" w:type="dxa"/>
-              <w:right w:w="120" w:type="dxa"/>
-            </w:tcMar>
-            <w:hideMark/>
-          </w:tcPr>
-          <w:p>
-            <w:pPr>
-              <w:spacing w:before="160" w:after="240"/>
-              <w:rPr>
-                <w:rFonts w:ascii="Calibri" w:eastAsia="Times New Roman" w:hAnsi="Calibri" w:cs="Calibri"/>
-                <w:b/>
-                <w:bCs/>
-                <w:color w:val="1F4E79"/>
-                <w:sz w:val="19"/>
-                <w:szCs w:val="19"/>
-              </w:rPr>
-            </w:pPr>
-            <w:r>
-              <w:rPr>
-                <w:rFonts w:ascii="Calibri" w:eastAsia="Times New Roman" w:hAnsi="Calibri" w:cs="Calibri"/>
-                <w:b/>
-                <w:bCs/>
-                <w:color w:val="1F4E79"/>
-                <w:sz w:val="19"/>
-                <w:szCs w:val="19"/>
-              </w:rPr>
-              <w:lastRenderedPageBreak/>
-              <w:t>Inicial</w:t>
-            </w:r>
-          </w:p>
-        </w:tc>
-        <w:tc>
-          <w:tcPr>
-            <w:tcW w:w="0" w:type="auto"/>
-            <w:tcBorders>
-              <w:top w:val="single" w:sz="6" w:space="0" w:color="8FAADC"/>
-              <w:left w:val="single" w:sz="6" w:space="0" w:color="8FAADC"/>
-              <w:bottom w:val="single" w:sz="6" w:space="0" w:color="8FAADC"/>
-              <w:right w:val="single" w:sz="6" w:space="0" w:color="8FAADC"/>
-            </w:tcBorders>
-            <w:tcMar>
-              <w:top w:w="100" w:type="dxa"/>
-              <w:left w:w="120" w:type="dxa"/>
-              <w:bottom w:w="100" w:type="dxa"/>
-              <w:right w:w="120" w:type="dxa"/>
-            </w:tcMar>
-            <w:hideMark/>
-          </w:tcPr>
-          <w:p>
-            <w:pPr>
-              <w:spacing w:before="160" w:after="240"/>
-              <w:rPr>
-                <w:rFonts w:ascii="Calibri" w:eastAsia="Times New Roman" w:hAnsi="Calibri" w:cs="Calibri"/>
-                <w:color w:val="222222"/>
-                <w:sz w:val="19"/>
-                <w:szCs w:val="19"/>
-              </w:rPr>
-            </w:pPr>
-            <w:r>
-              <w:rPr>
-                <w:rFonts w:ascii="Calibri" w:eastAsia="Times New Roman" w:hAnsi="Calibri" w:cs="Calibri"/>
-                <w:color w:val="222222"/>
-                <w:sz w:val="19"/>
-                <w:szCs w:val="19"/>
-              </w:rPr>
-              <w:t>Conozco la competencia; aún no hay evidencia suficiente en este proyecto.</w:t>
-            </w:r>
-          </w:p>
-        </w:tc>
-      </w:tr>
-      <w:tr>
-        <w:trPr>
-          <w:cantSplit/>
-        </w:trPr>
-        <w:tc>
-          <w:tcPr>
-            <w:tcW w:w="0" w:type="auto"/>
-            <w:tcBorders>
-              <w:top w:val="single" w:sz="6" w:space="0" w:color="8FAADC"/>
-              <w:left w:val="single" w:sz="6" w:space="0" w:color="8FAADC"/>
-              <w:bottom w:val="single" w:sz="6" w:space="0" w:color="8FAADC"/>
-              <w:right w:val="single" w:sz="6" w:space="0" w:color="8FAADC"/>
-            </w:tcBorders>
-            <w:tcMar>
-              <w:top w:w="100" w:type="dxa"/>
-              <w:left w:w="120" w:type="dxa"/>
-              <w:bottom w:w="100" w:type="dxa"/>
-              <w:right w:w="120" w:type="dxa"/>
-            </w:tcMar>
-            <w:hideMark/>
-          </w:tcPr>
-          <w:p>
-            <w:pPr>
-              <w:spacing w:before="160" w:after="240"/>
-              <w:rPr>
-                <w:rFonts w:ascii="Calibri" w:eastAsia="Times New Roman" w:hAnsi="Calibri" w:cs="Calibri"/>
-                <w:b/>
-                <w:bCs/>
-                <w:color w:val="1F4E79"/>
-                <w:sz w:val="19"/>
-                <w:szCs w:val="19"/>
-              </w:rPr>
-            </w:pPr>
-            <w:r>
-              <w:rPr>
-                <w:rFonts w:ascii="Calibri" w:eastAsia="Times New Roman" w:hAnsi="Calibri" w:cs="Calibri"/>
-                <w:b/>
-                <w:bCs/>
-                <w:color w:val="1F4E79"/>
-                <w:sz w:val="19"/>
-                <w:szCs w:val="19"/>
-              </w:rPr>
-              <w:t>En desarrollo</w:t>
-            </w:r>
-          </w:p>
-        </w:tc>
-        <w:tc>
-          <w:tcPr>
-            <w:tcW w:w="0" w:type="auto"/>
-            <w:tcBorders>
-              <w:top w:val="single" w:sz="6" w:space="0" w:color="8FAADC"/>
-              <w:left w:val="single" w:sz="6" w:space="0" w:color="8FAADC"/>
-              <w:bottom w:val="single" w:sz="6" w:space="0" w:color="8FAADC"/>
-              <w:right w:val="single" w:sz="6" w:space="0" w:color="8FAADC"/>
-            </w:tcBorders>
-            <w:tcMar>
-              <w:top w:w="100" w:type="dxa"/>
-              <w:left w:w="120" w:type="dxa"/>
-              <w:bottom w:w="100" w:type="dxa"/>
-              <w:right w:w="120" w:type="dxa"/>
-            </w:tcMar>
-            <w:hideMark/>
-          </w:tcPr>
-          <w:p>
-            <w:pPr>
-              <w:spacing w:before="160" w:after="240"/>
-              <w:rPr>
-                <w:rFonts w:ascii="Calibri" w:eastAsia="Times New Roman" w:hAnsi="Calibri" w:cs="Calibri"/>
-                <w:color w:val="222222"/>
-                <w:sz w:val="19"/>
-                <w:szCs w:val="19"/>
-              </w:rPr>
-            </w:pPr>
-            <w:r>
-              <w:rPr>
-                <w:rFonts w:ascii="Calibri" w:eastAsia="Times New Roman" w:hAnsi="Calibri" w:cs="Calibri"/>
-                <w:color w:val="222222"/>
-                <w:sz w:val="19"/>
-                <w:szCs w:val="19"/>
-              </w:rPr>
-              <w:t>La estoy aplicando. Hay evidencia parcial (diseño, prototipo o decisión técnica), pero falta consolidarla en Fase 2.</w:t>
-            </w:r>
-          </w:p>
-        </w:tc>
-      </w:tr>
-      <w:tr>
-        <w:trPr>
-          <w:cantSplit/>
-        </w:trPr>
-        <w:tc>
-          <w:tcPr>
-            <w:tcW w:w="0" w:type="auto"/>
-            <w:tcBorders>
-              <w:top w:val="single" w:sz="6" w:space="0" w:color="8FAADC"/>
-              <w:left w:val="single" w:sz="6" w:space="0" w:color="8FAADC"/>
-              <w:bottom w:val="single" w:sz="6" w:space="0" w:color="8FAADC"/>
-              <w:right w:val="single" w:sz="6" w:space="0" w:color="8FAADC"/>
-            </w:tcBorders>
-            <w:tcMar>
-              <w:top w:w="100" w:type="dxa"/>
-              <w:left w:w="120" w:type="dxa"/>
-              <w:bottom w:w="100" w:type="dxa"/>
-              <w:right w:w="120" w:type="dxa"/>
-            </w:tcMar>
-            <w:hideMark/>
-          </w:tcPr>
-          <w:p>
-            <w:pPr>
-              <w:spacing w:before="160" w:after="240"/>
-              <w:rPr>
-                <w:rFonts w:ascii="Calibri" w:eastAsia="Times New Roman" w:hAnsi="Calibri" w:cs="Calibri"/>
-                <w:b/>
-                <w:bCs/>
-                <w:color w:val="1F4E79"/>
-                <w:sz w:val="19"/>
-                <w:szCs w:val="19"/>
-              </w:rPr>
-            </w:pPr>
-            <w:r>
-              <w:rPr>
-                <w:rFonts w:ascii="Calibri" w:eastAsia="Times New Roman" w:hAnsi="Calibri" w:cs="Calibri"/>
-                <w:b/>
-                <w:bCs/>
-                <w:color w:val="1F4E79"/>
-                <w:sz w:val="19"/>
-                <w:szCs w:val="19"/>
-              </w:rPr>
-              <w:t>Logrado</w:t>
-            </w:r>
-          </w:p>
-        </w:tc>
-        <w:tc>
-          <w:tcPr>
-            <w:tcW w:w="0" w:type="auto"/>
-            <w:tcBorders>
-              <w:top w:val="single" w:sz="6" w:space="0" w:color="8FAADC"/>
-              <w:left w:val="single" w:sz="6" w:space="0" w:color="8FAADC"/>
-              <w:bottom w:val="single" w:sz="6" w:space="0" w:color="8FAADC"/>
-              <w:right w:val="single" w:sz="6" w:space="0" w:color="8FAADC"/>
-            </w:tcBorders>
-            <w:tcMar>
-              <w:top w:w="100" w:type="dxa"/>
-              <w:left w:w="120" w:type="dxa"/>
-              <w:bottom w:w="100" w:type="dxa"/>
-              <w:right w:w="120" w:type="dxa"/>
-            </w:tcMar>
-            <w:hideMark/>
-          </w:tcPr>
-          <w:p>
-            <w:pPr>
-              <w:spacing w:before="160" w:after="240"/>
-              <w:rPr>
-                <w:rFonts w:ascii="Calibri" w:eastAsia="Times New Roman" w:hAnsi="Calibri" w:cs="Calibri"/>
-                <w:color w:val="222222"/>
-                <w:sz w:val="19"/>
-                <w:szCs w:val="19"/>
-              </w:rPr>
-            </w:pPr>
-            <w:r>
-              <w:rPr>
-                <w:rFonts w:ascii="Calibri" w:eastAsia="Times New Roman" w:hAnsi="Calibri" w:cs="Calibri"/>
-                <w:color w:val="222222"/>
-                <w:sz w:val="19"/>
-                <w:szCs w:val="19"/>
-              </w:rPr>
-              <w:t>La demuestro de forma consistente en lo ya definido y construido para Fase 1.</w:t>
-            </w:r>
-          </w:p>
-        </w:tc>
-      </w:tr>
-      <w:tr>
-        <w:trPr>
-          <w:cantSplit/>
-        </w:trPr>
-        <w:tc>
-          <w:tcPr>
-            <w:tcW w:w="0" w:type="auto"/>
-            <w:tcBorders>
-              <w:top w:val="single" w:sz="6" w:space="0" w:color="8FAADC"/>
-              <w:left w:val="single" w:sz="6" w:space="0" w:color="8FAADC"/>
-              <w:bottom w:val="single" w:sz="6" w:space="0" w:color="8FAADC"/>
-              <w:right w:val="single" w:sz="6" w:space="0" w:color="8FAADC"/>
-            </w:tcBorders>
-            <w:tcMar>
-              <w:top w:w="100" w:type="dxa"/>
-              <w:left w:w="120" w:type="dxa"/>
-              <w:bottom w:w="100" w:type="dxa"/>
-              <w:right w:w="120" w:type="dxa"/>
-            </w:tcMar>
-            <w:hideMark/>
-          </w:tcPr>
-          <w:p>
-            <w:pPr>
-              <w:spacing w:before="160" w:after="240"/>
-              <w:rPr>
-                <w:rFonts w:ascii="Calibri" w:eastAsia="Times New Roman" w:hAnsi="Calibri" w:cs="Calibri"/>
-                <w:b/>
-                <w:bCs/>
-                <w:color w:val="1F4E79"/>
-                <w:sz w:val="19"/>
-                <w:szCs w:val="19"/>
-              </w:rPr>
-            </w:pPr>
-            <w:r>
-              <w:rPr>
-                <w:rFonts w:ascii="Calibri" w:eastAsia="Times New Roman" w:hAnsi="Calibri" w:cs="Calibri"/>
-                <w:b/>
-                <w:bCs/>
-                <w:color w:val="1F4E79"/>
-                <w:sz w:val="19"/>
-                <w:szCs w:val="19"/>
-              </w:rPr>
-              <w:t>Destacado</w:t>
-            </w:r>
-          </w:p>
-        </w:tc>
-        <w:tc>
-          <w:tcPr>
-            <w:tcW w:w="0" w:type="auto"/>
-            <w:tcBorders>
-              <w:top w:val="single" w:sz="6" w:space="0" w:color="8FAADC"/>
-              <w:left w:val="single" w:sz="6" w:space="0" w:color="8FAADC"/>
-              <w:bottom w:val="single" w:sz="6" w:space="0" w:color="8FAADC"/>
-              <w:right w:val="single" w:sz="6" w:space="0" w:color="8FAADC"/>
-            </w:tcBorders>
-            <w:tcMar>
-              <w:top w:w="100" w:type="dxa"/>
-              <w:left w:w="120" w:type="dxa"/>
-              <w:bottom w:w="100" w:type="dxa"/>
-              <w:right w:w="120" w:type="dxa"/>
-            </w:tcMar>
-            <w:hideMark/>
-          </w:tcPr>
-          <w:p>
-            <w:pPr>
-              <w:spacing w:before="160" w:after="240"/>
-              <w:rPr>
-                <w:rFonts w:ascii="Calibri" w:eastAsia="Times New Roman" w:hAnsi="Calibri" w:cs="Calibri"/>
-                <w:color w:val="222222"/>
-                <w:sz w:val="19"/>
-                <w:szCs w:val="19"/>
-              </w:rPr>
-            </w:pPr>
-            <w:r>
-              <w:rPr>
-                <w:rFonts w:ascii="Calibri" w:eastAsia="Times New Roman" w:hAnsi="Calibri" w:cs="Calibri"/>
-                <w:color w:val="222222"/>
-                <w:sz w:val="19"/>
-                <w:szCs w:val="19"/>
-              </w:rPr>
-              <w:t>La aplico con autonomía y criterio profesional. No la uso a la ligera en esta fase.</w:t>
-            </w:r>
-          </w:p>
-        </w:tc>
-      </w:tr>
-    </w:tbl>
-    <w:p>
-      <w:pPr>
-        <w:pStyle w:val="Heading2"/>
-        <w:rPr>
-          <w:rFonts w:ascii="Calibri" w:eastAsia="Times New Roman" w:hAnsi="Calibri" w:cs="Calibri"/>
-          <w:lang w:val="es-ES"/>
-        </w:rPr>
-      </w:pPr>
-      <w:r>
-        <w:rPr>
-          <w:rFonts w:ascii="Calibri" w:eastAsia="Times New Roman" w:hAnsi="Calibri" w:cs="Calibri"/>
-          <w:lang w:val="es-ES"/>
-        </w:rPr>
-        <w:t>4. El Proyecto APT, las tres puertas y mi rol</w:t>
-      </w:r>
-    </w:p>
-    <w:p>
-      <w:pPr>
-        <w:pStyle w:val="NormalWeb"/>
-        <w:rPr>
-          <w:rFonts w:ascii="Calibri" w:hAnsi="Calibri" w:cs="Calibri"/>
-          <w:color w:val="222222"/>
-          <w:sz w:val="22"/>
-          <w:szCs w:val="22"/>
-          <w:lang w:val="es-ES"/>
-        </w:rPr>
-      </w:pPr>
-      <w:r>
-        <w:rPr>
-          <w:rFonts w:ascii="Calibri" w:hAnsi="Calibri" w:cs="Calibri"/>
-          <w:color w:val="222222"/>
-          <w:sz w:val="22"/>
-          <w:szCs w:val="22"/>
-          <w:lang w:val="es-ES"/>
-        </w:rPr>
-        <w:t>La 200 es el local de Mitzi: venta de productos de limpieza dentro de una parcelación. No es un kiosco de calle ni una cadena. Lo atienden trabajadores mayores y compra quien vive ahí. Hoy la operación vive en la memoria, el cuaderno y pantallas pensadas para otro tipo de comercio.</w:t>
-      </w:r>
-    </w:p>
-    <w:p>
-      <w:pPr>
-        <w:pStyle w:val="NormalWeb"/>
-        <w:rPr>
-          <w:rFonts w:ascii="Calibri" w:hAnsi="Calibri" w:cs="Calibri"/>
-          <w:color w:val="222222"/>
-          <w:sz w:val="22"/>
-          <w:szCs w:val="22"/>
-          <w:lang w:val="es-ES"/>
-        </w:rPr>
-      </w:pPr>
-      <w:r>
-        <w:rPr>
-          <w:rFonts w:ascii="Calibri" w:hAnsi="Calibri" w:cs="Calibri"/>
-          <w:color w:val="222222"/>
-          <w:sz w:val="22"/>
-          <w:szCs w:val="22"/>
-          <w:lang w:val="es-ES"/>
-        </w:rPr>
-        <w:t>La intención de la propuesta no es “un sistema más”. Es que la tecnología se adapte al local:</w:t>
-      </w:r>
-    </w:p>
-    <w:p>
-      <w:pPr>
-        <w:pStyle w:val="NormalWeb"/>
-        <w:rPr>
-          <w:rFonts w:ascii="Calibri" w:hAnsi="Calibri" w:cs="Calibri"/>
-          <w:color w:val="222222"/>
-          <w:sz w:val="22"/>
-          <w:szCs w:val="22"/>
-          <w:lang w:val="es-ES"/>
-        </w:rPr>
-      </w:pPr>
-      <w:r>
-        <w:rPr>
-          <w:rFonts w:ascii="Calibri" w:hAnsi="Calibri" w:cs="Calibri"/>
-          <w:b/>
-          <w:bCs/>
-          <w:color w:val="222222"/>
-          <w:sz w:val="22"/>
-          <w:szCs w:val="22"/>
-          <w:lang w:val="es-ES"/>
-        </w:rPr>
-        <w:t>Incluir a quien atiende.</w:t>
-      </w:r>
-      <w:r>
-        <w:rPr>
-          <w:rFonts w:ascii="Calibri" w:hAnsi="Calibri" w:cs="Calibri"/>
-          <w:color w:val="222222"/>
-          <w:sz w:val="22"/>
-          <w:szCs w:val="22"/>
-          <w:lang w:val="es-ES"/>
-        </w:rPr>
-        <w:t xml:space="preserve"> </w:t>
-      </w:r>
-      <w:r>
-        <w:rPr>
-          <w:rFonts w:ascii="Calibri" w:hAnsi="Calibri" w:cs="Calibri"/>
-          <w:color w:val="222222"/>
-          <w:sz w:val="22"/>
-          <w:szCs w:val="22"/>
-          <w:lang w:val="es-ES"/>
-        </w:rPr>
-        <w:t>Botones del tamaño de un dedo, letras grandes, alto contraste y confirmaciones claras. Criterio de la propuesta: si el trabajador mayor no puede usarlo, el proyecto no sirve.</w:t>
-      </w:r>
-    </w:p>
-    <w:p>
-      <w:pPr>
-        <w:pStyle w:val="NormalWeb"/>
-        <w:rPr>
-          <w:rFonts w:ascii="Calibri" w:hAnsi="Calibri" w:cs="Calibri"/>
-          <w:color w:val="222222"/>
-          <w:sz w:val="22"/>
-          <w:szCs w:val="22"/>
-          <w:lang w:val="es-ES"/>
-        </w:rPr>
-      </w:pPr>
-      <w:r>
-        <w:rPr>
-          <w:rFonts w:ascii="Calibri" w:hAnsi="Calibri" w:cs="Calibri"/>
-          <w:b/>
-          <w:bCs/>
-          <w:color w:val="222222"/>
-          <w:sz w:val="22"/>
-          <w:szCs w:val="22"/>
-          <w:lang w:val="es-ES"/>
-        </w:rPr>
-        <w:t>Cuidar a quien compra.</w:t>
-      </w:r>
-      <w:r>
-        <w:rPr>
-          <w:rFonts w:ascii="Calibri" w:hAnsi="Calibri" w:cs="Calibri"/>
-          <w:color w:val="222222"/>
-          <w:sz w:val="22"/>
-          <w:szCs w:val="22"/>
-          <w:lang w:val="es-ES"/>
-        </w:rPr>
-        <w:t xml:space="preserve"> Pedir desde el celular, pagar en línea o en el local, retirar con nombre y teléfono. Esos datos no son un trámite: son un resguardo.</w:t>
-      </w:r>
-    </w:p>
-    <w:p>
-      <w:pPr>
-        <w:pStyle w:val="NormalWeb"/>
-        <w:rPr>
-          <w:rFonts w:ascii="Calibri" w:hAnsi="Calibri" w:cs="Calibri"/>
-          <w:color w:val="222222"/>
-          <w:sz w:val="22"/>
-          <w:szCs w:val="22"/>
-          <w:lang w:val="es-ES"/>
-        </w:rPr>
-      </w:pPr>
-      <w:r>
-        <w:rPr>
-          <w:rFonts w:ascii="Calibri" w:hAnsi="Calibri" w:cs="Calibri"/>
-          <w:b/>
-          <w:bCs/>
-          <w:color w:val="222222"/>
-          <w:sz w:val="22"/>
-          <w:szCs w:val="22"/>
-          <w:lang w:val="es-ES"/>
-        </w:rPr>
-        <w:t>Ordenar el negocio.</w:t>
-      </w:r>
-      <w:r>
-        <w:rPr>
-          <w:rFonts w:ascii="Calibri" w:hAnsi="Calibri" w:cs="Calibri"/>
-          <w:color w:val="222222"/>
-          <w:sz w:val="22"/>
-          <w:szCs w:val="22"/>
-          <w:lang w:val="es-ES"/>
-        </w:rPr>
-        <w:t xml:space="preserve"> </w:t>
-      </w:r>
-      <w:r>
-        <w:rPr>
-          <w:rFonts w:ascii="Calibri" w:hAnsi="Calibri" w:cs="Calibri"/>
-          <w:color w:val="222222"/>
-          <w:sz w:val="22"/>
-          <w:szCs w:val="22"/>
-          <w:lang w:val="es-ES"/>
-        </w:rPr>
-        <w:t>Stock en vivo, reportes y cierre de caja para Mitzi. La administración sale de la tablet y queda en una app de escritorio con usuario, contraseña y Google Authenticator.</w:t>
-      </w:r>
-    </w:p>
-    <w:p>
-      <w:pPr>
-        <w:pStyle w:val="Heading3"/>
-        <w:rPr>
-          <w:rFonts w:ascii="Calibri" w:eastAsia="Times New Roman" w:hAnsi="Calibri" w:cs="Calibri"/>
-          <w:lang w:val="es-ES"/>
-        </w:rPr>
-      </w:pPr>
-      <w:r>
-        <w:rPr>
-          <w:rFonts w:ascii="Calibri" w:eastAsia="Times New Roman" w:hAnsi="Calibri" w:cs="Calibri"/>
-          <w:lang w:val="es-ES"/>
-        </w:rPr>
-        <w:t>Tres puertas, un solo local</w:t>
-      </w:r>
-    </w:p>
-    <w:p>
-      <w:pPr>
-        <w:pStyle w:val="NormalWeb"/>
-        <w:rPr>
-          <w:rFonts w:ascii="Calibri" w:hAnsi="Calibri" w:cs="Calibri"/>
-          <w:color w:val="222222"/>
-          <w:sz w:val="22"/>
-          <w:szCs w:val="22"/>
-          <w:lang w:val="es-ES"/>
-        </w:rPr>
-      </w:pPr>
-      <w:r>
-        <w:rPr>
-          <w:rFonts w:ascii="Calibri" w:hAnsi="Calibri" w:cs="Calibri"/>
-          <w:color w:val="222222"/>
-          <w:sz w:val="22"/>
-          <w:szCs w:val="22"/>
-          <w:lang w:val="es-ES"/>
-        </w:rPr>
-        <w:t>Según la propuesta, La 200 no es una sola pantalla. Es un sistema que separa quién hace qué. En Fase 1 mi trabajo fue traducir esa intención a arquitectura:</w:t>
-      </w:r>
-    </w:p>
-    <w:tbl>
-      <w:tblPr>
-        <w:tblW w:w="5000" w:type="pct"/>
-        <w:tblCellMar>
-          <w:top w:w="15" w:type="dxa"/>
-          <w:left w:w="15" w:type="dxa"/>
-          <w:bottom w:w="15" w:type="dxa"/>
-          <w:right w:w="15" w:type="dxa"/>
-        </w:tblCellMar>
-        <w:tblLook w:val="04A0" w:firstRow="1" w:lastRow="0" w:firstColumn="1" w:lastColumn="0" w:noHBand="0" w:noVBand="1"/>
-      </w:tblPr>
-      <w:tblGrid>
-        <w:gridCol w:w="2071"/>
-        <w:gridCol w:w="2447"/>
-        <w:gridCol w:w="4895"/>
-      </w:tblGrid>
-      <w:tr>
-        <w:trPr>
-          <w:cantSplit/>
-        </w:trPr>
-        <w:tc>
-          <w:tcPr>
-            <w:tcW w:w="1100" w:type="pct"/>
-            <w:shd w:val="clear" w:color="auto" w:fill="1F4E79"/>
-            <w:tcMar>
-              <w:top w:w="100" w:type="dxa"/>
-              <w:left w:w="120" w:type="dxa"/>
-              <w:bottom w:w="100" w:type="dxa"/>
-              <w:right w:w="120" w:type="dxa"/>
-            </w:tcMar>
-            <w:vAlign w:val="center"/>
-            <w:hideMark/>
-          </w:tcPr>
-          <w:p>
-            <w:pPr>
-              <w:spacing w:before="160" w:after="240"/>
-              <w:rPr>
-                <w:rFonts w:ascii="Calibri" w:eastAsia="Times New Roman" w:hAnsi="Calibri" w:cs="Calibri"/>
-                <w:b/>
-                <w:bCs/>
-                <w:color w:val="FFFFFF"/>
-                <w:sz w:val="20"/>
-                <w:szCs w:val="20"/>
-              </w:rPr>
-            </w:pPr>
-            <w:r>
-              <w:rPr>
-                <w:rFonts w:ascii="Calibri" w:eastAsia="Times New Roman" w:hAnsi="Calibri" w:cs="Calibri"/>
-                <w:b/>
-                <w:bCs/>
-                <w:color w:val="FFFFFF"/>
-                <w:sz w:val="20"/>
-                <w:szCs w:val="20"/>
-              </w:rPr>
-              <w:t>Puerta</w:t>
-            </w:r>
-          </w:p>
-        </w:tc>
-        <w:tc>
-          <w:tcPr>
-            <w:tcW w:w="1300" w:type="pct"/>
-            <w:shd w:val="clear" w:color="auto" w:fill="1F4E79"/>
-            <w:tcMar>
-              <w:top w:w="100" w:type="dxa"/>
-              <w:left w:w="120" w:type="dxa"/>
-              <w:bottom w:w="100" w:type="dxa"/>
-              <w:right w:w="120" w:type="dxa"/>
-            </w:tcMar>
-            <w:vAlign w:val="center"/>
-            <w:hideMark/>
-          </w:tcPr>
-          <w:p>
-            <w:pPr>
-              <w:spacing w:before="160" w:after="240"/>
-              <w:rPr>
-                <w:rFonts w:ascii="Calibri" w:eastAsia="Times New Roman" w:hAnsi="Calibri" w:cs="Calibri"/>
-                <w:b/>
-                <w:bCs/>
-                <w:color w:val="FFFFFF"/>
-                <w:sz w:val="20"/>
-                <w:szCs w:val="20"/>
-              </w:rPr>
-            </w:pPr>
-            <w:r>
-              <w:rPr>
-                <w:rFonts w:ascii="Calibri" w:eastAsia="Times New Roman" w:hAnsi="Calibri" w:cs="Calibri"/>
-                <w:b/>
-                <w:bCs/>
-                <w:color w:val="FFFFFF"/>
-                <w:sz w:val="20"/>
-                <w:szCs w:val="20"/>
-              </w:rPr>
-              <w:t>Canal</w:t>
-            </w:r>
-          </w:p>
-        </w:tc>
-        <w:tc>
-          <w:tcPr>
-            <w:tcW w:w="0" w:type="auto"/>
-            <w:shd w:val="clear" w:color="auto" w:fill="1F4E79"/>
-            <w:tcMar>
-              <w:top w:w="100" w:type="dxa"/>
-              <w:left w:w="120" w:type="dxa"/>
-              <w:bottom w:w="100" w:type="dxa"/>
-              <w:right w:w="120" w:type="dxa"/>
-            </w:tcMar>
-            <w:vAlign w:val="center"/>
-            <w:hideMark/>
-          </w:tcPr>
-          <w:p>
-            <w:pPr>
-              <w:spacing w:before="160" w:after="240"/>
-              <w:rPr>
-                <w:rFonts w:ascii="Calibri" w:eastAsia="Times New Roman" w:hAnsi="Calibri" w:cs="Calibri"/>
-                <w:b/>
-                <w:bCs/>
-                <w:color w:val="FFFFFF"/>
-                <w:sz w:val="20"/>
-                <w:szCs w:val="20"/>
-              </w:rPr>
-            </w:pPr>
-            <w:r>
-              <w:rPr>
-                <w:rFonts w:ascii="Calibri" w:eastAsia="Times New Roman" w:hAnsi="Calibri" w:cs="Calibri"/>
-                <w:b/>
-                <w:bCs/>
-                <w:color w:val="FFFFFF"/>
-                <w:sz w:val="20"/>
-                <w:szCs w:val="20"/>
-              </w:rPr>
-              <w:t>Qué ve cada persona</w:t>
-            </w:r>
-          </w:p>
-        </w:tc>
-      </w:tr>
-      <w:tr>
-        <w:trPr>
-          <w:cantSplit/>
-        </w:trPr>
-        <w:tc>
-          <w:tcPr>
-            <w:tcW w:w="0" w:type="auto"/>
-            <w:tcBorders>
-              <w:top w:val="single" w:sz="6" w:space="0" w:color="8FAADC"/>
-              <w:left w:val="single" w:sz="6" w:space="0" w:color="8FAADC"/>
-              <w:bottom w:val="single" w:sz="6" w:space="0" w:color="8FAADC"/>
-              <w:right w:val="single" w:sz="6" w:space="0" w:color="8FAADC"/>
-            </w:tcBorders>
-            <w:tcMar>
-              <w:top w:w="100" w:type="dxa"/>
-              <w:left w:w="120" w:type="dxa"/>
-              <w:bottom w:w="100" w:type="dxa"/>
-              <w:right w:w="120" w:type="dxa"/>
-            </w:tcMar>
-            <w:hideMark/>
-          </w:tcPr>
-          <w:p>
-            <w:pPr>
-              <w:spacing w:before="160" w:after="240"/>
-              <w:rPr>
-                <w:rFonts w:ascii="Calibri" w:eastAsia="Times New Roman" w:hAnsi="Calibri" w:cs="Calibri"/>
-                <w:color w:val="222222"/>
-                <w:sz w:val="20"/>
-                <w:szCs w:val="20"/>
-              </w:rPr>
-            </w:pPr>
-            <w:r>
-              <w:rPr>
-                <w:rFonts w:ascii="Calibri" w:eastAsia="Times New Roman" w:hAnsi="Calibri" w:cs="Calibri"/>
-                <w:color w:val="222222"/>
-                <w:sz w:val="20"/>
-                <w:szCs w:val="20"/>
-              </w:rPr>
-              <w:t>El cliente</w:t>
-            </w:r>
-          </w:p>
-        </w:tc>
-        <w:tc>
-          <w:tcPr>
-            <w:tcW w:w="0" w:type="auto"/>
-            <w:tcBorders>
-              <w:top w:val="single" w:sz="6" w:space="0" w:color="8FAADC"/>
-              <w:left w:val="single" w:sz="6" w:space="0" w:color="8FAADC"/>
-              <w:bottom w:val="single" w:sz="6" w:space="0" w:color="8FAADC"/>
-              <w:right w:val="single" w:sz="6" w:space="0" w:color="8FAADC"/>
-            </w:tcBorders>
-            <w:tcMar>
-              <w:top w:w="100" w:type="dxa"/>
-              <w:left w:w="120" w:type="dxa"/>
-              <w:bottom w:w="100" w:type="dxa"/>
-              <w:right w:w="120" w:type="dxa"/>
-            </w:tcMar>
-            <w:hideMark/>
-          </w:tcPr>
-          <w:p>
-            <w:pPr>
-              <w:spacing w:before="160" w:after="240"/>
-              <w:rPr>
-                <w:rFonts w:ascii="Calibri" w:eastAsia="Times New Roman" w:hAnsi="Calibri" w:cs="Calibri"/>
-                <w:color w:val="222222"/>
-                <w:sz w:val="20"/>
-                <w:szCs w:val="20"/>
-              </w:rPr>
-            </w:pPr>
-            <w:r>
-              <w:rPr>
-                <w:rFonts w:ascii="Calibri" w:eastAsia="Times New Roman" w:hAnsi="Calibri" w:cs="Calibri"/>
-                <w:color w:val="222222"/>
-                <w:sz w:val="20"/>
-                <w:szCs w:val="20"/>
-              </w:rPr>
-              <w:t>Web — ladoscientos.cl</w:t>
-            </w:r>
-          </w:p>
-        </w:tc>
-        <w:tc>
-          <w:tcPr>
-            <w:tcW w:w="0" w:type="auto"/>
-            <w:tcBorders>
-              <w:top w:val="single" w:sz="6" w:space="0" w:color="8FAADC"/>
-              <w:left w:val="single" w:sz="6" w:space="0" w:color="8FAADC"/>
-              <w:bottom w:val="single" w:sz="6" w:space="0" w:color="8FAADC"/>
-              <w:right w:val="single" w:sz="6" w:space="0" w:color="8FAADC"/>
-            </w:tcBorders>
-            <w:tcMar>
-              <w:top w:w="100" w:type="dxa"/>
-              <w:left w:w="120" w:type="dxa"/>
-              <w:bottom w:w="100" w:type="dxa"/>
-              <w:right w:w="120" w:type="dxa"/>
-            </w:tcMar>
-            <w:hideMark/>
-          </w:tcPr>
-          <w:p>
-            <w:pPr>
-              <w:spacing w:before="160" w:after="240"/>
-              <w:rPr>
-                <w:rFonts w:ascii="Calibri" w:eastAsia="Times New Roman" w:hAnsi="Calibri" w:cs="Calibri"/>
-                <w:color w:val="222222"/>
-                <w:sz w:val="20"/>
-                <w:szCs w:val="20"/>
-              </w:rPr>
-            </w:pPr>
-            <w:r>
-              <w:rPr>
-                <w:rFonts w:ascii="Calibri" w:eastAsia="Times New Roman" w:hAnsi="Calibri" w:cs="Calibri"/>
-                <w:color w:val="222222"/>
-                <w:sz w:val="20"/>
-                <w:szCs w:val="20"/>
-              </w:rPr>
-              <w:t>Tienda con categorías y precios claros; pago en local o Webpay; seguimiento; retiro con nombre y teléfono.</w:t>
-            </w:r>
-          </w:p>
-        </w:tc>
-      </w:tr>
-      <w:tr>
-        <w:trPr>
-          <w:cantSplit/>
-        </w:trPr>
-        <w:tc>
-          <w:tcPr>
-            <w:tcW w:w="0" w:type="auto"/>
-            <w:tcBorders>
-              <w:top w:val="single" w:sz="6" w:space="0" w:color="8FAADC"/>
-              <w:left w:val="single" w:sz="6" w:space="0" w:color="8FAADC"/>
-              <w:bottom w:val="single" w:sz="6" w:space="0" w:color="8FAADC"/>
-              <w:right w:val="single" w:sz="6" w:space="0" w:color="8FAADC"/>
-            </w:tcBorders>
-            <w:tcMar>
-              <w:top w:w="100" w:type="dxa"/>
-              <w:left w:w="120" w:type="dxa"/>
-              <w:bottom w:w="100" w:type="dxa"/>
-              <w:right w:w="120" w:type="dxa"/>
-            </w:tcMar>
-            <w:hideMark/>
-          </w:tcPr>
-          <w:p>
-            <w:pPr>
-              <w:spacing w:before="160" w:after="240"/>
-              <w:rPr>
-                <w:rFonts w:ascii="Calibri" w:eastAsia="Times New Roman" w:hAnsi="Calibri" w:cs="Calibri"/>
-                <w:color w:val="222222"/>
-                <w:sz w:val="20"/>
-                <w:szCs w:val="20"/>
-              </w:rPr>
-            </w:pPr>
-            <w:r>
-              <w:rPr>
-                <w:rFonts w:ascii="Calibri" w:eastAsia="Times New Roman" w:hAnsi="Calibri" w:cs="Calibri"/>
-                <w:color w:val="222222"/>
-                <w:sz w:val="20"/>
-                <w:szCs w:val="20"/>
-              </w:rPr>
-              <w:t>El local</w:t>
-            </w:r>
-          </w:p>
-        </w:tc>
-        <w:tc>
-          <w:tcPr>
-            <w:tcW w:w="0" w:type="auto"/>
-            <w:tcBorders>
-              <w:top w:val="single" w:sz="6" w:space="0" w:color="8FAADC"/>
-              <w:left w:val="single" w:sz="6" w:space="0" w:color="8FAADC"/>
-              <w:bottom w:val="single" w:sz="6" w:space="0" w:color="8FAADC"/>
-              <w:right w:val="single" w:sz="6" w:space="0" w:color="8FAADC"/>
-            </w:tcBorders>
-            <w:tcMar>
-              <w:top w:w="100" w:type="dxa"/>
-              <w:left w:w="120" w:type="dxa"/>
-              <w:bottom w:w="100" w:type="dxa"/>
-              <w:right w:w="120" w:type="dxa"/>
-            </w:tcMar>
-            <w:hideMark/>
-          </w:tcPr>
-          <w:p>
-            <w:pPr>
-              <w:spacing w:before="160" w:after="240"/>
-              <w:rPr>
-                <w:rFonts w:ascii="Calibri" w:eastAsia="Times New Roman" w:hAnsi="Calibri" w:cs="Calibri"/>
-                <w:color w:val="222222"/>
-                <w:sz w:val="20"/>
-                <w:szCs w:val="20"/>
-              </w:rPr>
-            </w:pPr>
-            <w:r>
-              <w:rPr>
-                <w:rFonts w:ascii="Calibri" w:eastAsia="Times New Roman" w:hAnsi="Calibri" w:cs="Calibri"/>
-                <w:color w:val="222222"/>
-                <w:sz w:val="20"/>
-                <w:szCs w:val="20"/>
-              </w:rPr>
-              <w:t>Tablet / POS</w:t>
-            </w:r>
-          </w:p>
-        </w:tc>
-        <w:tc>
-          <w:tcPr>
-            <w:tcW w:w="0" w:type="auto"/>
-            <w:tcBorders>
-              <w:top w:val="single" w:sz="6" w:space="0" w:color="8FAADC"/>
-              <w:left w:val="single" w:sz="6" w:space="0" w:color="8FAADC"/>
-              <w:bottom w:val="single" w:sz="6" w:space="0" w:color="8FAADC"/>
-              <w:right w:val="single" w:sz="6" w:space="0" w:color="8FAADC"/>
-            </w:tcBorders>
-            <w:tcMar>
-              <w:top w:w="100" w:type="dxa"/>
-              <w:left w:w="120" w:type="dxa"/>
-              <w:bottom w:w="100" w:type="dxa"/>
-              <w:right w:w="120" w:type="dxa"/>
-            </w:tcMar>
-            <w:hideMark/>
-          </w:tcPr>
-          <w:p>
-            <w:pPr>
-              <w:spacing w:before="160" w:after="240"/>
-              <w:rPr>
-                <w:rFonts w:ascii="Calibri" w:eastAsia="Times New Roman" w:hAnsi="Calibri" w:cs="Calibri"/>
-                <w:color w:val="222222"/>
-                <w:sz w:val="20"/>
-                <w:szCs w:val="20"/>
-              </w:rPr>
-            </w:pPr>
-            <w:r>
-              <w:rPr>
-                <w:rFonts w:ascii="Calibri" w:eastAsia="Times New Roman" w:hAnsi="Calibri" w:cs="Calibri"/>
-                <w:color w:val="222222"/>
-                <w:sz w:val="20"/>
-                <w:szCs w:val="20"/>
-              </w:rPr>
-              <w:t>Botones grandes para vender; efectivo con vuelto a la vista; cobro con TUU; pedidos pendientes versus entregados. Lo usan los trabajadores mayores.</w:t>
-            </w:r>
-          </w:p>
-        </w:tc>
-      </w:tr>
-      <w:tr>
-        <w:trPr>
-          <w:cantSplit/>
-        </w:trPr>
-        <w:tc>
-          <w:tcPr>
-            <w:tcW w:w="0" w:type="auto"/>
-            <w:tcBorders>
-              <w:top w:val="single" w:sz="6" w:space="0" w:color="8FAADC"/>
-              <w:left w:val="single" w:sz="6" w:space="0" w:color="8FAADC"/>
-              <w:bottom w:val="single" w:sz="6" w:space="0" w:color="8FAADC"/>
-              <w:right w:val="single" w:sz="6" w:space="0" w:color="8FAADC"/>
-            </w:tcBorders>
-            <w:tcMar>
-              <w:top w:w="100" w:type="dxa"/>
-              <w:left w:w="120" w:type="dxa"/>
-              <w:bottom w:w="100" w:type="dxa"/>
-              <w:right w:w="120" w:type="dxa"/>
-            </w:tcMar>
-            <w:hideMark/>
-          </w:tcPr>
-          <w:p>
-            <w:pPr>
-              <w:spacing w:before="160" w:after="240"/>
-              <w:rPr>
-                <w:rFonts w:ascii="Calibri" w:eastAsia="Times New Roman" w:hAnsi="Calibri" w:cs="Calibri"/>
-                <w:color w:val="222222"/>
-                <w:sz w:val="20"/>
-                <w:szCs w:val="20"/>
-              </w:rPr>
-            </w:pPr>
-            <w:r>
-              <w:rPr>
-                <w:rFonts w:ascii="Calibri" w:eastAsia="Times New Roman" w:hAnsi="Calibri" w:cs="Calibri"/>
-                <w:color w:val="222222"/>
-                <w:sz w:val="20"/>
-                <w:szCs w:val="20"/>
-              </w:rPr>
-              <w:t>La administración</w:t>
-            </w:r>
-          </w:p>
-        </w:tc>
-        <w:tc>
-          <w:tcPr>
-            <w:tcW w:w="0" w:type="auto"/>
-            <w:tcBorders>
-              <w:top w:val="single" w:sz="6" w:space="0" w:color="8FAADC"/>
-              <w:left w:val="single" w:sz="6" w:space="0" w:color="8FAADC"/>
-              <w:bottom w:val="single" w:sz="6" w:space="0" w:color="8FAADC"/>
-              <w:right w:val="single" w:sz="6" w:space="0" w:color="8FAADC"/>
-            </w:tcBorders>
-            <w:tcMar>
-              <w:top w:w="100" w:type="dxa"/>
-              <w:left w:w="120" w:type="dxa"/>
-              <w:bottom w:w="100" w:type="dxa"/>
-              <w:right w:w="120" w:type="dxa"/>
-            </w:tcMar>
-            <w:hideMark/>
-          </w:tcPr>
-          <w:p>
-            <w:pPr>
-              <w:spacing w:before="160" w:after="240"/>
-              <w:rPr>
-                <w:rFonts w:ascii="Calibri" w:eastAsia="Times New Roman" w:hAnsi="Calibri" w:cs="Calibri"/>
-                <w:color w:val="222222"/>
-                <w:sz w:val="20"/>
-                <w:szCs w:val="20"/>
-              </w:rPr>
-            </w:pPr>
-            <w:r>
-              <w:rPr>
-                <w:rFonts w:ascii="Calibri" w:eastAsia="Times New Roman" w:hAnsi="Calibri" w:cs="Calibri"/>
-                <w:color w:val="222222"/>
-                <w:sz w:val="20"/>
-                <w:szCs w:val="20"/>
-              </w:rPr>
-              <w:t>App de escritorio</w:t>
-            </w:r>
-          </w:p>
-        </w:tc>
-        <w:tc>
-          <w:tcPr>
-            <w:tcW w:w="0" w:type="auto"/>
-            <w:tcBorders>
-              <w:top w:val="single" w:sz="6" w:space="0" w:color="8FAADC"/>
-              <w:left w:val="single" w:sz="6" w:space="0" w:color="8FAADC"/>
-              <w:bottom w:val="single" w:sz="6" w:space="0" w:color="8FAADC"/>
-              <w:right w:val="single" w:sz="6" w:space="0" w:color="8FAADC"/>
-            </w:tcBorders>
-            <w:tcMar>
-              <w:top w:w="100" w:type="dxa"/>
-              <w:left w:w="120" w:type="dxa"/>
-              <w:bottom w:w="100" w:type="dxa"/>
-              <w:right w:w="120" w:type="dxa"/>
-            </w:tcMar>
-            <w:hideMark/>
-          </w:tcPr>
-          <w:p>
-            <w:pPr>
-              <w:spacing w:before="160" w:after="240"/>
-              <w:rPr>
-                <w:rFonts w:ascii="Calibri" w:eastAsia="Times New Roman" w:hAnsi="Calibri" w:cs="Calibri"/>
-                <w:color w:val="222222"/>
-                <w:sz w:val="20"/>
-                <w:szCs w:val="20"/>
-              </w:rPr>
-            </w:pPr>
-            <w:r>
-              <w:rPr>
-                <w:rFonts w:ascii="Calibri" w:eastAsia="Times New Roman" w:hAnsi="Calibri" w:cs="Calibri"/>
-                <w:color w:val="222222"/>
-                <w:sz w:val="20"/>
-                <w:szCs w:val="20"/>
-              </w:rPr>
-              <w:t>Inventario, usuarios y reportes; cierre de caja y stock bajo; usuario + contraseña + Authenticator. El admin no entra por la web del local. La usa Mitzi.</w:t>
-            </w:r>
-          </w:p>
-        </w:tc>
-      </w:tr>
-    </w:tbl>
-    <w:p>
-      <w:pPr>
-        <w:pStyle w:val="NormalWeb"/>
-        <w:rPr>
-          <w:rFonts w:ascii="Calibri" w:hAnsi="Calibri" w:cs="Calibri"/>
-          <w:color w:val="222222"/>
-          <w:sz w:val="22"/>
-          <w:szCs w:val="22"/>
-          <w:lang w:val="es-ES"/>
-        </w:rPr>
-      </w:pPr>
-      <w:r>
-        <w:rPr>
-          <w:rFonts w:ascii="Calibri" w:hAnsi="Calibri" w:cs="Calibri"/>
-          <w:color w:val="222222"/>
-          <w:sz w:val="22"/>
-          <w:szCs w:val="22"/>
-          <w:lang w:val="es-ES"/>
-        </w:rPr>
-        <w:t>Cómo se reparte el desarrollo, alineado a los roles de la lámina de equipo:</w:t>
-      </w:r>
-    </w:p>
-    <w:p>
-      <w:pPr>
-        <w:pStyle w:val="NormalWeb"/>
-        <w:rPr>
-          <w:rFonts w:ascii="Calibri" w:hAnsi="Calibri" w:cs="Calibri"/>
-          <w:color w:val="222222"/>
-          <w:sz w:val="22"/>
-          <w:szCs w:val="22"/>
-          <w:lang w:val="es-ES"/>
-        </w:rPr>
-      </w:pPr>
-      <w:r>
-        <w:rPr>
-          <w:rFonts w:ascii="Calibri" w:hAnsi="Calibri" w:cs="Calibri"/>
-          <w:b/>
-          <w:bCs/>
-          <w:color w:val="222222"/>
-          <w:sz w:val="22"/>
-          <w:szCs w:val="22"/>
-          <w:lang w:val="es-ES"/>
-        </w:rPr>
-        <w:t>Joaquín</w:t>
-      </w:r>
-      <w:r>
-        <w:rPr>
-          <w:rFonts w:ascii="Calibri" w:hAnsi="Calibri" w:cs="Calibri"/>
-          <w:color w:val="222222"/>
-          <w:sz w:val="22"/>
-          <w:szCs w:val="22"/>
-          <w:lang w:val="es-ES"/>
-        </w:rPr>
-        <w:t xml:space="preserve"> prioriza qué entra en cada sprint y mantiene la visión (incluir / cuidar / ordenar). </w:t>
-      </w:r>
-      <w:r>
-        <w:rPr>
-          <w:rFonts w:ascii="Calibri" w:hAnsi="Calibri" w:cs="Calibri"/>
-          <w:b/>
-          <w:bCs/>
-          <w:color w:val="222222"/>
-          <w:sz w:val="22"/>
-          <w:szCs w:val="22"/>
-          <w:lang w:val="es-ES"/>
-        </w:rPr>
-        <w:t>Yo</w:t>
-      </w:r>
-      <w:r>
-        <w:rPr>
-          <w:rFonts w:ascii="Calibri" w:hAnsi="Calibri" w:cs="Calibri"/>
-          <w:color w:val="222222"/>
-          <w:sz w:val="22"/>
-          <w:szCs w:val="22"/>
-          <w:lang w:val="es-ES"/>
-        </w:rPr>
-        <w:t xml:space="preserve"> diseño y construyo el esqueleto técnico: backend común, frontend de las tres puertas y la app de escritorio. </w:t>
-      </w:r>
-      <w:r>
-        <w:rPr>
-          <w:rFonts w:ascii="Calibri" w:hAnsi="Calibri" w:cs="Calibri"/>
-          <w:b/>
-          <w:bCs/>
-          <w:color w:val="222222"/>
-          <w:sz w:val="22"/>
-          <w:szCs w:val="22"/>
-          <w:lang w:val="es-ES"/>
-        </w:rPr>
-        <w:t>Benjamín</w:t>
-      </w:r>
-      <w:r>
-        <w:rPr>
-          <w:rFonts w:ascii="Calibri" w:hAnsi="Calibri" w:cs="Calibri"/>
-          <w:color w:val="222222"/>
-          <w:sz w:val="22"/>
-          <w:szCs w:val="22"/>
-          <w:lang w:val="es-ES"/>
-        </w:rPr>
-        <w:t xml:space="preserve"> integra lo que el local necesita para cobrar y entregar: pagos (efectivo, TUU, Webpay), pedidos en línea y la operación diaria del mostrador.</w:t>
-      </w:r>
-    </w:p>
-    <w:p>
-      <w:pPr>
-        <w:pStyle w:val="Heading3"/>
-        <w:rPr>
-          <w:rFonts w:ascii="Calibri" w:eastAsia="Times New Roman" w:hAnsi="Calibri" w:cs="Calibri"/>
-          <w:lang w:val="es-ES"/>
-        </w:rPr>
-      </w:pPr>
-      <w:r>
-        <w:rPr>
-          <w:rFonts w:ascii="Calibri" w:eastAsia="Times New Roman" w:hAnsi="Calibri" w:cs="Calibri"/>
-          <w:lang w:val="es-ES"/>
-        </w:rPr>
-        <w:t>Objetivo general y objetivos específicos (propuesta)</w:t>
-      </w:r>
-    </w:p>
-    <w:p>
-      <w:pPr>
-        <w:pStyle w:val="NormalWeb"/>
-        <w:rPr>
-          <w:rFonts w:ascii="Calibri" w:hAnsi="Calibri" w:cs="Calibri"/>
-          <w:color w:val="222222"/>
-          <w:sz w:val="22"/>
-          <w:szCs w:val="22"/>
-          <w:lang w:val="es-ES"/>
-        </w:rPr>
-      </w:pPr>
-      <w:r>
-        <w:rPr>
-          <w:rFonts w:ascii="Calibri" w:hAnsi="Calibri" w:cs="Calibri"/>
-          <w:b/>
-          <w:bCs/>
-          <w:color w:val="222222"/>
-          <w:sz w:val="22"/>
-          <w:szCs w:val="22"/>
-          <w:lang w:val="es-ES"/>
-        </w:rPr>
-        <w:t>Objetivo general.</w:t>
-      </w:r>
-      <w:r>
-        <w:rPr>
-          <w:rFonts w:ascii="Calibri" w:hAnsi="Calibri" w:cs="Calibri"/>
-          <w:color w:val="222222"/>
-          <w:sz w:val="22"/>
-          <w:szCs w:val="22"/>
-          <w:lang w:val="es-ES"/>
-        </w:rPr>
-        <w:t xml:space="preserve"> </w:t>
-      </w:r>
-      <w:r>
-        <w:rPr>
-          <w:rFonts w:ascii="Calibri" w:hAnsi="Calibri" w:cs="Calibri"/>
-          <w:color w:val="222222"/>
-          <w:sz w:val="22"/>
-          <w:szCs w:val="22"/>
-          <w:lang w:val="es-ES"/>
-        </w:rPr>
-        <w:t>Desarrollar un sistema digital de gestión, venta y retiro para el local La 200, con una interfaz accesible para los trabajadores mayores y un canal de pedidos en línea, de modo que el negocio de productos de limpieza se modernice sin excluir a quienes lo atienden ni a quienes compran.</w:t>
-      </w:r>
-    </w:p>
-    <w:tbl>
-      <w:tblPr>
-        <w:tblW w:w="5000" w:type="pct"/>
-        <w:tblCellMar>
-          <w:top w:w="15" w:type="dxa"/>
-          <w:left w:w="15" w:type="dxa"/>
-          <w:bottom w:w="15" w:type="dxa"/>
-          <w:right w:w="15" w:type="dxa"/>
-        </w:tblCellMar>
-        <w:tblLook w:val="04A0" w:firstRow="1" w:lastRow="0" w:firstColumn="1" w:lastColumn="0" w:noHBand="0" w:noVBand="1"/>
-      </w:tblPr>
-      <w:tblGrid>
-        <w:gridCol w:w="753"/>
-        <w:gridCol w:w="2447"/>
-        <w:gridCol w:w="6213"/>
-      </w:tblGrid>
-      <w:tr>
-        <w:trPr>
-          <w:cantSplit/>
-        </w:trPr>
-        <w:tc>
-          <w:tcPr>
-            <w:tcW w:w="400" w:type="pct"/>
-            <w:shd w:val="clear" w:color="auto" w:fill="1F4E79"/>
-            <w:tcMar>
-              <w:top w:w="100" w:type="dxa"/>
-              <w:left w:w="120" w:type="dxa"/>
-              <w:bottom w:w="100" w:type="dxa"/>
-              <w:right w:w="120" w:type="dxa"/>
-            </w:tcMar>
-            <w:vAlign w:val="center"/>
-            <w:hideMark/>
-          </w:tcPr>
-          <w:p>
-            <w:pPr>
-              <w:spacing w:before="160" w:after="240"/>
-              <w:rPr>
-                <w:rFonts w:ascii="Calibri" w:eastAsia="Times New Roman" w:hAnsi="Calibri" w:cs="Calibri"/>
-                <w:b/>
-                <w:bCs/>
-                <w:color w:val="FFFFFF"/>
-                <w:sz w:val="20"/>
-                <w:szCs w:val="20"/>
-              </w:rPr>
-            </w:pPr>
-            <w:r>
-              <w:rPr>
-                <w:rFonts w:ascii="Calibri" w:eastAsia="Times New Roman" w:hAnsi="Calibri" w:cs="Calibri"/>
-                <w:b/>
-                <w:bCs/>
-                <w:color w:val="FFFFFF"/>
-                <w:sz w:val="20"/>
-                <w:szCs w:val="20"/>
-              </w:rPr>
-              <w:t>N°</w:t>
-            </w:r>
-          </w:p>
-        </w:tc>
-        <w:tc>
-          <w:tcPr>
-            <w:tcW w:w="1300" w:type="pct"/>
-            <w:shd w:val="clear" w:color="auto" w:fill="1F4E79"/>
-            <w:tcMar>
-              <w:top w:w="100" w:type="dxa"/>
-              <w:left w:w="120" w:type="dxa"/>
-              <w:bottom w:w="100" w:type="dxa"/>
-              <w:right w:w="120" w:type="dxa"/>
-            </w:tcMar>
-            <w:vAlign w:val="center"/>
-            <w:hideMark/>
-          </w:tcPr>
-          <w:p>
-            <w:pPr>
-              <w:spacing w:before="160" w:after="240"/>
-              <w:rPr>
-                <w:rFonts w:ascii="Calibri" w:eastAsia="Times New Roman" w:hAnsi="Calibri" w:cs="Calibri"/>
-                <w:b/>
-                <w:bCs/>
-                <w:color w:val="FFFFFF"/>
-                <w:sz w:val="20"/>
-                <w:szCs w:val="20"/>
-              </w:rPr>
-            </w:pPr>
-            <w:r>
-              <w:rPr>
-                <w:rFonts w:ascii="Calibri" w:eastAsia="Times New Roman" w:hAnsi="Calibri" w:cs="Calibri"/>
-                <w:b/>
-                <w:bCs/>
-                <w:color w:val="FFFFFF"/>
-                <w:sz w:val="20"/>
-                <w:szCs w:val="20"/>
-              </w:rPr>
-              <w:t>Objetivo específico</w:t>
-            </w:r>
-          </w:p>
-        </w:tc>
-        <w:tc>
-          <w:tcPr>
-            <w:tcW w:w="0" w:type="auto"/>
-            <w:shd w:val="clear" w:color="auto" w:fill="1F4E79"/>
-            <w:tcMar>
-              <w:top w:w="100" w:type="dxa"/>
-              <w:left w:w="120" w:type="dxa"/>
-              <w:bottom w:w="100" w:type="dxa"/>
-              <w:right w:w="120" w:type="dxa"/>
-            </w:tcMar>
-            <w:vAlign w:val="center"/>
-            <w:hideMark/>
-          </w:tcPr>
-          <w:p>
-            <w:pPr>
-              <w:spacing w:before="160" w:after="240"/>
-              <w:rPr>
-                <w:rFonts w:ascii="Calibri" w:eastAsia="Times New Roman" w:hAnsi="Calibri" w:cs="Calibri"/>
-                <w:b/>
-                <w:bCs/>
-                <w:color w:val="FFFFFF"/>
-                <w:sz w:val="20"/>
-                <w:szCs w:val="20"/>
-              </w:rPr>
-            </w:pPr>
-            <w:r>
-              <w:rPr>
-                <w:rFonts w:ascii="Calibri" w:eastAsia="Times New Roman" w:hAnsi="Calibri" w:cs="Calibri"/>
-                <w:b/>
-                <w:bCs/>
-                <w:color w:val="FFFFFF"/>
-                <w:sz w:val="20"/>
-                <w:szCs w:val="20"/>
-              </w:rPr>
-              <w:t>Cómo se relaciona con mi rol</w:t>
-            </w:r>
-          </w:p>
-        </w:tc>
-      </w:tr>
-      <w:tr>
-        <w:trPr>
-          <w:cantSplit/>
-        </w:trPr>
-        <w:tc>
-          <w:tcPr>
-            <w:tcW w:w="0" w:type="auto"/>
-            <w:tcBorders>
-              <w:top w:val="single" w:sz="6" w:space="0" w:color="8FAADC"/>
-              <w:left w:val="single" w:sz="6" w:space="0" w:color="8FAADC"/>
-              <w:bottom w:val="single" w:sz="6" w:space="0" w:color="8FAADC"/>
-              <w:right w:val="single" w:sz="6" w:space="0" w:color="8FAADC"/>
-            </w:tcBorders>
-            <w:tcMar>
-              <w:top w:w="100" w:type="dxa"/>
-              <w:left w:w="120" w:type="dxa"/>
-              <w:bottom w:w="100" w:type="dxa"/>
-              <w:right w:w="120" w:type="dxa"/>
-            </w:tcMar>
-            <w:hideMark/>
-          </w:tcPr>
-          <w:p>
-            <w:pPr>
-              <w:spacing w:before="160" w:after="240"/>
-              <w:rPr>
-                <w:rFonts w:ascii="Calibri" w:eastAsia="Times New Roman" w:hAnsi="Calibri" w:cs="Calibri"/>
-                <w:color w:val="222222"/>
-                <w:sz w:val="20"/>
-                <w:szCs w:val="20"/>
-              </w:rPr>
-            </w:pPr>
-            <w:r>
-              <w:rPr>
-                <w:rFonts w:ascii="Calibri" w:eastAsia="Times New Roman" w:hAnsi="Calibri" w:cs="Calibri"/>
-                <w:color w:val="222222"/>
-                <w:sz w:val="20"/>
-                <w:szCs w:val="20"/>
-              </w:rPr>
-              <w:t>01</w:t>
-            </w:r>
-          </w:p>
-        </w:tc>
-        <w:tc>
-          <w:tcPr>
-            <w:tcW w:w="0" w:type="auto"/>
-            <w:tcBorders>
-              <w:top w:val="single" w:sz="6" w:space="0" w:color="8FAADC"/>
-              <w:left w:val="single" w:sz="6" w:space="0" w:color="8FAADC"/>
-              <w:bottom w:val="single" w:sz="6" w:space="0" w:color="8FAADC"/>
-              <w:right w:val="single" w:sz="6" w:space="0" w:color="8FAADC"/>
-            </w:tcBorders>
-            <w:tcMar>
-              <w:top w:w="100" w:type="dxa"/>
-              <w:left w:w="120" w:type="dxa"/>
-              <w:bottom w:w="100" w:type="dxa"/>
-              <w:right w:w="120" w:type="dxa"/>
-            </w:tcMar>
-            <w:hideMark/>
-          </w:tcPr>
-          <w:p>
-            <w:pPr>
-              <w:spacing w:before="160" w:after="240"/>
-              <w:rPr>
-                <w:rFonts w:ascii="Calibri" w:eastAsia="Times New Roman" w:hAnsi="Calibri" w:cs="Calibri"/>
-                <w:color w:val="222222"/>
-                <w:sz w:val="20"/>
-                <w:szCs w:val="20"/>
-              </w:rPr>
-            </w:pPr>
-            <w:r>
-              <w:rPr>
-                <w:rFonts w:ascii="Calibri" w:eastAsia="Times New Roman" w:hAnsi="Calibri" w:cs="Calibri"/>
-                <w:color w:val="222222"/>
-                <w:sz w:val="20"/>
-                <w:szCs w:val="20"/>
-              </w:rPr>
-              <w:t>POS accesible: punto de venta táctil, tipografía grande y flujos simples.</w:t>
-            </w:r>
-          </w:p>
-        </w:tc>
-        <w:tc>
-          <w:tcPr>
-            <w:tcW w:w="0" w:type="auto"/>
-            <w:tcBorders>
-              <w:top w:val="single" w:sz="6" w:space="0" w:color="8FAADC"/>
-              <w:left w:val="single" w:sz="6" w:space="0" w:color="8FAADC"/>
-              <w:bottom w:val="single" w:sz="6" w:space="0" w:color="8FAADC"/>
-              <w:right w:val="single" w:sz="6" w:space="0" w:color="8FAADC"/>
-            </w:tcBorders>
-            <w:tcMar>
-              <w:top w:w="100" w:type="dxa"/>
-              <w:left w:w="120" w:type="dxa"/>
-              <w:bottom w:w="100" w:type="dxa"/>
-              <w:right w:w="120" w:type="dxa"/>
-            </w:tcMar>
-            <w:hideMark/>
-          </w:tcPr>
-          <w:p>
-            <w:pPr>
-              <w:spacing w:before="160" w:after="240"/>
-              <w:rPr>
-                <w:rFonts w:ascii="Calibri" w:eastAsia="Times New Roman" w:hAnsi="Calibri" w:cs="Calibri"/>
-                <w:color w:val="222222"/>
-                <w:sz w:val="20"/>
-                <w:szCs w:val="20"/>
-              </w:rPr>
-            </w:pPr>
-            <w:r>
-              <w:rPr>
-                <w:rFonts w:ascii="Calibri" w:eastAsia="Times New Roman" w:hAnsi="Calibri" w:cs="Calibri"/>
-                <w:color w:val="222222"/>
-                <w:sz w:val="20"/>
-                <w:szCs w:val="20"/>
-              </w:rPr>
-              <w:t>Frontend del POS y criterios de UI. El usuario es el trabajador mayor, no el equipo.</w:t>
-            </w:r>
-          </w:p>
-        </w:tc>
-      </w:tr>
-      <w:tr>
-        <w:trPr>
-          <w:cantSplit/>
-        </w:trPr>
-        <w:tc>
-          <w:tcPr>
-            <w:tcW w:w="0" w:type="auto"/>
-            <w:tcBorders>
-              <w:top w:val="single" w:sz="6" w:space="0" w:color="8FAADC"/>
-              <w:left w:val="single" w:sz="6" w:space="0" w:color="8FAADC"/>
-              <w:bottom w:val="single" w:sz="6" w:space="0" w:color="8FAADC"/>
-              <w:right w:val="single" w:sz="6" w:space="0" w:color="8FAADC"/>
-            </w:tcBorders>
-            <w:tcMar>
-              <w:top w:w="100" w:type="dxa"/>
-              <w:left w:w="120" w:type="dxa"/>
-              <w:bottom w:w="100" w:type="dxa"/>
-              <w:right w:w="120" w:type="dxa"/>
-            </w:tcMar>
-            <w:hideMark/>
-          </w:tcPr>
-          <w:p>
-            <w:pPr>
-              <w:spacing w:before="160" w:after="240"/>
-              <w:rPr>
-                <w:rFonts w:ascii="Calibri" w:eastAsia="Times New Roman" w:hAnsi="Calibri" w:cs="Calibri"/>
-                <w:color w:val="222222"/>
-                <w:sz w:val="20"/>
-                <w:szCs w:val="20"/>
-              </w:rPr>
-            </w:pPr>
-            <w:r>
-              <w:rPr>
-                <w:rFonts w:ascii="Calibri" w:eastAsia="Times New Roman" w:hAnsi="Calibri" w:cs="Calibri"/>
-                <w:color w:val="222222"/>
-                <w:sz w:val="20"/>
-                <w:szCs w:val="20"/>
-              </w:rPr>
-              <w:t>02</w:t>
-            </w:r>
-          </w:p>
-        </w:tc>
-        <w:tc>
-          <w:tcPr>
-            <w:tcW w:w="0" w:type="auto"/>
-            <w:tcBorders>
-              <w:top w:val="single" w:sz="6" w:space="0" w:color="8FAADC"/>
-              <w:left w:val="single" w:sz="6" w:space="0" w:color="8FAADC"/>
-              <w:bottom w:val="single" w:sz="6" w:space="0" w:color="8FAADC"/>
-              <w:right w:val="single" w:sz="6" w:space="0" w:color="8FAADC"/>
-            </w:tcBorders>
-            <w:tcMar>
-              <w:top w:w="100" w:type="dxa"/>
-              <w:left w:w="120" w:type="dxa"/>
-              <w:bottom w:w="100" w:type="dxa"/>
-              <w:right w:w="120" w:type="dxa"/>
-            </w:tcMar>
-            <w:hideMark/>
-          </w:tcPr>
-          <w:p>
-            <w:pPr>
-              <w:spacing w:before="160" w:after="240"/>
-              <w:rPr>
-                <w:rFonts w:ascii="Calibri" w:eastAsia="Times New Roman" w:hAnsi="Calibri" w:cs="Calibri"/>
-                <w:color w:val="222222"/>
-                <w:sz w:val="20"/>
-                <w:szCs w:val="20"/>
-              </w:rPr>
-            </w:pPr>
-            <w:r>
-              <w:rPr>
-                <w:rFonts w:ascii="Calibri" w:eastAsia="Times New Roman" w:hAnsi="Calibri" w:cs="Calibri"/>
-                <w:color w:val="222222"/>
-                <w:sz w:val="20"/>
-                <w:szCs w:val="20"/>
-              </w:rPr>
-              <w:t>Tienda y retiro: canal en línea para pedir, pagar y seguir el pedido, con retiro identificado.</w:t>
-            </w:r>
-          </w:p>
-        </w:tc>
-        <w:tc>
-          <w:tcPr>
-            <w:tcW w:w="0" w:type="auto"/>
-            <w:tcBorders>
-              <w:top w:val="single" w:sz="6" w:space="0" w:color="8FAADC"/>
-              <w:left w:val="single" w:sz="6" w:space="0" w:color="8FAADC"/>
-              <w:bottom w:val="single" w:sz="6" w:space="0" w:color="8FAADC"/>
-              <w:right w:val="single" w:sz="6" w:space="0" w:color="8FAADC"/>
-            </w:tcBorders>
-            <w:tcMar>
-              <w:top w:w="100" w:type="dxa"/>
-              <w:left w:w="120" w:type="dxa"/>
-              <w:bottom w:w="100" w:type="dxa"/>
-              <w:right w:w="120" w:type="dxa"/>
-            </w:tcMar>
-            <w:hideMark/>
-          </w:tcPr>
-          <w:p>
-            <w:pPr>
-              <w:spacing w:before="160" w:after="240"/>
-              <w:rPr>
-                <w:rFonts w:ascii="Calibri" w:eastAsia="Times New Roman" w:hAnsi="Calibri" w:cs="Calibri"/>
-                <w:color w:val="222222"/>
-                <w:sz w:val="20"/>
-                <w:szCs w:val="20"/>
-              </w:rPr>
-            </w:pPr>
-            <w:r>
-              <w:rPr>
-                <w:rFonts w:ascii="Calibri" w:eastAsia="Times New Roman" w:hAnsi="Calibri" w:cs="Calibri"/>
-                <w:color w:val="222222"/>
-                <w:sz w:val="20"/>
-                <w:szCs w:val="20"/>
-              </w:rPr>
-              <w:t>Arquitectura del flujo web + API. Benjamín cubre pedidos en línea en la operación.</w:t>
-            </w:r>
-          </w:p>
-        </w:tc>
-      </w:tr>
-      <w:tr>
-        <w:trPr>
-          <w:cantSplit/>
-        </w:trPr>
-        <w:tc>
-          <w:tcPr>
-            <w:tcW w:w="0" w:type="auto"/>
-            <w:tcBorders>
-              <w:top w:val="single" w:sz="6" w:space="0" w:color="8FAADC"/>
-              <w:left w:val="single" w:sz="6" w:space="0" w:color="8FAADC"/>
-              <w:bottom w:val="single" w:sz="6" w:space="0" w:color="8FAADC"/>
-              <w:right w:val="single" w:sz="6" w:space="0" w:color="8FAADC"/>
-            </w:tcBorders>
-            <w:tcMar>
-              <w:top w:w="100" w:type="dxa"/>
-              <w:left w:w="120" w:type="dxa"/>
-              <w:bottom w:w="100" w:type="dxa"/>
-              <w:right w:w="120" w:type="dxa"/>
-            </w:tcMar>
-            <w:hideMark/>
-          </w:tcPr>
-          <w:p>
-            <w:pPr>
-              <w:spacing w:before="160" w:after="240"/>
-              <w:rPr>
-                <w:rFonts w:ascii="Calibri" w:eastAsia="Times New Roman" w:hAnsi="Calibri" w:cs="Calibri"/>
-                <w:color w:val="222222"/>
-                <w:sz w:val="20"/>
-                <w:szCs w:val="20"/>
-              </w:rPr>
-            </w:pPr>
-            <w:r>
-              <w:rPr>
-                <w:rFonts w:ascii="Calibri" w:eastAsia="Times New Roman" w:hAnsi="Calibri" w:cs="Calibri"/>
-                <w:color w:val="222222"/>
-                <w:sz w:val="20"/>
-                <w:szCs w:val="20"/>
-              </w:rPr>
-              <w:t>03</w:t>
-            </w:r>
-          </w:p>
-        </w:tc>
-        <w:tc>
-          <w:tcPr>
-            <w:tcW w:w="0" w:type="auto"/>
-            <w:tcBorders>
-              <w:top w:val="single" w:sz="6" w:space="0" w:color="8FAADC"/>
-              <w:left w:val="single" w:sz="6" w:space="0" w:color="8FAADC"/>
-              <w:bottom w:val="single" w:sz="6" w:space="0" w:color="8FAADC"/>
-              <w:right w:val="single" w:sz="6" w:space="0" w:color="8FAADC"/>
-            </w:tcBorders>
-            <w:tcMar>
-              <w:top w:w="100" w:type="dxa"/>
-              <w:left w:w="120" w:type="dxa"/>
-              <w:bottom w:w="100" w:type="dxa"/>
-              <w:right w:w="120" w:type="dxa"/>
-            </w:tcMar>
-            <w:hideMark/>
-          </w:tcPr>
-          <w:p>
-            <w:pPr>
-              <w:spacing w:before="160" w:after="240"/>
-              <w:rPr>
-                <w:rFonts w:ascii="Calibri" w:eastAsia="Times New Roman" w:hAnsi="Calibri" w:cs="Calibri"/>
-                <w:color w:val="222222"/>
-                <w:sz w:val="20"/>
-                <w:szCs w:val="20"/>
-              </w:rPr>
-            </w:pPr>
-            <w:r>
-              <w:rPr>
-                <w:rFonts w:ascii="Calibri" w:eastAsia="Times New Roman" w:hAnsi="Calibri" w:cs="Calibri"/>
-                <w:color w:val="222222"/>
-                <w:sz w:val="20"/>
-                <w:szCs w:val="20"/>
-              </w:rPr>
-              <w:t>Pagos del comercio chileno: efectivo, TUU y Webpay.</w:t>
-            </w:r>
-          </w:p>
-        </w:tc>
-        <w:tc>
-          <w:tcPr>
-            <w:tcW w:w="0" w:type="auto"/>
-            <w:tcBorders>
-              <w:top w:val="single" w:sz="6" w:space="0" w:color="8FAADC"/>
-              <w:left w:val="single" w:sz="6" w:space="0" w:color="8FAADC"/>
-              <w:bottom w:val="single" w:sz="6" w:space="0" w:color="8FAADC"/>
-              <w:right w:val="single" w:sz="6" w:space="0" w:color="8FAADC"/>
-            </w:tcBorders>
-            <w:tcMar>
-              <w:top w:w="100" w:type="dxa"/>
-              <w:left w:w="120" w:type="dxa"/>
-              <w:bottom w:w="100" w:type="dxa"/>
-              <w:right w:w="120" w:type="dxa"/>
-            </w:tcMar>
-            <w:hideMark/>
-          </w:tcPr>
-          <w:p>
-            <w:pPr>
-              <w:spacing w:before="160" w:after="240"/>
-              <w:rPr>
-                <w:rFonts w:ascii="Calibri" w:eastAsia="Times New Roman" w:hAnsi="Calibri" w:cs="Calibri"/>
-                <w:color w:val="222222"/>
-                <w:sz w:val="20"/>
-                <w:szCs w:val="20"/>
-              </w:rPr>
-            </w:pPr>
-            <w:r>
-              <w:rPr>
-                <w:rFonts w:ascii="Calibri" w:eastAsia="Times New Roman" w:hAnsi="Calibri" w:cs="Calibri"/>
-                <w:color w:val="222222"/>
-                <w:sz w:val="20"/>
-                <w:szCs w:val="20"/>
-              </w:rPr>
-              <w:t>Contratos de API y modelo de pago en el backend. La integración de medios es de Benjamín.</w:t>
-            </w:r>
-          </w:p>
-        </w:tc>
-      </w:tr>
-      <w:tr>
-        <w:trPr>
-          <w:cantSplit/>
-        </w:trPr>
-        <w:tc>
-          <w:tcPr>
-            <w:tcW w:w="0" w:type="auto"/>
-            <w:tcBorders>
-              <w:top w:val="single" w:sz="6" w:space="0" w:color="8FAADC"/>
-              <w:left w:val="single" w:sz="6" w:space="0" w:color="8FAADC"/>
-              <w:bottom w:val="single" w:sz="6" w:space="0" w:color="8FAADC"/>
-              <w:right w:val="single" w:sz="6" w:space="0" w:color="8FAADC"/>
-            </w:tcBorders>
-            <w:tcMar>
-              <w:top w:w="100" w:type="dxa"/>
-              <w:left w:w="120" w:type="dxa"/>
-              <w:bottom w:w="100" w:type="dxa"/>
-              <w:right w:w="120" w:type="dxa"/>
-            </w:tcMar>
-            <w:hideMark/>
-          </w:tcPr>
-          <w:p>
-            <w:pPr>
-              <w:spacing w:before="160" w:after="240"/>
-              <w:rPr>
-                <w:rFonts w:ascii="Calibri" w:eastAsia="Times New Roman" w:hAnsi="Calibri" w:cs="Calibri"/>
-                <w:color w:val="222222"/>
-                <w:sz w:val="20"/>
-                <w:szCs w:val="20"/>
-              </w:rPr>
-            </w:pPr>
-            <w:r>
-              <w:rPr>
-                <w:rFonts w:ascii="Calibri" w:eastAsia="Times New Roman" w:hAnsi="Calibri" w:cs="Calibri"/>
-                <w:color w:val="222222"/>
-                <w:sz w:val="20"/>
-                <w:szCs w:val="20"/>
-              </w:rPr>
-              <w:t>04</w:t>
-            </w:r>
-          </w:p>
-        </w:tc>
-        <w:tc>
-          <w:tcPr>
-            <w:tcW w:w="0" w:type="auto"/>
-            <w:tcBorders>
-              <w:top w:val="single" w:sz="6" w:space="0" w:color="8FAADC"/>
-              <w:left w:val="single" w:sz="6" w:space="0" w:color="8FAADC"/>
-              <w:bottom w:val="single" w:sz="6" w:space="0" w:color="8FAADC"/>
-              <w:right w:val="single" w:sz="6" w:space="0" w:color="8FAADC"/>
-            </w:tcBorders>
-            <w:tcMar>
-              <w:top w:w="100" w:type="dxa"/>
-              <w:left w:w="120" w:type="dxa"/>
-              <w:bottom w:w="100" w:type="dxa"/>
-              <w:right w:w="120" w:type="dxa"/>
-            </w:tcMar>
-            <w:hideMark/>
-          </w:tcPr>
-          <w:p>
-            <w:pPr>
-              <w:spacing w:before="160" w:after="240"/>
-              <w:rPr>
-                <w:rFonts w:ascii="Calibri" w:eastAsia="Times New Roman" w:hAnsi="Calibri" w:cs="Calibri"/>
-                <w:color w:val="222222"/>
-                <w:sz w:val="20"/>
-                <w:szCs w:val="20"/>
-              </w:rPr>
-            </w:pPr>
-            <w:r>
-              <w:rPr>
-                <w:rFonts w:ascii="Calibri" w:eastAsia="Times New Roman" w:hAnsi="Calibri" w:cs="Calibri"/>
-                <w:color w:val="222222"/>
-                <w:sz w:val="20"/>
-                <w:szCs w:val="20"/>
-              </w:rPr>
-              <w:t>Inventario en tiempo real entre tablet, web y escritorio.</w:t>
-            </w:r>
-          </w:p>
-        </w:tc>
-        <w:tc>
-          <w:tcPr>
-            <w:tcW w:w="0" w:type="auto"/>
-            <w:tcBorders>
-              <w:top w:val="single" w:sz="6" w:space="0" w:color="8FAADC"/>
-              <w:left w:val="single" w:sz="6" w:space="0" w:color="8FAADC"/>
-              <w:bottom w:val="single" w:sz="6" w:space="0" w:color="8FAADC"/>
-              <w:right w:val="single" w:sz="6" w:space="0" w:color="8FAADC"/>
-            </w:tcBorders>
-            <w:tcMar>
-              <w:top w:w="100" w:type="dxa"/>
-              <w:left w:w="120" w:type="dxa"/>
-              <w:bottom w:w="100" w:type="dxa"/>
-              <w:right w:w="120" w:type="dxa"/>
-            </w:tcMar>
-            <w:hideMark/>
-          </w:tcPr>
-          <w:p>
-            <w:pPr>
-              <w:spacing w:before="160" w:after="240"/>
-              <w:rPr>
-                <w:rFonts w:ascii="Calibri" w:eastAsia="Times New Roman" w:hAnsi="Calibri" w:cs="Calibri"/>
-                <w:color w:val="222222"/>
-                <w:sz w:val="20"/>
-                <w:szCs w:val="20"/>
-              </w:rPr>
-            </w:pPr>
-            <w:r>
-              <w:rPr>
-                <w:rFonts w:ascii="Calibri" w:eastAsia="Times New Roman" w:hAnsi="Calibri" w:cs="Calibri"/>
-                <w:color w:val="222222"/>
-                <w:sz w:val="20"/>
-                <w:szCs w:val="20"/>
-              </w:rPr>
-              <w:t>Modelo de datos y sincronización (backend, WebSockets). Es el núcleo de mi diseño técnico.</w:t>
-            </w:r>
-          </w:p>
-        </w:tc>
-      </w:tr>
-      <w:tr>
-        <w:trPr>
-          <w:cantSplit/>
-        </w:trPr>
-        <w:tc>
-          <w:tcPr>
-            <w:tcW w:w="0" w:type="auto"/>
-            <w:tcBorders>
-              <w:top w:val="single" w:sz="6" w:space="0" w:color="8FAADC"/>
-              <w:left w:val="single" w:sz="6" w:space="0" w:color="8FAADC"/>
-              <w:bottom w:val="single" w:sz="6" w:space="0" w:color="8FAADC"/>
-              <w:right w:val="single" w:sz="6" w:space="0" w:color="8FAADC"/>
-            </w:tcBorders>
-            <w:tcMar>
-              <w:top w:w="100" w:type="dxa"/>
-              <w:left w:w="120" w:type="dxa"/>
-              <w:bottom w:w="100" w:type="dxa"/>
-              <w:right w:w="120" w:type="dxa"/>
-            </w:tcMar>
-            <w:hideMark/>
-          </w:tcPr>
-          <w:p>
-            <w:pPr>
-              <w:spacing w:before="160" w:after="240"/>
-              <w:rPr>
-                <w:rFonts w:ascii="Calibri" w:eastAsia="Times New Roman" w:hAnsi="Calibri" w:cs="Calibri"/>
-                <w:color w:val="222222"/>
-                <w:sz w:val="20"/>
-                <w:szCs w:val="20"/>
-              </w:rPr>
-            </w:pPr>
-            <w:r>
-              <w:rPr>
-                <w:rFonts w:ascii="Calibri" w:eastAsia="Times New Roman" w:hAnsi="Calibri" w:cs="Calibri"/>
-                <w:color w:val="222222"/>
-                <w:sz w:val="20"/>
-                <w:szCs w:val="20"/>
-              </w:rPr>
-              <w:t>05</w:t>
-            </w:r>
-          </w:p>
-        </w:tc>
-        <w:tc>
-          <w:tcPr>
-            <w:tcW w:w="0" w:type="auto"/>
-            <w:tcBorders>
-              <w:top w:val="single" w:sz="6" w:space="0" w:color="8FAADC"/>
-              <w:left w:val="single" w:sz="6" w:space="0" w:color="8FAADC"/>
-              <w:bottom w:val="single" w:sz="6" w:space="0" w:color="8FAADC"/>
-              <w:right w:val="single" w:sz="6" w:space="0" w:color="8FAADC"/>
-            </w:tcBorders>
-            <w:tcMar>
-              <w:top w:w="100" w:type="dxa"/>
-              <w:left w:w="120" w:type="dxa"/>
-              <w:bottom w:w="100" w:type="dxa"/>
-              <w:right w:w="120" w:type="dxa"/>
-            </w:tcMar>
-            <w:hideMark/>
-          </w:tcPr>
-          <w:p>
-            <w:pPr>
-              <w:spacing w:before="160" w:after="240"/>
-              <w:rPr>
-                <w:rFonts w:ascii="Calibri" w:eastAsia="Times New Roman" w:hAnsi="Calibri" w:cs="Calibri"/>
-                <w:color w:val="222222"/>
-                <w:sz w:val="20"/>
-                <w:szCs w:val="20"/>
-              </w:rPr>
-            </w:pPr>
-            <w:r>
-              <w:rPr>
-                <w:rFonts w:ascii="Calibri" w:eastAsia="Times New Roman" w:hAnsi="Calibri" w:cs="Calibri"/>
-                <w:color w:val="222222"/>
-                <w:sz w:val="20"/>
-                <w:szCs w:val="20"/>
-              </w:rPr>
-              <w:t>Administración protegida en escritorio con Authenticator.</w:t>
-            </w:r>
-          </w:p>
-        </w:tc>
-        <w:tc>
-          <w:tcPr>
-            <w:tcW w:w="0" w:type="auto"/>
-            <w:tcBorders>
-              <w:top w:val="single" w:sz="6" w:space="0" w:color="8FAADC"/>
-              <w:left w:val="single" w:sz="6" w:space="0" w:color="8FAADC"/>
-              <w:bottom w:val="single" w:sz="6" w:space="0" w:color="8FAADC"/>
-              <w:right w:val="single" w:sz="6" w:space="0" w:color="8FAADC"/>
-            </w:tcBorders>
-            <w:tcMar>
-              <w:top w:w="100" w:type="dxa"/>
-              <w:left w:w="120" w:type="dxa"/>
-              <w:bottom w:w="100" w:type="dxa"/>
-              <w:right w:w="120" w:type="dxa"/>
-            </w:tcMar>
-            <w:hideMark/>
-          </w:tcPr>
-          <w:p>
-            <w:pPr>
-              <w:spacing w:before="160" w:after="240"/>
-              <w:rPr>
-                <w:rFonts w:ascii="Calibri" w:eastAsia="Times New Roman" w:hAnsi="Calibri" w:cs="Calibri"/>
-                <w:color w:val="222222"/>
-                <w:sz w:val="20"/>
-                <w:szCs w:val="20"/>
-              </w:rPr>
-            </w:pPr>
-            <w:r>
-              <w:rPr>
-                <w:rFonts w:ascii="Calibri" w:eastAsia="Times New Roman" w:hAnsi="Calibri" w:cs="Calibri"/>
-                <w:color w:val="222222"/>
-                <w:sz w:val="20"/>
-                <w:szCs w:val="20"/>
-              </w:rPr>
-              <w:t>App Electron y 2FA: parte explícita de mi rol (escritorio).</w:t>
-            </w:r>
-          </w:p>
-        </w:tc>
-      </w:tr>
-      <w:tr>
-        <w:trPr>
-          <w:cantSplit/>
-        </w:trPr>
-        <w:tc>
-          <w:tcPr>
-            <w:tcW w:w="0" w:type="auto"/>
-            <w:tcBorders>
-              <w:top w:val="single" w:sz="6" w:space="0" w:color="8FAADC"/>
-              <w:left w:val="single" w:sz="6" w:space="0" w:color="8FAADC"/>
-              <w:bottom w:val="single" w:sz="6" w:space="0" w:color="8FAADC"/>
-              <w:right w:val="single" w:sz="6" w:space="0" w:color="8FAADC"/>
-            </w:tcBorders>
-            <w:tcMar>
-              <w:top w:w="100" w:type="dxa"/>
-              <w:left w:w="120" w:type="dxa"/>
-              <w:bottom w:w="100" w:type="dxa"/>
-              <w:right w:w="120" w:type="dxa"/>
-            </w:tcMar>
-            <w:hideMark/>
-          </w:tcPr>
-          <w:p>
-            <w:pPr>
-              <w:spacing w:before="160" w:after="240"/>
-              <w:rPr>
-                <w:rFonts w:ascii="Calibri" w:eastAsia="Times New Roman" w:hAnsi="Calibri" w:cs="Calibri"/>
-                <w:color w:val="222222"/>
-                <w:sz w:val="20"/>
-                <w:szCs w:val="20"/>
-              </w:rPr>
-            </w:pPr>
-            <w:r>
-              <w:rPr>
-                <w:rFonts w:ascii="Calibri" w:eastAsia="Times New Roman" w:hAnsi="Calibri" w:cs="Calibri"/>
-                <w:color w:val="222222"/>
-                <w:sz w:val="20"/>
-                <w:szCs w:val="20"/>
-              </w:rPr>
-              <w:t>06</w:t>
-            </w:r>
-          </w:p>
-        </w:tc>
-        <w:tc>
-          <w:tcPr>
-            <w:tcW w:w="0" w:type="auto"/>
-            <w:tcBorders>
-              <w:top w:val="single" w:sz="6" w:space="0" w:color="8FAADC"/>
-              <w:left w:val="single" w:sz="6" w:space="0" w:color="8FAADC"/>
-              <w:bottom w:val="single" w:sz="6" w:space="0" w:color="8FAADC"/>
-              <w:right w:val="single" w:sz="6" w:space="0" w:color="8FAADC"/>
-            </w:tcBorders>
-            <w:tcMar>
-              <w:top w:w="100" w:type="dxa"/>
-              <w:left w:w="120" w:type="dxa"/>
-              <w:bottom w:w="100" w:type="dxa"/>
-              <w:right w:w="120" w:type="dxa"/>
-            </w:tcMar>
-            <w:hideMark/>
-          </w:tcPr>
-          <w:p>
-            <w:pPr>
-              <w:spacing w:before="160" w:after="240"/>
-              <w:rPr>
-                <w:rFonts w:ascii="Calibri" w:eastAsia="Times New Roman" w:hAnsi="Calibri" w:cs="Calibri"/>
-                <w:color w:val="222222"/>
-                <w:sz w:val="20"/>
-                <w:szCs w:val="20"/>
-              </w:rPr>
-            </w:pPr>
-            <w:r>
-              <w:rPr>
-                <w:rFonts w:ascii="Calibri" w:eastAsia="Times New Roman" w:hAnsi="Calibri" w:cs="Calibri"/>
-                <w:color w:val="222222"/>
-                <w:sz w:val="20"/>
-                <w:szCs w:val="20"/>
-              </w:rPr>
-              <w:t>Control del negocio: reportes, stock bajo y cierre de caja para Mitzi.</w:t>
-            </w:r>
-          </w:p>
-        </w:tc>
-        <w:tc>
-          <w:tcPr>
-            <w:tcW w:w="0" w:type="auto"/>
-            <w:tcBorders>
-              <w:top w:val="single" w:sz="6" w:space="0" w:color="8FAADC"/>
-              <w:left w:val="single" w:sz="6" w:space="0" w:color="8FAADC"/>
-              <w:bottom w:val="single" w:sz="6" w:space="0" w:color="8FAADC"/>
-              <w:right w:val="single" w:sz="6" w:space="0" w:color="8FAADC"/>
-            </w:tcBorders>
-            <w:tcMar>
-              <w:top w:w="100" w:type="dxa"/>
-              <w:left w:w="120" w:type="dxa"/>
-              <w:bottom w:w="100" w:type="dxa"/>
-              <w:right w:w="120" w:type="dxa"/>
-            </w:tcMar>
-            <w:hideMark/>
-          </w:tcPr>
-          <w:p>
-            <w:pPr>
-              <w:spacing w:before="160" w:after="240"/>
-              <w:rPr>
-                <w:rFonts w:ascii="Calibri" w:eastAsia="Times New Roman" w:hAnsi="Calibri" w:cs="Calibri"/>
-                <w:color w:val="222222"/>
-                <w:sz w:val="20"/>
-                <w:szCs w:val="20"/>
-              </w:rPr>
-            </w:pPr>
-            <w:r>
-              <w:rPr>
-                <w:rFonts w:ascii="Calibri" w:eastAsia="Times New Roman" w:hAnsi="Calibri" w:cs="Calibri"/>
-                <w:color w:val="222222"/>
-                <w:sz w:val="20"/>
-                <w:szCs w:val="20"/>
-              </w:rPr>
-              <w:t>Pantallas de la app de escritorio y consultas de datos, para que Mitzi decida sin el cuaderno.</w:t>
-            </w:r>
-          </w:p>
-        </w:tc>
-      </w:tr>
-    </w:tbl>
-    <w:p>
-      <w:pPr>
-        <w:pStyle w:val="Heading3"/>
-        <w:rPr>
-          <w:rFonts w:ascii="Calibri" w:eastAsia="Times New Roman" w:hAnsi="Calibri" w:cs="Calibri"/>
-          <w:lang w:val="es-ES"/>
-        </w:rPr>
-      </w:pPr>
-      <w:r>
-        <w:rPr>
-          <w:rFonts w:ascii="Calibri" w:eastAsia="Times New Roman" w:hAnsi="Calibri" w:cs="Calibri"/>
-          <w:lang w:val="es-ES"/>
-        </w:rPr>
-        <w:t>Metodología</w:t>
-      </w:r>
-    </w:p>
-    <w:p>
-      <w:pPr>
-        <w:pStyle w:val="NormalWeb"/>
-        <w:rPr>
-          <w:rFonts w:ascii="Calibri" w:hAnsi="Calibri" w:cs="Calibri"/>
-          <w:color w:val="222222"/>
-          <w:sz w:val="22"/>
-          <w:szCs w:val="22"/>
-          <w:lang w:val="es-ES"/>
-        </w:rPr>
-      </w:pPr>
-      <w:r>
-        <w:rPr>
-          <w:rFonts w:ascii="Calibri" w:hAnsi="Calibri" w:cs="Calibri"/>
-          <w:color w:val="222222"/>
-          <w:sz w:val="22"/>
-          <w:szCs w:val="22"/>
-          <w:lang w:val="es-ES"/>
-        </w:rPr>
-        <w:t xml:space="preserve">La propuesta es </w:t>
-      </w:r>
-      <w:r>
-        <w:rPr>
-          <w:rFonts w:ascii="Calibri" w:hAnsi="Calibri" w:cs="Calibri"/>
-          <w:b/>
-          <w:bCs/>
-          <w:color w:val="222222"/>
-          <w:sz w:val="22"/>
-          <w:szCs w:val="22"/>
-          <w:lang w:val="es-ES"/>
-        </w:rPr>
-        <w:t>ágil, no Waterfall</w:t>
-      </w:r>
-      <w:r>
-        <w:rPr>
-          <w:rFonts w:ascii="Calibri" w:hAnsi="Calibri" w:cs="Calibri"/>
-          <w:color w:val="222222"/>
-          <w:sz w:val="22"/>
-          <w:szCs w:val="22"/>
-          <w:lang w:val="es-ES"/>
-        </w:rPr>
-        <w:t>, porque el local enseña más que el plan. Un plan rígido asume que al inicio ya sabemos cómo cobra quien atiende y cómo pide quien vive en la parcelación. No es así. Los requisitos ya cambiaron (admin solo en escritorio, 2FA, teléfono para retirar) y cada incremento tiene que poder probarse en el local. Sprints: (1) núcleo POS e inventario; (2) tienda y pedidos; (3) pagos; (4) escritorio y seguridad; (5) pulido, pruebas y GitHub institucional. Joaquín prioriza el backlog; yo dimensiono lo técnico de cada in</w:t>
-      </w:r>
-      <w:r>
-        <w:rPr>
-          <w:rFonts w:ascii="Calibri" w:hAnsi="Calibri" w:cs="Calibri"/>
-          <w:color w:val="222222"/>
-          <w:sz w:val="22"/>
-          <w:szCs w:val="22"/>
-          <w:lang w:val="es-ES"/>
-        </w:rPr>
-        <w:t>cremento; Benjamín cierra las integraciones del sprint de pagos y de operación.</w:t>
+        <w:t>La metodología ágil y los cinco sprints los prioriza Joaquín. Yo dimensiono el costo técnico de cada incremento (POS e inventario; tienda; contratos para el sprint de pagos de Benjamín; escritorio y 2FA; pulido). No decido el orden del backlog.</w:t>
       </w:r>
     </w:p>
     <w:p>
@@ -4072,151 +3159,7 @@
           <w:szCs w:val="22"/>
           <w:lang w:val="es-ES"/>
         </w:rPr>
-        <w:t>El rol que elegí en la propuesta no es casual. No quiero “hacer cualquier sistema”. Quiero diseñar y construir software que una persona real pueda usar en un negocio real, con restricciones de hardware, de edad y de operación diaria. Eso me acerca a tres líneas del campo laboral del Ingeniero en Informática, y coincide con lo que dice mi lámina de rol:</w:t>
-      </w:r>
-    </w:p>
-    <w:p>
-      <w:pPr>
-        <w:pStyle w:val="NormalWeb"/>
-        <w:rPr>
-          <w:rFonts w:ascii="Calibri" w:hAnsi="Calibri" w:cs="Calibri"/>
-          <w:color w:val="222222"/>
-          <w:sz w:val="22"/>
-          <w:szCs w:val="22"/>
-          <w:lang w:val="es-ES"/>
-        </w:rPr>
-      </w:pPr>
-      <w:r>
-        <w:rPr>
-          <w:rFonts w:ascii="Calibri" w:hAnsi="Calibri" w:cs="Calibri"/>
-          <w:b/>
-          <w:bCs/>
-          <w:color w:val="222222"/>
-          <w:sz w:val="22"/>
-          <w:szCs w:val="22"/>
-          <w:lang w:val="es-ES"/>
-        </w:rPr>
-        <w:t>Arquitectura de soluciones.</w:t>
-      </w:r>
-      <w:r>
-        <w:rPr>
-          <w:rFonts w:ascii="Calibri" w:hAnsi="Calibri" w:cs="Calibri"/>
-          <w:color w:val="222222"/>
-          <w:sz w:val="22"/>
-          <w:szCs w:val="22"/>
-          <w:lang w:val="es-ES"/>
-        </w:rPr>
-        <w:t xml:space="preserve"> </w:t>
-      </w:r>
-      <w:r>
-        <w:rPr>
-          <w:rFonts w:ascii="Calibri" w:hAnsi="Calibri" w:cs="Calibri"/>
-          <w:color w:val="222222"/>
-          <w:sz w:val="22"/>
-          <w:szCs w:val="22"/>
-          <w:lang w:val="es-ES"/>
-        </w:rPr>
-        <w:t>Separar quién entra por dónde (cliente, vendedor, administradora). En La 200 eso son tres aplicaciones con un mismo backend, no una sola pantalla que mezcla a Mitzi con el trabajador mayor.</w:t>
-      </w:r>
-    </w:p>
-    <w:p>
-      <w:pPr>
-        <w:pStyle w:val="NormalWeb"/>
-        <w:rPr>
-          <w:rFonts w:ascii="Calibri" w:hAnsi="Calibri" w:cs="Calibri"/>
-          <w:color w:val="222222"/>
-          <w:sz w:val="22"/>
-          <w:szCs w:val="22"/>
-          <w:lang w:val="es-ES"/>
-        </w:rPr>
-      </w:pPr>
-      <w:r>
-        <w:rPr>
-          <w:rFonts w:ascii="Calibri" w:hAnsi="Calibri" w:cs="Calibri"/>
-          <w:b/>
-          <w:bCs/>
-          <w:color w:val="222222"/>
-          <w:sz w:val="22"/>
-          <w:szCs w:val="22"/>
-          <w:lang w:val="es-ES"/>
-        </w:rPr>
-        <w:t>Desarrollo full stack.</w:t>
-      </w:r>
-      <w:r>
-        <w:rPr>
-          <w:rFonts w:ascii="Calibri" w:hAnsi="Calibri" w:cs="Calibri"/>
-          <w:color w:val="222222"/>
-          <w:sz w:val="22"/>
-          <w:szCs w:val="22"/>
-          <w:lang w:val="es-ES"/>
-        </w:rPr>
-        <w:t xml:space="preserve"> Backend, frontend y escritorio. Me interesa el ciclo completo: requerimiento, modelo de datos, interfaz, seguridad y despliegue. No solo “que compile”.</w:t>
-      </w:r>
-    </w:p>
-    <w:p>
-      <w:pPr>
-        <w:pStyle w:val="NormalWeb"/>
-        <w:rPr>
-          <w:rFonts w:ascii="Calibri" w:hAnsi="Calibri" w:cs="Calibri"/>
-          <w:color w:val="222222"/>
-          <w:sz w:val="22"/>
-          <w:szCs w:val="22"/>
-          <w:lang w:val="es-ES"/>
-        </w:rPr>
-      </w:pPr>
-      <w:r>
-        <w:rPr>
-          <w:rFonts w:ascii="Calibri" w:hAnsi="Calibri" w:cs="Calibri"/>
-          <w:b/>
-          <w:bCs/>
-          <w:color w:val="222222"/>
-          <w:sz w:val="22"/>
-          <w:szCs w:val="22"/>
-          <w:lang w:val="es-ES"/>
-        </w:rPr>
-        <w:t>Sistemas accesibles y seguros para un local pequeño.</w:t>
-      </w:r>
-      <w:r>
-        <w:rPr>
-          <w:rFonts w:ascii="Calibri" w:hAnsi="Calibri" w:cs="Calibri"/>
-          <w:color w:val="222222"/>
-          <w:sz w:val="22"/>
-          <w:szCs w:val="22"/>
-          <w:lang w:val="es-ES"/>
-        </w:rPr>
-        <w:t xml:space="preserve"> </w:t>
-      </w:r>
-      <w:r>
-        <w:rPr>
-          <w:rFonts w:ascii="Calibri" w:hAnsi="Calibri" w:cs="Calibri"/>
-          <w:color w:val="222222"/>
-          <w:sz w:val="22"/>
-          <w:szCs w:val="22"/>
-          <w:lang w:val="es-ES"/>
-        </w:rPr>
-        <w:t>El usuario del POS es un trabajador mayor. El admin de Mitzi no puede quedar abierto en la tablet. Ese cruce —accesibilidad + seguridad— es el tipo de problema en el que quiero seguir al egresar.</w:t>
-      </w:r>
-    </w:p>
-    <w:p>
-      <w:pPr>
-        <w:pStyle w:val="NormalWeb"/>
-        <w:rPr>
-          <w:rFonts w:ascii="Calibri" w:hAnsi="Calibri" w:cs="Calibri"/>
-          <w:color w:val="222222"/>
-          <w:sz w:val="22"/>
-          <w:szCs w:val="22"/>
-          <w:lang w:val="es-ES"/>
-        </w:rPr>
-      </w:pPr>
-      <w:r>
-        <w:rPr>
-          <w:rFonts w:ascii="Calibri" w:hAnsi="Calibri" w:cs="Calibri"/>
-          <w:color w:val="222222"/>
-          <w:sz w:val="22"/>
-          <w:szCs w:val="22"/>
-          <w:lang w:val="es-ES"/>
-        </w:rPr>
-        <w:t>El Proyecto APT es coherente con esos intereses porque tiene dueña, trabajadores, pagos chilenos y una restricción ética de la propia propuesta: si quien atiende no puede usarlo, no hay solución.</w:t>
+        <w:t>Coinciden con mi lámina, no con las de los demás. Quiero diseñar sistemas en los que cada rol vea solo lo suyo: backend común, varias puertas, seguridad en el escritorio. Accesibilidad la implemento porque Joaquín la puso como regla de producto y porque el POS no puede ser una pantalla de “nativo digital”. No me interesa, en este proyecto, liderar el ramo ni cerrar Transbank: eso ya tiene dueño en el equipo.</w:t>
       </w:r>
     </w:p>
     <w:p>
@@ -4254,39 +3197,7 @@
           <w:szCs w:val="22"/>
           <w:lang w:val="es-ES"/>
         </w:rPr>
-        <w:t>El perfil de egreso de Ingeniería en Informática de Duoc UC señala que el titulado está capacitado para el levantamiento y análisis de requerimientos, el desarrollo, la adaptación e integración de sistemas, la seguridad, el aseguramiento de calidad, la gestión de proyectos y la gestión de la información. Se potencia el trabajo en equipo, la resolución de problemas, la innovación y el aprendizaje permanente.</w:t>
-      </w:r>
-    </w:p>
-    <w:p>
-      <w:pPr>
-        <w:pStyle w:val="NormalWeb"/>
-        <w:rPr>
-          <w:rFonts w:ascii="Calibri" w:hAnsi="Calibri" w:cs="Calibri"/>
-          <w:color w:val="222222"/>
-          <w:sz w:val="22"/>
-          <w:szCs w:val="22"/>
-          <w:lang w:val="es-ES"/>
-        </w:rPr>
-      </w:pPr>
-      <w:r>
-        <w:rPr>
-          <w:rFonts w:ascii="Calibri" w:hAnsi="Calibri" w:cs="Calibri"/>
-          <w:color w:val="222222"/>
-          <w:sz w:val="22"/>
-          <w:szCs w:val="22"/>
-          <w:lang w:val="es-ES"/>
-        </w:rPr>
-        <w:t>La 200 cubre ese perfil de forma integrada, y el equipo también: Joaquín ejerce gestión y priorización; yo, arquitectura y desarrollo; Benjamín, integración de pagos y operación. El levantamiento sale del local real (cuaderno, trabajadores mayores, parcelación). La arquitectura son las tres puertas. La seguridad es 2FA y retiro identificado. La información para decidir son reportes y cierre de caja. Eso es, en los términos del portafolio, una analogía de un problema laboral: digitalizar un local sin imponer</w:t>
-      </w:r>
-      <w:r>
-        <w:rPr>
-          <w:rFonts w:ascii="Calibri" w:hAnsi="Calibri" w:cs="Calibri"/>
-          <w:color w:val="222222"/>
-          <w:sz w:val="22"/>
-          <w:szCs w:val="22"/>
-          <w:lang w:val="es-ES"/>
-        </w:rPr>
-        <w:t xml:space="preserve"> una herramienta pensada para otro usuario.</w:t>
+        <w:t>Del perfil de Ingeniería en Informática, yo evidencio sobre todo arquitectura, desarrollo de software, modelo de datos y seguridad del admin. El levantamiento de requerimientos y la gestión de proyecto los evidencia Joaquín. La integración de pagos y la implementación del proceso de mostrador, Benjamín. El proyecto cubre el perfil entre los tres, no en un solo integrante.</w:t>
       </w:r>
     </w:p>
     <w:p>
@@ -4303,23 +3214,6 @@
           <w:lang w:val="es-ES"/>
         </w:rPr>
         <w:t>7. Autoevaluación — competencias de especialidad</w:t>
-      </w:r>
-    </w:p>
-    <w:p>
-      <w:pPr>
-        <w:pStyle w:val="small"/>
-        <w:spacing w:before="0" w:beforeAutospacing="0" w:after="160" w:afterAutospacing="0"/>
-        <w:rPr>
-          <w:rFonts w:ascii="Calibri" w:hAnsi="Calibri" w:cs="Calibri"/>
-          <w:lang w:val="es-ES"/>
-        </w:rPr>
-      </w:pPr>
-      <w:r>
-        <w:rPr>
-          <w:rFonts w:ascii="Calibri" w:hAnsi="Calibri" w:cs="Calibri"/>
-          <w:lang w:val="es-ES"/>
-        </w:rPr>
-        <w:t>Fuente: competencias de especialidad del perfil de egreso de Ingeniería en Informática, Duoc UC. La evidencia de Fase 1 combina la propuesta y el prototipo, sin atribuirme el trabajo de los otros roles.</w:t>
       </w:r>
     </w:p>
     <w:tbl>
@@ -4452,7 +3346,7 @@
                 <w:sz w:val="20"/>
                 <w:szCs w:val="20"/>
               </w:rPr>
-              <w:t>Evidencia en el Proyecto APT, desde mi rol</w:t>
+              <w:t>Evidencia mía (sin quitarle a ellos)</w:t>
             </w:r>
           </w:p>
         </w:tc>
@@ -4495,7 +3389,7 @@
                 <w:sz w:val="20"/>
                 <w:szCs w:val="20"/>
               </w:rPr>
-              <w:t>Ofrecer propuestas de solución informática analizando de forma integral los procesos de acuerdo a los requerimientos de la organización.</w:t>
+              <w:t>Ofrecer propuestas de solución informática analizando procesos.</w:t>
             </w:r>
           </w:p>
         </w:tc>
@@ -4537,45 +3431,45 @@
                 <w:sz w:val="20"/>
                 <w:szCs w:val="20"/>
               </w:rPr>
-              <w:t>Logrado</w:t>
-            </w:r>
-          </w:p>
-        </w:tc>
-        <w:tc>
-          <w:tcPr>
-            <w:tcW w:w="0" w:type="auto"/>
-            <w:tcBorders>
-              <w:top w:val="single" w:sz="6" w:space="0" w:color="8FAADC"/>
-              <w:left w:val="single" w:sz="6" w:space="0" w:color="8FAADC"/>
-              <w:bottom w:val="single" w:sz="6" w:space="0" w:color="8FAADC"/>
-              <w:right w:val="single" w:sz="6" w:space="0" w:color="8FAADC"/>
-            </w:tcBorders>
-            <w:tcMar>
-              <w:top w:w="100" w:type="dxa"/>
-              <w:left w:w="120" w:type="dxa"/>
-              <w:bottom w:w="100" w:type="dxa"/>
-              <w:right w:w="120" w:type="dxa"/>
-            </w:tcMar>
-            <w:hideMark/>
-          </w:tcPr>
-          <w:p>
-            <w:pPr>
-              <w:spacing w:before="160" w:after="240"/>
-              <w:rPr>
-                <w:rFonts w:ascii="Calibri" w:eastAsia="Times New Roman" w:hAnsi="Calibri" w:cs="Calibri"/>
-                <w:color w:val="222222"/>
-                <w:sz w:val="20"/>
-                <w:szCs w:val="20"/>
-              </w:rPr>
-            </w:pPr>
-            <w:r>
-              <w:rPr>
-                <w:rFonts w:ascii="Calibri" w:eastAsia="Times New Roman" w:hAnsi="Calibri" w:cs="Calibri"/>
-                <w:color w:val="222222"/>
-                <w:sz w:val="20"/>
-                <w:szCs w:val="20"/>
-              </w:rPr>
-              <w:t>Analicé el proceso actual (cuaderno, memoria, sin canal de pedido) y, con Joaquín en la visión de producto, propuse las tres puertas. No se digitalizó “todo”: se digitalizó lo que el local necesita para vender, retirar y controlar stock, con trabajadores mayores como usuario del POS.</w:t>
+              <w:t>En desarrollo</w:t>
+            </w:r>
+          </w:p>
+        </w:tc>
+        <w:tc>
+          <w:tcPr>
+            <w:tcW w:w="0" w:type="auto"/>
+            <w:tcBorders>
+              <w:top w:val="single" w:sz="6" w:space="0" w:color="8FAADC"/>
+              <w:left w:val="single" w:sz="6" w:space="0" w:color="8FAADC"/>
+              <w:bottom w:val="single" w:sz="6" w:space="0" w:color="8FAADC"/>
+              <w:right w:val="single" w:sz="6" w:space="0" w:color="8FAADC"/>
+            </w:tcBorders>
+            <w:tcMar>
+              <w:top w:w="100" w:type="dxa"/>
+              <w:left w:w="120" w:type="dxa"/>
+              <w:bottom w:w="100" w:type="dxa"/>
+              <w:right w:w="120" w:type="dxa"/>
+            </w:tcMar>
+            <w:hideMark/>
+          </w:tcPr>
+          <w:p>
+            <w:pPr>
+              <w:spacing w:before="160" w:after="240"/>
+              <w:rPr>
+                <w:rFonts w:ascii="Calibri" w:eastAsia="Times New Roman" w:hAnsi="Calibri" w:cs="Calibri"/>
+                <w:color w:val="222222"/>
+                <w:sz w:val="20"/>
+                <w:szCs w:val="20"/>
+              </w:rPr>
+            </w:pPr>
+            <w:r>
+              <w:rPr>
+                <w:rFonts w:ascii="Calibri" w:eastAsia="Times New Roman" w:hAnsi="Calibri" w:cs="Calibri"/>
+                <w:color w:val="222222"/>
+                <w:sz w:val="20"/>
+                <w:szCs w:val="20"/>
+              </w:rPr>
+              <w:t>No soy el autor de la propuesta de producto. Joaquín analiza el local y prioriza. Yo aporto la forma técnica: tres puertas, un backend, admin fuera de la web. Nivel “logrado” en esta competencia le corresponde más a Joaquín.</w:t>
             </w:r>
           </w:p>
         </w:tc>
@@ -4618,7 +3512,7 @@
                 <w:sz w:val="20"/>
                 <w:szCs w:val="20"/>
               </w:rPr>
-              <w:t>Desarrollar una solución de software utilizando técnicas que permitan sistematizar el proceso de desarrollo y mantenimiento.</w:t>
+              <w:t>Desarrollar una solución de software sistematizando el proceso.</w:t>
             </w:r>
           </w:p>
         </w:tc>
@@ -4698,7 +3592,7 @@
                 <w:sz w:val="20"/>
                 <w:szCs w:val="20"/>
               </w:rPr>
-              <w:t xml:space="preserve">El sistema está en </w:t>
+              <w:t xml:space="preserve">Repositorio en </w:t>
             </w:r>
             <w:r>
               <w:rPr>
@@ -4718,7 +3612,7 @@
                 <w:sz w:val="20"/>
                 <w:szCs w:val="20"/>
               </w:rPr>
-              <w:t xml:space="preserve"> (tienda, POS y API FastAPI) y </w:t>
+              <w:t xml:space="preserve"> y </w:t>
             </w:r>
             <w:r>
               <w:rPr>
@@ -4738,16 +3632,7 @@
                 <w:sz w:val="20"/>
                 <w:szCs w:val="20"/>
               </w:rPr>
-              <w:t xml:space="preserve"> </w:t>
-            </w:r>
-            <w:r>
-              <w:rPr>
-                <w:rFonts w:ascii="Calibri" w:eastAsia="Times New Roman" w:hAnsi="Calibri" w:cs="Calibri"/>
-                <w:color w:val="222222"/>
-                <w:sz w:val="20"/>
-                <w:szCs w:val="20"/>
-              </w:rPr>
-              <w:t>(Electron), coherente con mi rol. Hay git local. Falta, en Fase 2, ramas, nombres de evidencia y GitHub institucional según la pauta.</w:t>
+              <w:t>, git local, stack (React, FastAPI, Electron). Falta GitHub con autoría clara: mis commits de arquitectura, no los de pagos de Benjamín ni la coordinación de Joaquín.</w:t>
             </w:r>
           </w:p>
         </w:tc>
@@ -4790,7 +3675,7 @@
                 <w:sz w:val="20"/>
                 <w:szCs w:val="20"/>
               </w:rPr>
-              <w:t>Construir modelos de datos para soportar los requerimientos de la organización, de acuerdo a un diseño definido y escalable.</w:t>
+              <w:t>Construir modelos de datos.</w:t>
             </w:r>
           </w:p>
         </w:tc>
@@ -4870,7 +3755,7 @@
                 <w:sz w:val="20"/>
                 <w:szCs w:val="20"/>
               </w:rPr>
-              <w:t>El modelo cubre productos, stock, pedidos, usuarios (admin / vendedor) y datos de retiro (nombre y teléfono). SQLite es suficiente para un local. En Fase 2 debo documentarlo (entidades, relaciones, reglas de descuento) como evidencia, no solo como código.</w:t>
+              <w:t>Modelo de productos, stock, usuarios, pedido como dato, campos de retiro. Benjamín valida que sirva para cobrar y entregar. En Fase 2 lo documento como entregable mío.</w:t>
             </w:r>
           </w:p>
         </w:tc>
@@ -4913,7 +3798,7 @@
                 <w:sz w:val="20"/>
                 <w:szCs w:val="20"/>
               </w:rPr>
-              <w:t>Programar consultas o rutinas para manipular información de una base de datos de acuerdo a los requerimientos.</w:t>
+              <w:t>Programar consultas o rutinas de base de datos.</w:t>
             </w:r>
           </w:p>
         </w:tc>
@@ -4993,7 +3878,7 @@
                 <w:sz w:val="20"/>
                 <w:szCs w:val="20"/>
               </w:rPr>
-              <w:t>Rutinas de stock en vivo, pedidos pendientes versus entregados y base del cierre de caja, en el backend que me corresponde. Debo dejar evidencias de integridad (no vender sin stock) y de trazabilidad de quién retiró.</w:t>
+              <w:t>Rutinas de stock y de persistencia en el backend. Marcar entregado y listar pendientes del mostrador las usa Benjamín; yo dejo la API. No vender sin stock es una regla de datos mía.</w:t>
             </w:r>
           </w:p>
         </w:tc>
@@ -5036,7 +3921,7 @@
                 <w:sz w:val="20"/>
                 <w:szCs w:val="20"/>
               </w:rPr>
-              <w:t>Construir programas y rutinas de variada complejidad, acordes a tecnologías de mercado y buenas prácticas de codificación.</w:t>
+              <w:t>Construir programas de variada complejidad.</w:t>
             </w:r>
           </w:p>
         </w:tc>
@@ -5116,7 +4001,7 @@
                 <w:sz w:val="20"/>
                 <w:szCs w:val="20"/>
               </w:rPr>
-              <w:t>Stack de mercado en la parte que diseño: React + TypeScript + Tailwind, FastAPI, JWT, WebSockets, Electron, TOTP. La complejidad de mi rol es sincronizar las tres puertas. Las integraciones de TUU y Webpay las cubre Benjamín; yo dejo el backend preparado para ellas.</w:t>
+              <w:t>Complejidad mía: sincronizar tres clientes, JWT, WebSockets, Electron, TOTP. La complejidad de TUU y Webpay es de Benjamín. No me la asigno.</w:t>
             </w:r>
           </w:p>
         </w:tc>
@@ -5159,7 +4044,7 @@
                 <w:sz w:val="20"/>
                 <w:szCs w:val="20"/>
               </w:rPr>
-              <w:t>Realizar pruebas de certificación de productos y procesos utilizando buenas prácticas de la industria.</w:t>
+              <w:t>Realizar pruebas de certificación.</w:t>
             </w:r>
           </w:p>
         </w:tc>
@@ -5239,7 +4124,7 @@
                 <w:sz w:val="20"/>
                 <w:szCs w:val="20"/>
               </w:rPr>
-              <w:t>Se ha probado en red local (incluido hotspot) POS, escritorio y flujo de pedidos. Aún no hay plan formal (retiro, stock bajo, 2FA, vuelto, Webpay). Es una brecha explícita para Fase 2, en conjunto con Benjamín en pagos y con Joaquín en el criterio de “se puede probar en el local”.</w:t>
+              <w:t>Probé red local y escritorio. Casos de 2FA, stock y modelo: míos en Fase 2. Casos de TUU, Webpay, vuelto y entrega: Benjamín. Criterios de “se prueba en el local”: Joaquín.</w:t>
             </w:r>
           </w:p>
         </w:tc>
@@ -5282,7 +4167,7 @@
                 <w:sz w:val="20"/>
                 <w:szCs w:val="20"/>
               </w:rPr>
-              <w:t>Construir el modelo arquitectónico de una solución sistémica que soporte los procesos de negocio.</w:t>
+              <w:t>Construir el modelo arquitectónico.</w:t>
             </w:r>
           </w:p>
         </w:tc>
@@ -5362,7 +4247,7 @@
                 <w:sz w:val="20"/>
                 <w:szCs w:val="20"/>
               </w:rPr>
-              <w:t>Esta es la competencia central de mi rol. Arquitectura de tres puertas con un backend común. El administrador no entra por la web del local. El vendedor ve pedidos y stock, no la gestión completa. El cliente pide, paga y retira. Mitzi administra en escritorio.</w:t>
+              <w:t>Competencia central de mi rol. Tres puertas, un backend, admin solo en escritorio. Joaquín pidió la separación de personas; yo la convertí en arquitectura. Benjamín se engancha a esas puertas, no las dibuja.</w:t>
             </w:r>
           </w:p>
         </w:tc>
@@ -5405,7 +4290,7 @@
                 <w:sz w:val="20"/>
                 <w:szCs w:val="20"/>
               </w:rPr>
-              <w:t>Implementar soluciones sistémicas integrales para automatizar u optimizar procesos de negocio.</w:t>
+              <w:t>Implementar soluciones sistémicas para optimizar procesos.</w:t>
             </w:r>
           </w:p>
         </w:tc>
@@ -5485,7 +4370,7 @@
                 <w:sz w:val="20"/>
                 <w:szCs w:val="20"/>
               </w:rPr>
-              <w:t>Se automatizan venta, pedido en línea y descuento de stock. La optimización no es “más botones”: es sacar el cuaderno y el admin de la tablet. El cierre con Mitzi y la operación del mostrador se hacen en equipo, no solo desde arquitectura.</w:t>
+              <w:t>Mi parte es que el cuaderno pueda morir porque hay datos y pantallas. Optimizar el cobro y la entrega es implementación de Benjamín. Decidir qué proceso se digitaliza primero es de Joaquín.</w:t>
             </w:r>
           </w:p>
         </w:tc>
@@ -5528,7 +4413,7 @@
                 <w:sz w:val="20"/>
                 <w:szCs w:val="20"/>
               </w:rPr>
-              <w:t>Resolver las vulnerabilidades sistémicas para que el software cumpla normas de seguridad de la industria.</w:t>
+              <w:t>Resolver vulnerabilidades y seguridad.</w:t>
             </w:r>
           </w:p>
         </w:tc>
@@ -5608,7 +4493,7 @@
                 <w:sz w:val="20"/>
                 <w:szCs w:val="20"/>
               </w:rPr>
-              <w:t>Decisiones de diseño que me corresponden: admin con Authenticator; retiro con nombre y teléfono (se descartó WhatsApp). JWT. Claves de desarrollo aún provisionales: deben cambiarse antes de uso real. No hay aún análisis formal de vulnerabilidades.</w:t>
+              <w:t>Mío: Authenticator, JWT, que el admin no viva en la tablet. El retiro identificado es una regla de producto de Joaquín y una operación de Benjamín; yo guardo nombre y teléfono en el modelo. WhatsApp lo descartó Joaquín; yo no lo implementé como canal.</w:t>
             </w:r>
           </w:p>
         </w:tc>
@@ -5651,7 +4536,7 @@
                 <w:sz w:val="20"/>
                 <w:szCs w:val="20"/>
               </w:rPr>
-              <w:t>Gestionar proyectos informáticos, ofreciendo alternativas para la toma de decisiones.</w:t>
+              <w:t>Gestionar proyectos e alternativas de decisión.</w:t>
             </w:r>
           </w:p>
         </w:tc>
@@ -5731,7 +4616,7 @@
                 <w:sz w:val="20"/>
                 <w:szCs w:val="20"/>
               </w:rPr>
-              <w:t>El jefe de proyecto es Joaquín (visión, priorización, coordinación). Yo no lidero el ramo: ofrezco alternativas técnicas y sus consecuencias (WhatsApp versus identificación presencial; admin en web versus escritorio + 2FA; ágil versus Waterfall). Debo dejar esa toma de decisiones más visible en el repositorio.</w:t>
+              <w:t>Joaquín gestiona. Yo solo ofrezco costo técnico (escritorio + TOTP versus admin en la web). Ágil versus Waterfall no es mi decisión.</w:t>
             </w:r>
           </w:p>
         </w:tc>
@@ -5774,7 +4659,7 @@
                 <w:sz w:val="20"/>
                 <w:szCs w:val="20"/>
               </w:rPr>
-              <w:t>Desarrollar la transformación de datos para apoyar la toma de decisiones de la organización.</w:t>
+              <w:t>Transformación de datos para decidir.</w:t>
             </w:r>
           </w:p>
         </w:tc>
@@ -5854,7 +4739,7 @@
                 <w:sz w:val="20"/>
                 <w:szCs w:val="20"/>
               </w:rPr>
-              <w:t>Están diseñados, en la puerta de administración, reportes, alerta de stock bajo y cierre de caja para Mitzi. En Fase 1 hay poco volumen real. En Fase 2 debo mostrar esas pantallas de escritorio como evidencia de mi rol.</w:t>
+              <w:t>Pantallas y consultas de escritorio (stock bajo, caja) son mías de construir. Qué se prioriza para Mitzi es de Joaquín. De dónde sale cada venta es de Benjamín.</w:t>
             </w:r>
           </w:p>
         </w:tc>
@@ -5873,7 +4758,7 @@
           <w:rFonts w:ascii="Calibri" w:eastAsia="Times New Roman" w:hAnsi="Calibri" w:cs="Calibri"/>
           <w:lang w:val="es-ES"/>
         </w:rPr>
-        <w:t>8. Autoevaluación — competencias genéricas relevantes</w:t>
+        <w:t>8. Competencias genéricas relevantes</w:t>
       </w:r>
     </w:p>
     <w:tbl>
@@ -6006,7 +4891,7 @@
                 <w:sz w:val="20"/>
                 <w:szCs w:val="20"/>
               </w:rPr>
-              <w:t>Evidencia</w:t>
+              <w:t>Evidencia mía</w:t>
             </w:r>
           </w:p>
         </w:tc>
@@ -6049,7 +4934,7 @@
                 <w:sz w:val="20"/>
                 <w:szCs w:val="20"/>
               </w:rPr>
-              <w:t>Comunicar en forma oral o escrita en contextos académicos y profesionales.</w:t>
+              <w:t>Comunicar en forma oral o escrita.</w:t>
             </w:r>
           </w:p>
         </w:tc>
@@ -6129,7 +5014,7 @@
                 <w:sz w:val="20"/>
                 <w:szCs w:val="20"/>
               </w:rPr>
-              <w:t>La propuesta se presenta en lenguaje de producto (incluir, cuidar, ordenar), no de framework. Participé en el diseño técnico que sostiene esas láminas y en este informe. Debo cuidar plantilla, redacción y citas en los entregables grupales.</w:t>
+              <w:t>Este informe y la explicación técnica de las tres puertas. El lenguaje de producto de la PPT y la corrección del relato (kiosco, bebidas, integrantes) los coordinó Joaquín. No me atribuyo la propuesta completa.</w:t>
             </w:r>
           </w:p>
         </w:tc>
@@ -6172,7 +5057,7 @@
                 <w:sz w:val="20"/>
                 <w:szCs w:val="20"/>
               </w:rPr>
-              <w:t>Elaborar proyectos innovadores que agreguen valor a contextos sociales y productivos.</w:t>
+              <w:t>Elaborar proyectos innovadores.</w:t>
             </w:r>
           </w:p>
         </w:tc>
@@ -6214,45 +5099,45 @@
                 <w:sz w:val="20"/>
                 <w:szCs w:val="20"/>
               </w:rPr>
-              <w:t>Logrado</w:t>
-            </w:r>
-          </w:p>
-        </w:tc>
-        <w:tc>
-          <w:tcPr>
-            <w:tcW w:w="0" w:type="auto"/>
-            <w:tcBorders>
-              <w:top w:val="single" w:sz="6" w:space="0" w:color="8FAADC"/>
-              <w:left w:val="single" w:sz="6" w:space="0" w:color="8FAADC"/>
-              <w:bottom w:val="single" w:sz="6" w:space="0" w:color="8FAADC"/>
-              <w:right w:val="single" w:sz="6" w:space="0" w:color="8FAADC"/>
-            </w:tcBorders>
-            <w:tcMar>
-              <w:top w:w="100" w:type="dxa"/>
-              <w:left w:w="120" w:type="dxa"/>
-              <w:bottom w:w="100" w:type="dxa"/>
-              <w:right w:w="120" w:type="dxa"/>
-            </w:tcMar>
-            <w:hideMark/>
-          </w:tcPr>
-          <w:p>
-            <w:pPr>
-              <w:spacing w:before="160" w:after="240"/>
-              <w:rPr>
-                <w:rFonts w:ascii="Calibri" w:eastAsia="Times New Roman" w:hAnsi="Calibri" w:cs="Calibri"/>
-                <w:color w:val="222222"/>
-                <w:sz w:val="20"/>
-                <w:szCs w:val="20"/>
-              </w:rPr>
-            </w:pPr>
-            <w:r>
-              <w:rPr>
-                <w:rFonts w:ascii="Calibri" w:eastAsia="Times New Roman" w:hAnsi="Calibri" w:cs="Calibri"/>
-                <w:color w:val="222222"/>
-                <w:sz w:val="20"/>
-                <w:szCs w:val="20"/>
-              </w:rPr>
-              <w:t>El valor de la propuesta no es “una app más”. Es incluir a trabajadores mayores y ordenar un local real de parcelación. La innovación está en adaptar interfaz y flujo al usuario, no en agregar tecnología por moda.</w:t>
+              <w:t>En desarrollo</w:t>
+            </w:r>
+          </w:p>
+        </w:tc>
+        <w:tc>
+          <w:tcPr>
+            <w:tcW w:w="0" w:type="auto"/>
+            <w:tcBorders>
+              <w:top w:val="single" w:sz="6" w:space="0" w:color="8FAADC"/>
+              <w:left w:val="single" w:sz="6" w:space="0" w:color="8FAADC"/>
+              <w:bottom w:val="single" w:sz="6" w:space="0" w:color="8FAADC"/>
+              <w:right w:val="single" w:sz="6" w:space="0" w:color="8FAADC"/>
+            </w:tcBorders>
+            <w:tcMar>
+              <w:top w:w="100" w:type="dxa"/>
+              <w:left w:w="120" w:type="dxa"/>
+              <w:bottom w:w="100" w:type="dxa"/>
+              <w:right w:w="120" w:type="dxa"/>
+            </w:tcMar>
+            <w:hideMark/>
+          </w:tcPr>
+          <w:p>
+            <w:pPr>
+              <w:spacing w:before="160" w:after="240"/>
+              <w:rPr>
+                <w:rFonts w:ascii="Calibri" w:eastAsia="Times New Roman" w:hAnsi="Calibri" w:cs="Calibri"/>
+                <w:color w:val="222222"/>
+                <w:sz w:val="20"/>
+                <w:szCs w:val="20"/>
+              </w:rPr>
+            </w:pPr>
+            <w:r>
+              <w:rPr>
+                <w:rFonts w:ascii="Calibri" w:eastAsia="Times New Roman" w:hAnsi="Calibri" w:cs="Calibri"/>
+                <w:color w:val="222222"/>
+                <w:sz w:val="20"/>
+                <w:szCs w:val="20"/>
+              </w:rPr>
+              <w:t>La innovación de producto (incluir al trabajador mayor) es de Joaquín. La mía es no meter a Mitzi y al POS en la misma aplicación.</w:t>
             </w:r>
           </w:p>
         </w:tc>
@@ -6295,7 +5180,7 @@
                 <w:sz w:val="20"/>
                 <w:szCs w:val="20"/>
               </w:rPr>
-              <w:t>Desarrollar la habilidad emprendedora en el ámbito de la especialidad.</w:t>
+              <w:t>Habilidad emprendedora.</w:t>
             </w:r>
           </w:p>
         </w:tc>
@@ -6337,45 +5222,45 @@
                 <w:sz w:val="20"/>
                 <w:szCs w:val="20"/>
               </w:rPr>
-              <w:t>En desarrollo</w:t>
-            </w:r>
-          </w:p>
-        </w:tc>
-        <w:tc>
-          <w:tcPr>
-            <w:tcW w:w="0" w:type="auto"/>
-            <w:tcBorders>
-              <w:top w:val="single" w:sz="6" w:space="0" w:color="8FAADC"/>
-              <w:left w:val="single" w:sz="6" w:space="0" w:color="8FAADC"/>
-              <w:bottom w:val="single" w:sz="6" w:space="0" w:color="8FAADC"/>
-              <w:right w:val="single" w:sz="6" w:space="0" w:color="8FAADC"/>
-            </w:tcBorders>
-            <w:tcMar>
-              <w:top w:w="100" w:type="dxa"/>
-              <w:left w:w="120" w:type="dxa"/>
-              <w:bottom w:w="100" w:type="dxa"/>
-              <w:right w:w="120" w:type="dxa"/>
-            </w:tcMar>
-            <w:hideMark/>
-          </w:tcPr>
-          <w:p>
-            <w:pPr>
-              <w:spacing w:before="160" w:after="240"/>
-              <w:rPr>
-                <w:rFonts w:ascii="Calibri" w:eastAsia="Times New Roman" w:hAnsi="Calibri" w:cs="Calibri"/>
-                <w:color w:val="222222"/>
-                <w:sz w:val="20"/>
-                <w:szCs w:val="20"/>
-              </w:rPr>
-            </w:pPr>
-            <w:r>
-              <w:rPr>
-                <w:rFonts w:ascii="Calibri" w:eastAsia="Times New Roman" w:hAnsi="Calibri" w:cs="Calibri"/>
-                <w:color w:val="222222"/>
-                <w:sz w:val="20"/>
-                <w:szCs w:val="20"/>
-              </w:rPr>
-              <w:t>El proyecto nace del local de Mitzi, no de una idea de laboratorio. Hay rubro (limpieza), usuario (trabajador mayor) y pagos chilenos. Joaquín prioriza como producto; yo traduzco esa prioridad a arquitectura.</w:t>
+              <w:t>Inicial / En desarrollo</w:t>
+            </w:r>
+          </w:p>
+        </w:tc>
+        <w:tc>
+          <w:tcPr>
+            <w:tcW w:w="0" w:type="auto"/>
+            <w:tcBorders>
+              <w:top w:val="single" w:sz="6" w:space="0" w:color="8FAADC"/>
+              <w:left w:val="single" w:sz="6" w:space="0" w:color="8FAADC"/>
+              <w:bottom w:val="single" w:sz="6" w:space="0" w:color="8FAADC"/>
+              <w:right w:val="single" w:sz="6" w:space="0" w:color="8FAADC"/>
+            </w:tcBorders>
+            <w:tcMar>
+              <w:top w:w="100" w:type="dxa"/>
+              <w:left w:w="120" w:type="dxa"/>
+              <w:bottom w:w="100" w:type="dxa"/>
+              <w:right w:w="120" w:type="dxa"/>
+            </w:tcMar>
+            <w:hideMark/>
+          </w:tcPr>
+          <w:p>
+            <w:pPr>
+              <w:spacing w:before="160" w:after="240"/>
+              <w:rPr>
+                <w:rFonts w:ascii="Calibri" w:eastAsia="Times New Roman" w:hAnsi="Calibri" w:cs="Calibri"/>
+                <w:color w:val="222222"/>
+                <w:sz w:val="20"/>
+                <w:szCs w:val="20"/>
+              </w:rPr>
+            </w:pPr>
+            <w:r>
+              <w:rPr>
+                <w:rFonts w:ascii="Calibri" w:eastAsia="Times New Roman" w:hAnsi="Calibri" w:cs="Calibri"/>
+                <w:color w:val="222222"/>
+                <w:sz w:val="20"/>
+                <w:szCs w:val="20"/>
+              </w:rPr>
+              <w:t>Dimensionar qué cabe en un ramo a nivel técnico. Recortar el alcance de producto es de Joaquín.</w:t>
             </w:r>
           </w:p>
         </w:tc>
@@ -6418,7 +5303,7 @@
                 <w:sz w:val="20"/>
                 <w:szCs w:val="20"/>
               </w:rPr>
-              <w:t>Trabajar en equipo y reconocer un desempeño profesional correcto en informática.</w:t>
+              <w:t>Trabajar en equipo.</w:t>
             </w:r>
           </w:p>
         </w:tc>
@@ -6498,7 +5383,7 @@
                 <w:sz w:val="20"/>
                 <w:szCs w:val="20"/>
               </w:rPr>
-              <w:t>Roles de la propuesta, sin mezclarlos: Joaquín coordina; yo diseño y desarrollo el sistema; Benjamín integra pagos, pedidos y operación. Mitzi no se presenta como integrante. En Fase 2 el repositorio debe mostrar el aporte de cada uno: la pauta lo evalúa de forma explícita.</w:t>
+              <w:t>Dejar contratos de API para Benjamín y aceptar el backlog de Joaquín. En Fase 2 mis archivos y commits tienen que decir Cariqueo, no “el sistema entero”.</w:t>
             </w:r>
           </w:p>
         </w:tc>
@@ -6541,7 +5426,7 @@
                 <w:sz w:val="20"/>
                 <w:szCs w:val="20"/>
               </w:rPr>
-              <w:t>Ética profesional y aprendizaje permanente.</w:t>
+              <w:t>Ética profesional.</w:t>
             </w:r>
           </w:p>
         </w:tc>
@@ -6621,7 +5506,7 @@
                 <w:sz w:val="20"/>
                 <w:szCs w:val="20"/>
               </w:rPr>
-              <w:t>Se corrigió el relato cuando estaba mal: no es kiosco, no se mencionan bebidas, no hay fotos de personas, Mitzi no es integrante, el usuario del POS no somos nosotros. Cambiar el diseño (retiro, 2FA, admin en escritorio) es no forzar al local a un sistema que lo deja fuera.</w:t>
+              <w:t>Implementar 2FA y no mezclar admin con venta. No forzar un POS ilegible. No presentar el trabajo de ellos como mío.</w:t>
             </w:r>
           </w:p>
         </w:tc>
@@ -6640,7 +5525,7 @@
           <w:rFonts w:ascii="Calibri" w:eastAsia="Times New Roman" w:hAnsi="Calibri" w:cs="Calibri"/>
           <w:lang w:val="es-ES"/>
         </w:rPr>
-        <w:t>9. Fortalezas identificadas en Fase 1</w:t>
+        <w:t>9. Fortalezas, brechas y compromiso</w:t>
       </w:r>
     </w:p>
     <w:p>
@@ -6664,7 +5549,7 @@
           <w:szCs w:val="22"/>
           <w:lang w:val="es-ES"/>
         </w:rPr>
-        <w:t>Traducir un problema de negocio a las tres puertas.</w:t>
+        <w:t>Fortalezas mías.</w:t>
       </w:r>
       <w:r>
         <w:rPr>
@@ -6674,7 +5559,17 @@
           <w:szCs w:val="22"/>
           <w:lang w:val="es-ES"/>
         </w:rPr>
-        <w:t xml:space="preserve"> Pasar de “el cuaderno no da” a web, POS y escritorio, con un backend común. Coincide con el rol que asumí en la propuesta.</w:t>
+        <w:t xml:space="preserve"> </w:t>
+      </w:r>
+      <w:r>
+        <w:rPr>
+          <w:rFonts w:ascii="Calibri" w:hAnsi="Calibri" w:cs="Calibri"/>
+          <w:color w:val="222222"/>
+          <w:sz w:val="22"/>
+          <w:szCs w:val="22"/>
+          <w:lang w:val="es-ES"/>
+        </w:rPr>
+        <w:t>Cortar las tres puertas. Backend común. Escritorio con Authenticator. Modelo de stock. No mezclar a Mitzi con el mostrador.</w:t>
       </w:r>
     </w:p>
     <w:p>
@@ -6698,7 +5593,7 @@
           <w:szCs w:val="22"/>
           <w:lang w:val="es-ES"/>
         </w:rPr>
-        <w:t>Decidir con el usuario en el centro.</w:t>
+        <w:t>Lo que ya no presento como mío.</w:t>
       </w:r>
       <w:r>
         <w:rPr>
@@ -6708,7 +5603,7 @@
           <w:szCs w:val="22"/>
           <w:lang w:val="es-ES"/>
         </w:rPr>
-        <w:t xml:space="preserve"> Descartar WhatsApp, sacar el admin de la tablet y exigir nombre y teléfono al retirar. El usuario del POS es el trabajador mayor; Mitzi administra aparte.</w:t>
+        <w:t xml:space="preserve"> Visión incluir / cuidar / ordenar; orden de sprints; relato de la PPT; TUU; Webpay; vuelto; pendientes versus entregados; criterio de “primer toque” como dueño de producto.</w:t>
       </w:r>
     </w:p>
     <w:p>
@@ -6732,7 +5627,7 @@
           <w:szCs w:val="22"/>
           <w:lang w:val="es-ES"/>
         </w:rPr>
-        <w:t>Manejo del ciclo que me corresponde.</w:t>
+        <w:t>Brechas.</w:t>
       </w:r>
       <w:r>
         <w:rPr>
@@ -6742,854 +5637,7 @@
           <w:szCs w:val="22"/>
           <w:lang w:val="es-ES"/>
         </w:rPr>
-        <w:t xml:space="preserve"> API, interfaz táctil y escritorio. Eso me permite ver fallas de integración antes de que Benjamín las padezca en pagos u operación, o de que Joaquín priorice una función que rompe la arquitectura.</w:t>
-      </w:r>
-    </w:p>
-    <w:p>
-      <w:pPr>
-        <w:pStyle w:val="NormalWeb"/>
-        <w:rPr>
-          <w:rFonts w:ascii="Calibri" w:hAnsi="Calibri" w:cs="Calibri"/>
-          <w:color w:val="222222"/>
-          <w:sz w:val="22"/>
-          <w:szCs w:val="22"/>
-          <w:lang w:val="es-ES"/>
-        </w:rPr>
-      </w:pPr>
-      <w:r>
-        <w:rPr>
-          <w:rFonts w:ascii="Calibri" w:hAnsi="Calibri" w:cs="Calibri"/>
-          <w:b/>
-          <w:bCs/>
-          <w:color w:val="222222"/>
-          <w:sz w:val="22"/>
-          <w:szCs w:val="22"/>
-          <w:lang w:val="es-ES"/>
-        </w:rPr>
-        <w:t>Coherencia del relato con los roles.</w:t>
-      </w:r>
-      <w:r>
-        <w:rPr>
-          <w:rFonts w:ascii="Calibri" w:hAnsi="Calibri" w:cs="Calibri"/>
-          <w:color w:val="222222"/>
-          <w:sz w:val="22"/>
-          <w:szCs w:val="22"/>
-          <w:lang w:val="es-ES"/>
-        </w:rPr>
-        <w:t xml:space="preserve"> </w:t>
-      </w:r>
-      <w:r>
-        <w:rPr>
-          <w:rFonts w:ascii="Calibri" w:hAnsi="Calibri" w:cs="Calibri"/>
-          <w:color w:val="222222"/>
-          <w:sz w:val="22"/>
-          <w:szCs w:val="22"/>
-          <w:lang w:val="es-ES"/>
-        </w:rPr>
-        <w:t>Parcelación, limpieza, tres integrantes, dueña y trabajadores. El proyecto ya no se contradice.</w:t>
-      </w:r>
-    </w:p>
-    <w:p>
-      <w:pPr>
-        <w:pStyle w:val="Heading2"/>
-        <w:rPr>
-          <w:rFonts w:ascii="Calibri" w:eastAsia="Times New Roman" w:hAnsi="Calibri" w:cs="Calibri"/>
-          <w:lang w:val="es-ES"/>
-        </w:rPr>
-      </w:pPr>
-      <w:r>
-        <w:rPr>
-          <w:rFonts w:ascii="Calibri" w:eastAsia="Times New Roman" w:hAnsi="Calibri" w:cs="Calibri"/>
-          <w:lang w:val="es-ES"/>
-        </w:rPr>
-        <w:t>10. Brechas y plan de mejora</w:t>
-      </w:r>
-    </w:p>
-    <w:tbl>
-      <w:tblPr>
-        <w:tblW w:w="5000" w:type="pct"/>
-        <w:tblCellMar>
-          <w:top w:w="15" w:type="dxa"/>
-          <w:left w:w="15" w:type="dxa"/>
-          <w:bottom w:w="15" w:type="dxa"/>
-          <w:right w:w="15" w:type="dxa"/>
-        </w:tblCellMar>
-        <w:tblLook w:val="04A0" w:firstRow="1" w:lastRow="0" w:firstColumn="1" w:lastColumn="0" w:noHBand="0" w:noVBand="1"/>
-      </w:tblPr>
-      <w:tblGrid>
-        <w:gridCol w:w="2635"/>
-        <w:gridCol w:w="3389"/>
-        <w:gridCol w:w="3389"/>
-      </w:tblGrid>
-      <w:tr>
-        <w:trPr>
-          <w:cantSplit/>
-        </w:trPr>
-        <w:tc>
-          <w:tcPr>
-            <w:tcW w:w="1400" w:type="pct"/>
-            <w:shd w:val="clear" w:color="auto" w:fill="1F4E79"/>
-            <w:tcMar>
-              <w:top w:w="100" w:type="dxa"/>
-              <w:left w:w="120" w:type="dxa"/>
-              <w:bottom w:w="100" w:type="dxa"/>
-              <w:right w:w="120" w:type="dxa"/>
-            </w:tcMar>
-            <w:vAlign w:val="center"/>
-            <w:hideMark/>
-          </w:tcPr>
-          <w:p>
-            <w:pPr>
-              <w:spacing w:before="160" w:after="240"/>
-              <w:rPr>
-                <w:rFonts w:ascii="Calibri" w:eastAsia="Times New Roman" w:hAnsi="Calibri" w:cs="Calibri"/>
-                <w:b/>
-                <w:bCs/>
-                <w:color w:val="FFFFFF"/>
-                <w:sz w:val="20"/>
-                <w:szCs w:val="20"/>
-              </w:rPr>
-            </w:pPr>
-            <w:r>
-              <w:rPr>
-                <w:rFonts w:ascii="Calibri" w:eastAsia="Times New Roman" w:hAnsi="Calibri" w:cs="Calibri"/>
-                <w:b/>
-                <w:bCs/>
-                <w:color w:val="FFFFFF"/>
-                <w:sz w:val="20"/>
-                <w:szCs w:val="20"/>
-              </w:rPr>
-              <w:t>Brecha</w:t>
-            </w:r>
-          </w:p>
-        </w:tc>
-        <w:tc>
-          <w:tcPr>
-            <w:tcW w:w="1800" w:type="pct"/>
-            <w:shd w:val="clear" w:color="auto" w:fill="1F4E79"/>
-            <w:tcMar>
-              <w:top w:w="100" w:type="dxa"/>
-              <w:left w:w="120" w:type="dxa"/>
-              <w:bottom w:w="100" w:type="dxa"/>
-              <w:right w:w="120" w:type="dxa"/>
-            </w:tcMar>
-            <w:vAlign w:val="center"/>
-            <w:hideMark/>
-          </w:tcPr>
-          <w:p>
-            <w:pPr>
-              <w:spacing w:before="160" w:after="240"/>
-              <w:rPr>
-                <w:rFonts w:ascii="Calibri" w:eastAsia="Times New Roman" w:hAnsi="Calibri" w:cs="Calibri"/>
-                <w:b/>
-                <w:bCs/>
-                <w:color w:val="FFFFFF"/>
-                <w:sz w:val="20"/>
-                <w:szCs w:val="20"/>
-              </w:rPr>
-            </w:pPr>
-            <w:r>
-              <w:rPr>
-                <w:rFonts w:ascii="Calibri" w:eastAsia="Times New Roman" w:hAnsi="Calibri" w:cs="Calibri"/>
-                <w:b/>
-                <w:bCs/>
-                <w:color w:val="FFFFFF"/>
-                <w:sz w:val="20"/>
-                <w:szCs w:val="20"/>
-              </w:rPr>
-              <w:t>Por qué importa</w:t>
-            </w:r>
-          </w:p>
-        </w:tc>
-        <w:tc>
-          <w:tcPr>
-            <w:tcW w:w="0" w:type="auto"/>
-            <w:shd w:val="clear" w:color="auto" w:fill="1F4E79"/>
-            <w:tcMar>
-              <w:top w:w="100" w:type="dxa"/>
-              <w:left w:w="120" w:type="dxa"/>
-              <w:bottom w:w="100" w:type="dxa"/>
-              <w:right w:w="120" w:type="dxa"/>
-            </w:tcMar>
-            <w:vAlign w:val="center"/>
-            <w:hideMark/>
-          </w:tcPr>
-          <w:p>
-            <w:pPr>
-              <w:spacing w:before="160" w:after="240"/>
-              <w:rPr>
-                <w:rFonts w:ascii="Calibri" w:eastAsia="Times New Roman" w:hAnsi="Calibri" w:cs="Calibri"/>
-                <w:b/>
-                <w:bCs/>
-                <w:color w:val="FFFFFF"/>
-                <w:sz w:val="20"/>
-                <w:szCs w:val="20"/>
-              </w:rPr>
-            </w:pPr>
-            <w:r>
-              <w:rPr>
-                <w:rFonts w:ascii="Calibri" w:eastAsia="Times New Roman" w:hAnsi="Calibri" w:cs="Calibri"/>
-                <w:b/>
-                <w:bCs/>
-                <w:color w:val="FFFFFF"/>
-                <w:sz w:val="20"/>
-                <w:szCs w:val="20"/>
-              </w:rPr>
-              <w:t>Qué haré en Fase 2, desde mi rol</w:t>
-            </w:r>
-          </w:p>
-        </w:tc>
-      </w:tr>
-      <w:tr>
-        <w:trPr>
-          <w:cantSplit/>
-        </w:trPr>
-        <w:tc>
-          <w:tcPr>
-            <w:tcW w:w="0" w:type="auto"/>
-            <w:tcBorders>
-              <w:top w:val="single" w:sz="6" w:space="0" w:color="8FAADC"/>
-              <w:left w:val="single" w:sz="6" w:space="0" w:color="8FAADC"/>
-              <w:bottom w:val="single" w:sz="6" w:space="0" w:color="8FAADC"/>
-              <w:right w:val="single" w:sz="6" w:space="0" w:color="8FAADC"/>
-            </w:tcBorders>
-            <w:tcMar>
-              <w:top w:w="100" w:type="dxa"/>
-              <w:left w:w="120" w:type="dxa"/>
-              <w:bottom w:w="100" w:type="dxa"/>
-              <w:right w:w="120" w:type="dxa"/>
-            </w:tcMar>
-            <w:hideMark/>
-          </w:tcPr>
-          <w:p>
-            <w:pPr>
-              <w:spacing w:before="160" w:after="240"/>
-              <w:rPr>
-                <w:rFonts w:ascii="Calibri" w:eastAsia="Times New Roman" w:hAnsi="Calibri" w:cs="Calibri"/>
-                <w:color w:val="222222"/>
-                <w:sz w:val="20"/>
-                <w:szCs w:val="20"/>
-              </w:rPr>
-            </w:pPr>
-            <w:r>
-              <w:rPr>
-                <w:rFonts w:ascii="Calibri" w:eastAsia="Times New Roman" w:hAnsi="Calibri" w:cs="Calibri"/>
-                <w:color w:val="222222"/>
-                <w:sz w:val="20"/>
-                <w:szCs w:val="20"/>
-              </w:rPr>
-              <w:t>Pruebas poco formales</w:t>
-            </w:r>
-          </w:p>
-        </w:tc>
-        <w:tc>
-          <w:tcPr>
-            <w:tcW w:w="0" w:type="auto"/>
-            <w:tcBorders>
-              <w:top w:val="single" w:sz="6" w:space="0" w:color="8FAADC"/>
-              <w:left w:val="single" w:sz="6" w:space="0" w:color="8FAADC"/>
-              <w:bottom w:val="single" w:sz="6" w:space="0" w:color="8FAADC"/>
-              <w:right w:val="single" w:sz="6" w:space="0" w:color="8FAADC"/>
-            </w:tcBorders>
-            <w:tcMar>
-              <w:top w:w="100" w:type="dxa"/>
-              <w:left w:w="120" w:type="dxa"/>
-              <w:bottom w:w="100" w:type="dxa"/>
-              <w:right w:w="120" w:type="dxa"/>
-            </w:tcMar>
-            <w:hideMark/>
-          </w:tcPr>
-          <w:p>
-            <w:pPr>
-              <w:spacing w:before="160" w:after="240"/>
-              <w:rPr>
-                <w:rFonts w:ascii="Calibri" w:eastAsia="Times New Roman" w:hAnsi="Calibri" w:cs="Calibri"/>
-                <w:color w:val="222222"/>
-                <w:sz w:val="20"/>
-                <w:szCs w:val="20"/>
-              </w:rPr>
-            </w:pPr>
-            <w:r>
-              <w:rPr>
-                <w:rFonts w:ascii="Calibri" w:eastAsia="Times New Roman" w:hAnsi="Calibri" w:cs="Calibri"/>
-                <w:color w:val="222222"/>
-                <w:sz w:val="20"/>
-                <w:szCs w:val="20"/>
-              </w:rPr>
-              <w:t>La pauta pide evidencias con estándares de la disciplina.</w:t>
-            </w:r>
-          </w:p>
-        </w:tc>
-        <w:tc>
-          <w:tcPr>
-            <w:tcW w:w="0" w:type="auto"/>
-            <w:tcBorders>
-              <w:top w:val="single" w:sz="6" w:space="0" w:color="8FAADC"/>
-              <w:left w:val="single" w:sz="6" w:space="0" w:color="8FAADC"/>
-              <w:bottom w:val="single" w:sz="6" w:space="0" w:color="8FAADC"/>
-              <w:right w:val="single" w:sz="6" w:space="0" w:color="8FAADC"/>
-            </w:tcBorders>
-            <w:tcMar>
-              <w:top w:w="100" w:type="dxa"/>
-              <w:left w:w="120" w:type="dxa"/>
-              <w:bottom w:w="100" w:type="dxa"/>
-              <w:right w:w="120" w:type="dxa"/>
-            </w:tcMar>
-            <w:hideMark/>
-          </w:tcPr>
-          <w:p>
-            <w:pPr>
-              <w:spacing w:before="160" w:after="240"/>
-              <w:rPr>
-                <w:rFonts w:ascii="Calibri" w:eastAsia="Times New Roman" w:hAnsi="Calibri" w:cs="Calibri"/>
-                <w:color w:val="222222"/>
-                <w:sz w:val="20"/>
-                <w:szCs w:val="20"/>
-              </w:rPr>
-            </w:pPr>
-            <w:r>
-              <w:rPr>
-                <w:rFonts w:ascii="Calibri" w:eastAsia="Times New Roman" w:hAnsi="Calibri" w:cs="Calibri"/>
-                <w:color w:val="222222"/>
-                <w:sz w:val="20"/>
-                <w:szCs w:val="20"/>
-              </w:rPr>
-              <w:t>Armar casos de retiro, stock, 2FA y vuelto en el backend/POS. Coordinar con Benjamín los casos de TUU y Webpay, y con Joaquín qué se prueba primero en el local.</w:t>
-            </w:r>
-          </w:p>
-        </w:tc>
-      </w:tr>
-      <w:tr>
-        <w:trPr>
-          <w:cantSplit/>
-        </w:trPr>
-        <w:tc>
-          <w:tcPr>
-            <w:tcW w:w="0" w:type="auto"/>
-            <w:tcBorders>
-              <w:top w:val="single" w:sz="6" w:space="0" w:color="8FAADC"/>
-              <w:left w:val="single" w:sz="6" w:space="0" w:color="8FAADC"/>
-              <w:bottom w:val="single" w:sz="6" w:space="0" w:color="8FAADC"/>
-              <w:right w:val="single" w:sz="6" w:space="0" w:color="8FAADC"/>
-            </w:tcBorders>
-            <w:tcMar>
-              <w:top w:w="100" w:type="dxa"/>
-              <w:left w:w="120" w:type="dxa"/>
-              <w:bottom w:w="100" w:type="dxa"/>
-              <w:right w:w="120" w:type="dxa"/>
-            </w:tcMar>
-            <w:hideMark/>
-          </w:tcPr>
-          <w:p>
-            <w:pPr>
-              <w:spacing w:before="160" w:after="240"/>
-              <w:rPr>
-                <w:rFonts w:ascii="Calibri" w:eastAsia="Times New Roman" w:hAnsi="Calibri" w:cs="Calibri"/>
-                <w:color w:val="222222"/>
-                <w:sz w:val="20"/>
-                <w:szCs w:val="20"/>
-              </w:rPr>
-            </w:pPr>
-            <w:r>
-              <w:rPr>
-                <w:rFonts w:ascii="Calibri" w:eastAsia="Times New Roman" w:hAnsi="Calibri" w:cs="Calibri"/>
-                <w:color w:val="222222"/>
-                <w:sz w:val="20"/>
-                <w:szCs w:val="20"/>
-              </w:rPr>
-              <w:t>Documentación y nombres GitHub</w:t>
-            </w:r>
-          </w:p>
-        </w:tc>
-        <w:tc>
-          <w:tcPr>
-            <w:tcW w:w="0" w:type="auto"/>
-            <w:tcBorders>
-              <w:top w:val="single" w:sz="6" w:space="0" w:color="8FAADC"/>
-              <w:left w:val="single" w:sz="6" w:space="0" w:color="8FAADC"/>
-              <w:bottom w:val="single" w:sz="6" w:space="0" w:color="8FAADC"/>
-              <w:right w:val="single" w:sz="6" w:space="0" w:color="8FAADC"/>
-            </w:tcBorders>
-            <w:tcMar>
-              <w:top w:w="100" w:type="dxa"/>
-              <w:left w:w="120" w:type="dxa"/>
-              <w:bottom w:w="100" w:type="dxa"/>
-              <w:right w:w="120" w:type="dxa"/>
-            </w:tcMar>
-            <w:hideMark/>
-          </w:tcPr>
-          <w:p>
-            <w:pPr>
-              <w:spacing w:before="160" w:after="240"/>
-              <w:rPr>
-                <w:rFonts w:ascii="Calibri" w:eastAsia="Times New Roman" w:hAnsi="Calibri" w:cs="Calibri"/>
-                <w:color w:val="222222"/>
-                <w:sz w:val="20"/>
-                <w:szCs w:val="20"/>
-              </w:rPr>
-            </w:pPr>
-            <w:r>
-              <w:rPr>
-                <w:rFonts w:ascii="Calibri" w:eastAsia="Times New Roman" w:hAnsi="Calibri" w:cs="Calibri"/>
-                <w:color w:val="222222"/>
-                <w:sz w:val="20"/>
-                <w:szCs w:val="20"/>
-              </w:rPr>
-              <w:t>Ev2 pondera estructura, nombres y aporte visible de cada integrante.</w:t>
-            </w:r>
-          </w:p>
-        </w:tc>
-        <w:tc>
-          <w:tcPr>
-            <w:tcW w:w="0" w:type="auto"/>
-            <w:tcBorders>
-              <w:top w:val="single" w:sz="6" w:space="0" w:color="8FAADC"/>
-              <w:left w:val="single" w:sz="6" w:space="0" w:color="8FAADC"/>
-              <w:bottom w:val="single" w:sz="6" w:space="0" w:color="8FAADC"/>
-              <w:right w:val="single" w:sz="6" w:space="0" w:color="8FAADC"/>
-            </w:tcBorders>
-            <w:tcMar>
-              <w:top w:w="100" w:type="dxa"/>
-              <w:left w:w="120" w:type="dxa"/>
-              <w:bottom w:w="100" w:type="dxa"/>
-              <w:right w:w="120" w:type="dxa"/>
-            </w:tcMar>
-            <w:hideMark/>
-          </w:tcPr>
-          <w:p>
-            <w:pPr>
-              <w:spacing w:before="160" w:after="240"/>
-              <w:rPr>
-                <w:rFonts w:ascii="Calibri" w:eastAsia="Times New Roman" w:hAnsi="Calibri" w:cs="Calibri"/>
-                <w:color w:val="222222"/>
-                <w:sz w:val="20"/>
-                <w:szCs w:val="20"/>
-              </w:rPr>
-            </w:pPr>
-            <w:r>
-              <w:rPr>
-                <w:rFonts w:ascii="Calibri" w:eastAsia="Times New Roman" w:hAnsi="Calibri" w:cs="Calibri"/>
-                <w:color w:val="222222"/>
-                <w:sz w:val="20"/>
-                <w:szCs w:val="20"/>
-              </w:rPr>
-              <w:t xml:space="preserve">Subir evidencias como </w:t>
-            </w:r>
-            <w:r>
-              <w:rPr>
-                <w:rFonts w:ascii="Calibri" w:eastAsia="Times New Roman" w:hAnsi="Calibri" w:cs="Calibri"/>
-                <w:i/>
-                <w:iCs/>
-                <w:color w:val="222222"/>
-                <w:sz w:val="20"/>
-                <w:szCs w:val="20"/>
-              </w:rPr>
-              <w:t>Cariqueo_Ariel_…</w:t>
-            </w:r>
-            <w:r>
-              <w:rPr>
-                <w:rFonts w:ascii="Calibri" w:eastAsia="Times New Roman" w:hAnsi="Calibri" w:cs="Calibri"/>
-                <w:color w:val="222222"/>
-                <w:sz w:val="20"/>
-                <w:szCs w:val="20"/>
-              </w:rPr>
-              <w:t xml:space="preserve"> en </w:t>
-            </w:r>
-            <w:r>
-              <w:rPr>
-                <w:rFonts w:ascii="Calibri" w:eastAsia="Times New Roman" w:hAnsi="Calibri" w:cs="Calibri"/>
-                <w:i/>
-                <w:iCs/>
-                <w:color w:val="222222"/>
-                <w:sz w:val="20"/>
-                <w:szCs w:val="20"/>
-              </w:rPr>
-              <w:t>Fase 1 / Evidencias Individuales</w:t>
-            </w:r>
-            <w:r>
-              <w:rPr>
-                <w:rFonts w:ascii="Calibri" w:eastAsia="Times New Roman" w:hAnsi="Calibri" w:cs="Calibri"/>
-                <w:color w:val="222222"/>
-                <w:sz w:val="20"/>
-                <w:szCs w:val="20"/>
-              </w:rPr>
-              <w:t>. Commits con autoría. No mezclar en un mismo commit el trabajo de Benjamín o de Joaquín.</w:t>
-            </w:r>
-          </w:p>
-        </w:tc>
-      </w:tr>
-      <w:tr>
-        <w:trPr>
-          <w:cantSplit/>
-        </w:trPr>
-        <w:tc>
-          <w:tcPr>
-            <w:tcW w:w="0" w:type="auto"/>
-            <w:tcBorders>
-              <w:top w:val="single" w:sz="6" w:space="0" w:color="8FAADC"/>
-              <w:left w:val="single" w:sz="6" w:space="0" w:color="8FAADC"/>
-              <w:bottom w:val="single" w:sz="6" w:space="0" w:color="8FAADC"/>
-              <w:right w:val="single" w:sz="6" w:space="0" w:color="8FAADC"/>
-            </w:tcBorders>
-            <w:tcMar>
-              <w:top w:w="100" w:type="dxa"/>
-              <w:left w:w="120" w:type="dxa"/>
-              <w:bottom w:w="100" w:type="dxa"/>
-              <w:right w:w="120" w:type="dxa"/>
-            </w:tcMar>
-            <w:hideMark/>
-          </w:tcPr>
-          <w:p>
-            <w:pPr>
-              <w:spacing w:before="160" w:after="240"/>
-              <w:rPr>
-                <w:rFonts w:ascii="Calibri" w:eastAsia="Times New Roman" w:hAnsi="Calibri" w:cs="Calibri"/>
-                <w:color w:val="222222"/>
-                <w:sz w:val="20"/>
-                <w:szCs w:val="20"/>
-              </w:rPr>
-            </w:pPr>
-            <w:r>
-              <w:rPr>
-                <w:rFonts w:ascii="Calibri" w:eastAsia="Times New Roman" w:hAnsi="Calibri" w:cs="Calibri"/>
-                <w:color w:val="222222"/>
-                <w:sz w:val="20"/>
-                <w:szCs w:val="20"/>
-              </w:rPr>
-              <w:t>Modelo de datos no documentado como entregable</w:t>
-            </w:r>
-          </w:p>
-        </w:tc>
-        <w:tc>
-          <w:tcPr>
-            <w:tcW w:w="0" w:type="auto"/>
-            <w:tcBorders>
-              <w:top w:val="single" w:sz="6" w:space="0" w:color="8FAADC"/>
-              <w:left w:val="single" w:sz="6" w:space="0" w:color="8FAADC"/>
-              <w:bottom w:val="single" w:sz="6" w:space="0" w:color="8FAADC"/>
-              <w:right w:val="single" w:sz="6" w:space="0" w:color="8FAADC"/>
-            </w:tcBorders>
-            <w:tcMar>
-              <w:top w:w="100" w:type="dxa"/>
-              <w:left w:w="120" w:type="dxa"/>
-              <w:bottom w:w="100" w:type="dxa"/>
-              <w:right w:w="120" w:type="dxa"/>
-            </w:tcMar>
-            <w:hideMark/>
-          </w:tcPr>
-          <w:p>
-            <w:pPr>
-              <w:spacing w:before="160" w:after="240"/>
-              <w:rPr>
-                <w:rFonts w:ascii="Calibri" w:eastAsia="Times New Roman" w:hAnsi="Calibri" w:cs="Calibri"/>
-                <w:color w:val="222222"/>
-                <w:sz w:val="20"/>
-                <w:szCs w:val="20"/>
-              </w:rPr>
-            </w:pPr>
-            <w:r>
-              <w:rPr>
-                <w:rFonts w:ascii="Calibri" w:eastAsia="Times New Roman" w:hAnsi="Calibri" w:cs="Calibri"/>
-                <w:color w:val="222222"/>
-                <w:sz w:val="20"/>
-                <w:szCs w:val="20"/>
-              </w:rPr>
-              <w:t>Fase 2 pide evidencias de documentación, programación y datos.</w:t>
-            </w:r>
-          </w:p>
-        </w:tc>
-        <w:tc>
-          <w:tcPr>
-            <w:tcW w:w="0" w:type="auto"/>
-            <w:tcBorders>
-              <w:top w:val="single" w:sz="6" w:space="0" w:color="8FAADC"/>
-              <w:left w:val="single" w:sz="6" w:space="0" w:color="8FAADC"/>
-              <w:bottom w:val="single" w:sz="6" w:space="0" w:color="8FAADC"/>
-              <w:right w:val="single" w:sz="6" w:space="0" w:color="8FAADC"/>
-            </w:tcBorders>
-            <w:tcMar>
-              <w:top w:w="100" w:type="dxa"/>
-              <w:left w:w="120" w:type="dxa"/>
-              <w:bottom w:w="100" w:type="dxa"/>
-              <w:right w:w="120" w:type="dxa"/>
-            </w:tcMar>
-            <w:hideMark/>
-          </w:tcPr>
-          <w:p>
-            <w:pPr>
-              <w:spacing w:before="160" w:after="240"/>
-              <w:rPr>
-                <w:rFonts w:ascii="Calibri" w:eastAsia="Times New Roman" w:hAnsi="Calibri" w:cs="Calibri"/>
-                <w:color w:val="222222"/>
-                <w:sz w:val="20"/>
-                <w:szCs w:val="20"/>
-              </w:rPr>
-            </w:pPr>
-            <w:r>
-              <w:rPr>
-                <w:rFonts w:ascii="Calibri" w:eastAsia="Times New Roman" w:hAnsi="Calibri" w:cs="Calibri"/>
-                <w:color w:val="222222"/>
-                <w:sz w:val="20"/>
-                <w:szCs w:val="20"/>
-              </w:rPr>
-              <w:t>Diagrama de entidades, reglas de stock y diccionario breve de tablas (mi parte de diseño técnico).</w:t>
-            </w:r>
-          </w:p>
-        </w:tc>
-      </w:tr>
-      <w:tr>
-        <w:trPr>
-          <w:cantSplit/>
-        </w:trPr>
-        <w:tc>
-          <w:tcPr>
-            <w:tcW w:w="0" w:type="auto"/>
-            <w:tcBorders>
-              <w:top w:val="single" w:sz="6" w:space="0" w:color="8FAADC"/>
-              <w:left w:val="single" w:sz="6" w:space="0" w:color="8FAADC"/>
-              <w:bottom w:val="single" w:sz="6" w:space="0" w:color="8FAADC"/>
-              <w:right w:val="single" w:sz="6" w:space="0" w:color="8FAADC"/>
-            </w:tcBorders>
-            <w:tcMar>
-              <w:top w:w="100" w:type="dxa"/>
-              <w:left w:w="120" w:type="dxa"/>
-              <w:bottom w:w="100" w:type="dxa"/>
-              <w:right w:w="120" w:type="dxa"/>
-            </w:tcMar>
-            <w:hideMark/>
-          </w:tcPr>
-          <w:p>
-            <w:pPr>
-              <w:spacing w:before="160" w:after="240"/>
-              <w:rPr>
-                <w:rFonts w:ascii="Calibri" w:eastAsia="Times New Roman" w:hAnsi="Calibri" w:cs="Calibri"/>
-                <w:color w:val="222222"/>
-                <w:sz w:val="20"/>
-                <w:szCs w:val="20"/>
-              </w:rPr>
-            </w:pPr>
-            <w:r>
-              <w:rPr>
-                <w:rFonts w:ascii="Calibri" w:eastAsia="Times New Roman" w:hAnsi="Calibri" w:cs="Calibri"/>
-                <w:color w:val="222222"/>
-                <w:sz w:val="20"/>
-                <w:szCs w:val="20"/>
-              </w:rPr>
-              <w:t>Reportes de Mitzi aún débiles</w:t>
-            </w:r>
-          </w:p>
-        </w:tc>
-        <w:tc>
-          <w:tcPr>
-            <w:tcW w:w="0" w:type="auto"/>
-            <w:tcBorders>
-              <w:top w:val="single" w:sz="6" w:space="0" w:color="8FAADC"/>
-              <w:left w:val="single" w:sz="6" w:space="0" w:color="8FAADC"/>
-              <w:bottom w:val="single" w:sz="6" w:space="0" w:color="8FAADC"/>
-              <w:right w:val="single" w:sz="6" w:space="0" w:color="8FAADC"/>
-            </w:tcBorders>
-            <w:tcMar>
-              <w:top w:w="100" w:type="dxa"/>
-              <w:left w:w="120" w:type="dxa"/>
-              <w:bottom w:w="100" w:type="dxa"/>
-              <w:right w:w="120" w:type="dxa"/>
-            </w:tcMar>
-            <w:hideMark/>
-          </w:tcPr>
-          <w:p>
-            <w:pPr>
-              <w:spacing w:before="160" w:after="240"/>
-              <w:rPr>
-                <w:rFonts w:ascii="Calibri" w:eastAsia="Times New Roman" w:hAnsi="Calibri" w:cs="Calibri"/>
-                <w:color w:val="222222"/>
-                <w:sz w:val="20"/>
-                <w:szCs w:val="20"/>
-              </w:rPr>
-            </w:pPr>
-            <w:r>
-              <w:rPr>
-                <w:rFonts w:ascii="Calibri" w:eastAsia="Times New Roman" w:hAnsi="Calibri" w:cs="Calibri"/>
-                <w:color w:val="222222"/>
-                <w:sz w:val="20"/>
-                <w:szCs w:val="20"/>
-              </w:rPr>
-              <w:t>Objetivo específico 06 de la propuesta; puerta de administración.</w:t>
-            </w:r>
-          </w:p>
-        </w:tc>
-        <w:tc>
-          <w:tcPr>
-            <w:tcW w:w="0" w:type="auto"/>
-            <w:tcBorders>
-              <w:top w:val="single" w:sz="6" w:space="0" w:color="8FAADC"/>
-              <w:left w:val="single" w:sz="6" w:space="0" w:color="8FAADC"/>
-              <w:bottom w:val="single" w:sz="6" w:space="0" w:color="8FAADC"/>
-              <w:right w:val="single" w:sz="6" w:space="0" w:color="8FAADC"/>
-            </w:tcBorders>
-            <w:tcMar>
-              <w:top w:w="100" w:type="dxa"/>
-              <w:left w:w="120" w:type="dxa"/>
-              <w:bottom w:w="100" w:type="dxa"/>
-              <w:right w:w="120" w:type="dxa"/>
-            </w:tcMar>
-            <w:hideMark/>
-          </w:tcPr>
-          <w:p>
-            <w:pPr>
-              <w:spacing w:before="160" w:after="240"/>
-              <w:rPr>
-                <w:rFonts w:ascii="Calibri" w:eastAsia="Times New Roman" w:hAnsi="Calibri" w:cs="Calibri"/>
-                <w:color w:val="222222"/>
-                <w:sz w:val="20"/>
-                <w:szCs w:val="20"/>
-              </w:rPr>
-            </w:pPr>
-            <w:r>
-              <w:rPr>
-                <w:rFonts w:ascii="Calibri" w:eastAsia="Times New Roman" w:hAnsi="Calibri" w:cs="Calibri"/>
-                <w:color w:val="222222"/>
-                <w:sz w:val="20"/>
-                <w:szCs w:val="20"/>
-              </w:rPr>
-              <w:t>Cerrar pantallas de stock bajo, cierre de caja y pedidos entregados versus pendientes en la app de escritorio.</w:t>
-            </w:r>
-          </w:p>
-        </w:tc>
-      </w:tr>
-      <w:tr>
-        <w:trPr>
-          <w:cantSplit/>
-        </w:trPr>
-        <w:tc>
-          <w:tcPr>
-            <w:tcW w:w="0" w:type="auto"/>
-            <w:tcBorders>
-              <w:top w:val="single" w:sz="6" w:space="0" w:color="8FAADC"/>
-              <w:left w:val="single" w:sz="6" w:space="0" w:color="8FAADC"/>
-              <w:bottom w:val="single" w:sz="6" w:space="0" w:color="8FAADC"/>
-              <w:right w:val="single" w:sz="6" w:space="0" w:color="8FAADC"/>
-            </w:tcBorders>
-            <w:tcMar>
-              <w:top w:w="100" w:type="dxa"/>
-              <w:left w:w="120" w:type="dxa"/>
-              <w:bottom w:w="100" w:type="dxa"/>
-              <w:right w:w="120" w:type="dxa"/>
-            </w:tcMar>
-            <w:hideMark/>
-          </w:tcPr>
-          <w:p>
-            <w:pPr>
-              <w:spacing w:before="160" w:after="240"/>
-              <w:rPr>
-                <w:rFonts w:ascii="Calibri" w:eastAsia="Times New Roman" w:hAnsi="Calibri" w:cs="Calibri"/>
-                <w:color w:val="222222"/>
-                <w:sz w:val="20"/>
-                <w:szCs w:val="20"/>
-              </w:rPr>
-            </w:pPr>
-            <w:r>
-              <w:rPr>
-                <w:rFonts w:ascii="Calibri" w:eastAsia="Times New Roman" w:hAnsi="Calibri" w:cs="Calibri"/>
-                <w:color w:val="222222"/>
-                <w:sz w:val="20"/>
-                <w:szCs w:val="20"/>
-              </w:rPr>
-              <w:t>Claves y seguridad de desarrollo</w:t>
-            </w:r>
-          </w:p>
-        </w:tc>
-        <w:tc>
-          <w:tcPr>
-            <w:tcW w:w="0" w:type="auto"/>
-            <w:tcBorders>
-              <w:top w:val="single" w:sz="6" w:space="0" w:color="8FAADC"/>
-              <w:left w:val="single" w:sz="6" w:space="0" w:color="8FAADC"/>
-              <w:bottom w:val="single" w:sz="6" w:space="0" w:color="8FAADC"/>
-              <w:right w:val="single" w:sz="6" w:space="0" w:color="8FAADC"/>
-            </w:tcBorders>
-            <w:tcMar>
-              <w:top w:w="100" w:type="dxa"/>
-              <w:left w:w="120" w:type="dxa"/>
-              <w:bottom w:w="100" w:type="dxa"/>
-              <w:right w:w="120" w:type="dxa"/>
-            </w:tcMar>
-            <w:hideMark/>
-          </w:tcPr>
-          <w:p>
-            <w:pPr>
-              <w:spacing w:before="160" w:after="240"/>
-              <w:rPr>
-                <w:rFonts w:ascii="Calibri" w:eastAsia="Times New Roman" w:hAnsi="Calibri" w:cs="Calibri"/>
-                <w:color w:val="222222"/>
-                <w:sz w:val="20"/>
-                <w:szCs w:val="20"/>
-              </w:rPr>
-            </w:pPr>
-            <w:r>
-              <w:rPr>
-                <w:rFonts w:ascii="Calibri" w:eastAsia="Times New Roman" w:hAnsi="Calibri" w:cs="Calibri"/>
-                <w:color w:val="222222"/>
-                <w:sz w:val="20"/>
-                <w:szCs w:val="20"/>
-              </w:rPr>
-              <w:t>Seguridad es competencia de especialidad y parte del escritorio (mi rol).</w:t>
-            </w:r>
-          </w:p>
-        </w:tc>
-        <w:tc>
-          <w:tcPr>
-            <w:tcW w:w="0" w:type="auto"/>
-            <w:tcBorders>
-              <w:top w:val="single" w:sz="6" w:space="0" w:color="8FAADC"/>
-              <w:left w:val="single" w:sz="6" w:space="0" w:color="8FAADC"/>
-              <w:bottom w:val="single" w:sz="6" w:space="0" w:color="8FAADC"/>
-              <w:right w:val="single" w:sz="6" w:space="0" w:color="8FAADC"/>
-            </w:tcBorders>
-            <w:tcMar>
-              <w:top w:w="100" w:type="dxa"/>
-              <w:left w:w="120" w:type="dxa"/>
-              <w:bottom w:w="100" w:type="dxa"/>
-              <w:right w:w="120" w:type="dxa"/>
-            </w:tcMar>
-            <w:hideMark/>
-          </w:tcPr>
-          <w:p>
-            <w:pPr>
-              <w:spacing w:before="160" w:after="240"/>
-              <w:rPr>
-                <w:rFonts w:ascii="Calibri" w:eastAsia="Times New Roman" w:hAnsi="Calibri" w:cs="Calibri"/>
-                <w:color w:val="222222"/>
-                <w:sz w:val="20"/>
-                <w:szCs w:val="20"/>
-              </w:rPr>
-            </w:pPr>
-            <w:r>
-              <w:rPr>
-                <w:rFonts w:ascii="Calibri" w:eastAsia="Times New Roman" w:hAnsi="Calibri" w:cs="Calibri"/>
-                <w:color w:val="222222"/>
-                <w:sz w:val="20"/>
-                <w:szCs w:val="20"/>
-              </w:rPr>
-              <w:t>Sacar claves provisionales y documentar el enrolamiento de Authenticator y el flujo de retiro.</w:t>
-            </w:r>
-          </w:p>
-        </w:tc>
-      </w:tr>
-    </w:tbl>
-    <w:p>
-      <w:pPr>
-        <w:pStyle w:val="Heading2"/>
-        <w:rPr>
-          <w:rFonts w:ascii="Calibri" w:eastAsia="Times New Roman" w:hAnsi="Calibri" w:cs="Calibri"/>
-          <w:lang w:val="es-ES"/>
-        </w:rPr>
-      </w:pPr>
-      <w:r>
-        <w:rPr>
-          <w:rFonts w:ascii="Calibri" w:eastAsia="Times New Roman" w:hAnsi="Calibri" w:cs="Calibri"/>
-          <w:lang w:val="es-ES"/>
-        </w:rPr>
-        <w:t>11. Conclusión y compromiso</w:t>
+        <w:t xml:space="preserve"> Documentar el modelo. Probar 2FA y stock con casos escritos. Commits solo de arquitectura.</w:t>
       </w:r>
     </w:p>
     <w:p>
@@ -7611,29 +5659,7 @@
           <w:szCs w:val="22"/>
           <w:lang w:val="es-ES"/>
         </w:rPr>
-        <w:t>En Fase 1 el Proyecto APT quedó definido según la propuesta: problema, usuarios, tres puertas, objetivos y metodología ágil. Se relaciona con mi perfil de egreso y con el rol que asumí —arquitectura y desarrollo—, no con el de jefe de proyecto ni con el de integraciones. No me autoevalúo en “destacado”: esa nota se demuestra en la implementación y en las evidencias de Fase 2 y 3.</w:t>
-      </w:r>
-    </w:p>
-    <w:p>
-      <w:pPr>
-        <w:pStyle w:val="NormalWeb"/>
-        <w:rPr>
-          <w:rFonts w:ascii="Calibri" w:hAnsi="Calibri" w:cs="Calibri"/>
-          <w:color w:val="222222"/>
-          <w:sz w:val="22"/>
-          <w:szCs w:val="22"/>
-          <w:lang w:val="es-ES"/>
-        </w:rPr>
-      </w:pPr>
-      <w:r>
-        <w:rPr>
-          <w:rFonts w:ascii="Calibri" w:hAnsi="Calibri" w:cs="Calibri"/>
-          <w:color w:val="222222"/>
-          <w:sz w:val="22"/>
-          <w:szCs w:val="22"/>
-          <w:lang w:val="es-ES"/>
-        </w:rPr>
-        <w:t>Mi compromiso: (1) dejar arquitectura y código con evidencia trazable en Git, con mi nombre; (2) documentar datos, pruebas y decisiones técnicas; (3) respetar los roles de Joaquín y Benjamín, visibles en el repositorio; (4) no perder de vista al usuario del POS. Si el trabajador mayor no puede vender en la tablet, el proyecto no cumple su objetivo, aunque el código esté “bien hecho”.</w:t>
+        <w:t>Bajo de “Logrado” a “En desarrollo” la competencia de propuesta de solución, porque esa lámina es de Joaquín. Me dejo “Logrado” en modelo arquitectónico, que es lo que me toca. Compromiso: no volver a escribir como si yo fuera el proyecto entero.</w:t>
       </w:r>
     </w:p>
     <w:tbl>
@@ -7653,7 +5679,7 @@
       </w:tblGrid>
       <w:tr>
         <w:trPr>
-          <w:divId w:val="374160055"/>
+          <w:divId w:val="2040398514"/>
           <w:cantSplit/>
         </w:trPr>
         <w:tc>
@@ -7735,7 +5761,7 @@
       </w:tr>
       <w:tr>
         <w:trPr>
-          <w:divId w:val="374160055"/>
+          <w:divId w:val="2040398514"/>
           <w:cantSplit/>
         </w:trPr>
         <w:tc>
@@ -7817,7 +5843,7 @@
       </w:tr>
       <w:tr>
         <w:trPr>
-          <w:divId w:val="374160055"/>
+          <w:divId w:val="2040398514"/>
           <w:cantSplit/>
         </w:trPr>
         <w:tc>
@@ -7854,52 +5880,52 @@
                 <w:sz w:val="20"/>
                 <w:szCs w:val="20"/>
               </w:rPr>
-              <w:t>Proyecto APT</w:t>
-            </w:r>
-          </w:p>
-        </w:tc>
-        <w:tc>
-          <w:tcPr>
-            <w:tcW w:w="0" w:type="auto"/>
-            <w:tcBorders>
-              <w:top w:val="single" w:sz="6" w:space="0" w:color="8FAADC"/>
-              <w:left w:val="single" w:sz="6" w:space="0" w:color="8FAADC"/>
-              <w:bottom w:val="single" w:sz="6" w:space="0" w:color="8FAADC"/>
-              <w:right w:val="single" w:sz="6" w:space="0" w:color="8FAADC"/>
-            </w:tcBorders>
-            <w:tcMar>
-              <w:top w:w="100" w:type="dxa"/>
-              <w:left w:w="120" w:type="dxa"/>
-              <w:bottom w:w="100" w:type="dxa"/>
-              <w:right w:w="120" w:type="dxa"/>
-            </w:tcMar>
-            <w:hideMark/>
-          </w:tcPr>
-          <w:p>
-            <w:pPr>
-              <w:spacing w:before="160" w:after="240"/>
-              <w:rPr>
-                <w:rFonts w:ascii="Calibri" w:eastAsia="Times New Roman" w:hAnsi="Calibri" w:cs="Calibri"/>
-                <w:color w:val="222222"/>
-                <w:sz w:val="20"/>
-                <w:szCs w:val="20"/>
-              </w:rPr>
-            </w:pPr>
-            <w:r>
-              <w:rPr>
-                <w:rFonts w:ascii="Calibri" w:eastAsia="Times New Roman" w:hAnsi="Calibri" w:cs="Calibri"/>
-                <w:color w:val="222222"/>
-                <w:sz w:val="20"/>
-                <w:szCs w:val="20"/>
-              </w:rPr>
-              <w:t>La 200 — equipo: Joaquín Díaz, Ariel Cariqueo, Benjamín Repetto</w:t>
+              <w:t>No cubre este documento</w:t>
+            </w:r>
+          </w:p>
+        </w:tc>
+        <w:tc>
+          <w:tcPr>
+            <w:tcW w:w="0" w:type="auto"/>
+            <w:tcBorders>
+              <w:top w:val="single" w:sz="6" w:space="0" w:color="8FAADC"/>
+              <w:left w:val="single" w:sz="6" w:space="0" w:color="8FAADC"/>
+              <w:bottom w:val="single" w:sz="6" w:space="0" w:color="8FAADC"/>
+              <w:right w:val="single" w:sz="6" w:space="0" w:color="8FAADC"/>
+            </w:tcBorders>
+            <w:tcMar>
+              <w:top w:w="100" w:type="dxa"/>
+              <w:left w:w="120" w:type="dxa"/>
+              <w:bottom w:w="100" w:type="dxa"/>
+              <w:right w:w="120" w:type="dxa"/>
+            </w:tcMar>
+            <w:hideMark/>
+          </w:tcPr>
+          <w:p>
+            <w:pPr>
+              <w:spacing w:before="160" w:after="240"/>
+              <w:rPr>
+                <w:rFonts w:ascii="Calibri" w:eastAsia="Times New Roman" w:hAnsi="Calibri" w:cs="Calibri"/>
+                <w:color w:val="222222"/>
+                <w:sz w:val="20"/>
+                <w:szCs w:val="20"/>
+              </w:rPr>
+            </w:pPr>
+            <w:r>
+              <w:rPr>
+                <w:rFonts w:ascii="Calibri" w:eastAsia="Times New Roman" w:hAnsi="Calibri" w:cs="Calibri"/>
+                <w:color w:val="222222"/>
+                <w:sz w:val="20"/>
+                <w:szCs w:val="20"/>
+              </w:rPr>
+              <w:t>Jefatura (Joaquín Díaz); pagos, pedidos y operación (Benjamín Repetto)</w:t>
             </w:r>
           </w:p>
         </w:tc>
       </w:tr>
       <w:tr>
         <w:trPr>
-          <w:divId w:val="374160055"/>
+          <w:divId w:val="2040398514"/>
           <w:cantSplit/>
         </w:trPr>
         <w:tc>
@@ -7981,7 +6007,7 @@
       </w:tr>
       <w:tr>
         <w:trPr>
-          <w:divId w:val="374160055"/>
+          <w:divId w:val="2040398514"/>
           <w:cantSplit/>
         </w:trPr>
         <w:tc>
@@ -8066,7 +6092,7 @@
       <w:pPr>
         <w:pStyle w:val="small"/>
         <w:spacing w:before="0" w:beforeAutospacing="0" w:after="160" w:afterAutospacing="0"/>
-        <w:divId w:val="374160055"/>
+        <w:divId w:val="2040398514"/>
         <w:rPr>
           <w:rFonts w:ascii="Calibri" w:hAnsi="Calibri" w:cs="Calibri"/>
           <w:sz w:val="18"/>
@@ -8079,7 +6105,7 @@
           <w:sz w:val="18"/>
           <w:lang w:val="es-ES"/>
         </w:rPr>
-        <w:t>Documento individual Fase 1. Nombre de archivo según formato institucional: Cariqueo_Ariel_1.1_APT122_AutoevaluacionCompetenciasFase1.docx — carpeta Evidencias Individuales.</w:t>
+        <w:t>Documento individual Fase 1. Cariqueo_Ariel_1.1_APT122_AutoevaluacionCompetenciasFase1.docx — Evidencias Individuales.</w:t>
       </w:r>
     </w:p>
     <w:sectPr>
@@ -8090,7 +6116,7 @@
       <w:headerReference w:type="first" r:id="rId10"/>
       <w:footerReference w:type="first" r:id="rId11"/>
       <w:pgSz w:w="11907" w:h="16839"/>
-      <w:pgMar w:top="1134" w:right="1247" w:bottom="1134" w:left="1247" w:header="567" w:footer="567" w:gutter="0"/>
+      <w:pgMar w:top="1134" w:right="1247" w:bottom="1134" w:left="1247" w:header="720" w:footer="720" w:gutter="0"/>
       <w:cols w:space="720"/>
       <w:docGrid w:linePitch="360"/>
     </w:sectPr>
@@ -8143,7 +6169,7 @@
         <w:rFonts w:ascii="Calibri" w:hAnsi="Calibri" w:cs="Calibri"/>
         <w:sz w:val="18"/>
       </w:rPr>
-      <w:t xml:space="preserve">Cariqueo, Ariel  —  Proyecto APT La 200  —  Página </w:t>
+      <w:t xml:space="preserve">Ariel Cariqueo  —  Arquitectura y desarrollo  —  Página </w:t>
     </w:r>
     <w:r>
       <w:rPr>
@@ -8860,7 +6886,7 @@
     <w:link w:val="HeaderChar"/>
     <w:uiPriority w:val="99"/>
     <w:unhideWhenUsed/>
-    <w:rsid w:val="00C23273"/>
+    <w:rsid w:val="00021C32"/>
     <w:pPr>
       <w:tabs>
         <w:tab w:val="center" w:pos="4680"/>
@@ -8873,7 +6899,7 @@
     <w:basedOn w:val="DefaultParagraphFont"/>
     <w:link w:val="Header"/>
     <w:uiPriority w:val="99"/>
-    <w:rsid w:val="00C23273"/>
+    <w:rsid w:val="00021C32"/>
     <w:rPr>
       <w:rFonts w:eastAsiaTheme="minorEastAsia"/>
       <w:sz w:val="24"/>
@@ -8886,7 +6912,7 @@
     <w:link w:val="FooterChar"/>
     <w:uiPriority w:val="99"/>
     <w:unhideWhenUsed/>
-    <w:rsid w:val="00C23273"/>
+    <w:rsid w:val="00021C32"/>
     <w:pPr>
       <w:tabs>
         <w:tab w:val="center" w:pos="4680"/>
@@ -8899,7 +6925,7 @@
     <w:basedOn w:val="DefaultParagraphFont"/>
     <w:link w:val="Footer"/>
     <w:uiPriority w:val="99"/>
-    <w:rsid w:val="00C23273"/>
+    <w:rsid w:val="00021C32"/>
     <w:rPr>
       <w:rFonts w:eastAsiaTheme="minorEastAsia"/>
       <w:sz w:val="24"/>
